--- a/download/КП_Олимп_коммерческое_предложение.docx
+++ b/download/КП_Олимп_коммерческое_предложение.docx
@@ -117,7 +117,7 @@
                 <w:color w:val="FFFFFF"/>
                 <w:sz w:val="18"/>
               </w:rPr>
-              <w:t>Крупный город</w:t>
+              <w:t>Крупные города</w:t>
             </w:r>
           </w:p>
         </w:tc>
@@ -135,7 +135,7 @@
                 <w:color w:val="FFFFFF"/>
                 <w:sz w:val="18"/>
               </w:rPr>
-              <w:t>Город (чел.)</w:t>
+              <w:t>Города (чел.)</w:t>
             </w:r>
           </w:p>
         </w:tc>
@@ -248,7 +248,7 @@
                 <w:rFonts w:ascii="Inter" w:hAnsi="Inter"/>
                 <w:sz w:val="16"/>
               </w:rPr>
-              <w:t>Кемерово</w:t>
+              <w:t>Кемерово, Новокузнецк</w:t>
             </w:r>
           </w:p>
         </w:tc>
@@ -263,7 +263,7 @@
                 <w:rFonts w:ascii="Inter" w:hAnsi="Inter"/>
                 <w:sz w:val="16"/>
               </w:rPr>
-              <w:t>560 000</w:t>
+              <w:t>1 107 000</w:t>
             </w:r>
           </w:p>
         </w:tc>
@@ -313,7 +313,7 @@
                 <w:rFonts w:ascii="Inter" w:hAnsi="Inter"/>
                 <w:sz w:val="16"/>
               </w:rPr>
-              <w:t>Барнаул</w:t>
+              <w:t>Барнаул, Бийск</w:t>
             </w:r>
           </w:p>
         </w:tc>
@@ -329,7 +329,7 @@
                 <w:rFonts w:ascii="Inter" w:hAnsi="Inter"/>
                 <w:sz w:val="16"/>
               </w:rPr>
-              <w:t>640 000</w:t>
+              <w:t>823 000</w:t>
             </w:r>
           </w:p>
         </w:tc>
@@ -510,7 +510,7 @@
                 <w:b/>
                 <w:sz w:val="16"/>
               </w:rPr>
-              <w:t>—</w:t>
+              <w:t>5 городов</w:t>
             </w:r>
           </w:p>
         </w:tc>
@@ -527,7 +527,7 @@
                 <w:b/>
                 <w:sz w:val="16"/>
               </w:rPr>
-              <w:t>3 475 000</w:t>
+              <w:t>4 205 000</w:t>
             </w:r>
           </w:p>
         </w:tc>
@@ -541,7 +541,7 @@
           <w:color w:val="2F3A48"/>
           <w:sz w:val="18"/>
         </w:rPr>
-        <w:t>Совокупное население 5 регионов: 8 698 000 чел. · Городское население в крупных городах: 3 475 000 чел.</w:t>
+        <w:t>Совокупное население 5 регионов: 8 698 000 чел. · Население в ключевых городах (Новосибирск  Кемерово  Новокузнецк  Барнаул  Бийск  Томск  Горно-Алтайск): 4 205 000 чел.</w:t>
       </w:r>
     </w:p>
     <w:p>

--- a/download/КП_Олимп_коммерческое_предложение.docx
+++ b/download/КП_Олимп_коммерческое_предложение.docx
@@ -61,25 +61,28 @@
         <w:tblLook w:firstColumn="1" w:firstRow="1" w:lastColumn="0" w:lastRow="0" w:noHBand="0" w:noVBand="1" w:val="04A0"/>
       </w:tblPr>
       <w:tblGrid>
-        <w:gridCol w:w="2493"/>
-        <w:gridCol w:w="2493"/>
-        <w:gridCol w:w="2493"/>
-        <w:gridCol w:w="2493"/>
+        <w:gridCol w:w="2550"/>
+        <w:gridCol w:w="2550"/>
+        <w:gridCol w:w="2550"/>
+        <w:gridCol w:w="2550"/>
       </w:tblGrid>
       <w:tr>
         <w:tc>
           <w:tcPr>
-            <w:tcW w:type="dxa" w:w="2493"/>
+            <w:tcW w:type="dxa" w:w="2550"/>
             <w:shd w:fill="2F3A48" w:val="clear"/>
           </w:tcPr>
           <w:p>
+            <w:pPr>
+              <w:jc w:val="center"/>
+            </w:pPr>
             <w:r/>
             <w:r>
               <w:rPr>
                 <w:rFonts w:ascii="Inter" w:hAnsi="Inter"/>
                 <w:b/>
                 <w:color w:val="FFFFFF"/>
-                <w:sz w:val="18"/>
+                <w:sz w:val="16"/>
               </w:rPr>
               <w:t>Регион</w:t>
             </w:r>
@@ -87,17 +90,20 @@
         </w:tc>
         <w:tc>
           <w:tcPr>
-            <w:tcW w:type="dxa" w:w="2493"/>
+            <w:tcW w:type="dxa" w:w="2550"/>
             <w:shd w:fill="2F3A48" w:val="clear"/>
           </w:tcPr>
           <w:p>
+            <w:pPr>
+              <w:jc w:val="center"/>
+            </w:pPr>
             <w:r/>
             <w:r>
               <w:rPr>
                 <w:rFonts w:ascii="Inter" w:hAnsi="Inter"/>
                 <w:b/>
                 <w:color w:val="FFFFFF"/>
-                <w:sz w:val="18"/>
+                <w:sz w:val="16"/>
               </w:rPr>
               <w:t>Население (чел.)</w:t>
             </w:r>
@@ -105,35 +111,41 @@
         </w:tc>
         <w:tc>
           <w:tcPr>
-            <w:tcW w:type="dxa" w:w="2493"/>
+            <w:tcW w:type="dxa" w:w="2550"/>
             <w:shd w:fill="2F3A48" w:val="clear"/>
           </w:tcPr>
           <w:p>
+            <w:pPr>
+              <w:jc w:val="center"/>
+            </w:pPr>
             <w:r/>
             <w:r>
               <w:rPr>
                 <w:rFonts w:ascii="Inter" w:hAnsi="Inter"/>
                 <w:b/>
                 <w:color w:val="FFFFFF"/>
-                <w:sz w:val="18"/>
+                <w:sz w:val="16"/>
               </w:rPr>
-              <w:t>Крупные города</w:t>
+              <w:t>Ключевые города</w:t>
             </w:r>
           </w:p>
         </w:tc>
         <w:tc>
           <w:tcPr>
-            <w:tcW w:type="dxa" w:w="2493"/>
+            <w:tcW w:type="dxa" w:w="2550"/>
             <w:shd w:fill="2F3A48" w:val="clear"/>
           </w:tcPr>
           <w:p>
+            <w:pPr>
+              <w:jc w:val="center"/>
+            </w:pPr>
             <w:r/>
             <w:r>
               <w:rPr>
                 <w:rFonts w:ascii="Inter" w:hAnsi="Inter"/>
                 <w:b/>
                 <w:color w:val="FFFFFF"/>
-                <w:sz w:val="18"/>
+                <w:sz w:val="16"/>
               </w:rPr>
               <w:t>Города (чел.)</w:t>
             </w:r>
@@ -143,14 +155,19 @@
       <w:tr>
         <w:tc>
           <w:tcPr>
-            <w:tcW w:type="dxa" w:w="2493"/>
+            <w:tcW w:type="dxa" w:w="2550"/>
             <w:shd w:fill="F5F2EC" w:val="clear"/>
           </w:tcPr>
           <w:p>
+            <w:pPr>
+              <w:jc w:val="left"/>
+            </w:pPr>
             <w:r/>
             <w:r>
               <w:rPr>
                 <w:rFonts w:ascii="Inter" w:hAnsi="Inter"/>
+                <w:b w:val="0"/>
+                <w:color w:val="2F3A48"/>
                 <w:sz w:val="16"/>
               </w:rPr>
               <w:t>Новосибирская область</w:t>
@@ -159,14 +176,19 @@
         </w:tc>
         <w:tc>
           <w:tcPr>
-            <w:tcW w:type="dxa" w:w="2493"/>
+            <w:tcW w:type="dxa" w:w="2550"/>
             <w:shd w:fill="F5F2EC" w:val="clear"/>
           </w:tcPr>
           <w:p>
+            <w:pPr>
+              <w:jc w:val="right"/>
+            </w:pPr>
             <w:r/>
             <w:r>
               <w:rPr>
                 <w:rFonts w:ascii="Inter" w:hAnsi="Inter"/>
+                <w:b w:val="0"/>
+                <w:color w:val="2F3A48"/>
                 <w:sz w:val="16"/>
               </w:rPr>
               <w:t>2 786 500</w:t>
@@ -175,14 +197,19 @@
         </w:tc>
         <w:tc>
           <w:tcPr>
-            <w:tcW w:type="dxa" w:w="2493"/>
+            <w:tcW w:type="dxa" w:w="2550"/>
             <w:shd w:fill="F5F2EC" w:val="clear"/>
           </w:tcPr>
           <w:p>
+            <w:pPr>
+              <w:jc w:val="left"/>
+            </w:pPr>
             <w:r/>
             <w:r>
               <w:rPr>
                 <w:rFonts w:ascii="Inter" w:hAnsi="Inter"/>
+                <w:b w:val="0"/>
+                <w:color w:val="2F3A48"/>
                 <w:sz w:val="16"/>
               </w:rPr>
               <w:t>Новосибирск</w:t>
@@ -191,14 +218,19 @@
         </w:tc>
         <w:tc>
           <w:tcPr>
-            <w:tcW w:type="dxa" w:w="2493"/>
+            <w:tcW w:type="dxa" w:w="2550"/>
             <w:shd w:fill="F5F2EC" w:val="clear"/>
           </w:tcPr>
           <w:p>
+            <w:pPr>
+              <w:jc w:val="right"/>
+            </w:pPr>
             <w:r/>
             <w:r>
               <w:rPr>
                 <w:rFonts w:ascii="Inter" w:hAnsi="Inter"/>
+                <w:b w:val="0"/>
+                <w:color w:val="2F3A48"/>
                 <w:sz w:val="16"/>
               </w:rPr>
               <w:t>1 633 000</w:t>
@@ -209,13 +241,18 @@
       <w:tr>
         <w:tc>
           <w:tcPr>
-            <w:tcW w:type="dxa" w:w="2493"/>
+            <w:tcW w:type="dxa" w:w="2550"/>
           </w:tcPr>
           <w:p>
+            <w:pPr>
+              <w:jc w:val="left"/>
+            </w:pPr>
             <w:r/>
             <w:r>
               <w:rPr>
                 <w:rFonts w:ascii="Inter" w:hAnsi="Inter"/>
+                <w:b w:val="0"/>
+                <w:color w:val="2F3A48"/>
                 <w:sz w:val="16"/>
               </w:rPr>
               <w:t>Кемеровская область</w:t>
@@ -224,13 +261,18 @@
         </w:tc>
         <w:tc>
           <w:tcPr>
-            <w:tcW w:type="dxa" w:w="2493"/>
+            <w:tcW w:type="dxa" w:w="2550"/>
           </w:tcPr>
           <w:p>
+            <w:pPr>
+              <w:jc w:val="right"/>
+            </w:pPr>
             <w:r/>
             <w:r>
               <w:rPr>
                 <w:rFonts w:ascii="Inter" w:hAnsi="Inter"/>
+                <w:b w:val="0"/>
+                <w:color w:val="2F3A48"/>
                 <w:sz w:val="16"/>
               </w:rPr>
               <w:t>2 527 200</w:t>
@@ -239,13 +281,18 @@
         </w:tc>
         <w:tc>
           <w:tcPr>
-            <w:tcW w:type="dxa" w:w="2493"/>
+            <w:tcW w:type="dxa" w:w="2550"/>
           </w:tcPr>
           <w:p>
+            <w:pPr>
+              <w:jc w:val="left"/>
+            </w:pPr>
             <w:r/>
             <w:r>
               <w:rPr>
                 <w:rFonts w:ascii="Inter" w:hAnsi="Inter"/>
+                <w:b w:val="0"/>
+                <w:color w:val="2F3A48"/>
                 <w:sz w:val="16"/>
               </w:rPr>
               <w:t>Кемерово, Новокузнецк</w:t>
@@ -254,13 +301,18 @@
         </w:tc>
         <w:tc>
           <w:tcPr>
-            <w:tcW w:type="dxa" w:w="2493"/>
+            <w:tcW w:type="dxa" w:w="2550"/>
           </w:tcPr>
           <w:p>
+            <w:pPr>
+              <w:jc w:val="right"/>
+            </w:pPr>
             <w:r/>
             <w:r>
               <w:rPr>
                 <w:rFonts w:ascii="Inter" w:hAnsi="Inter"/>
+                <w:b w:val="0"/>
+                <w:color w:val="2F3A48"/>
                 <w:sz w:val="16"/>
               </w:rPr>
               <w:t>1 107 000</w:t>
@@ -271,14 +323,19 @@
       <w:tr>
         <w:tc>
           <w:tcPr>
-            <w:tcW w:type="dxa" w:w="2493"/>
+            <w:tcW w:type="dxa" w:w="2550"/>
             <w:shd w:fill="F5F2EC" w:val="clear"/>
           </w:tcPr>
           <w:p>
+            <w:pPr>
+              <w:jc w:val="left"/>
+            </w:pPr>
             <w:r/>
             <w:r>
               <w:rPr>
                 <w:rFonts w:ascii="Inter" w:hAnsi="Inter"/>
+                <w:b w:val="0"/>
+                <w:color w:val="2F3A48"/>
                 <w:sz w:val="16"/>
               </w:rPr>
               <w:t>Алтайский край</w:t>
@@ -287,14 +344,19 @@
         </w:tc>
         <w:tc>
           <w:tcPr>
-            <w:tcW w:type="dxa" w:w="2493"/>
+            <w:tcW w:type="dxa" w:w="2550"/>
             <w:shd w:fill="F5F2EC" w:val="clear"/>
           </w:tcPr>
           <w:p>
+            <w:pPr>
+              <w:jc w:val="right"/>
+            </w:pPr>
             <w:r/>
             <w:r>
               <w:rPr>
                 <w:rFonts w:ascii="Inter" w:hAnsi="Inter"/>
+                <w:b w:val="0"/>
+                <w:color w:val="2F3A48"/>
                 <w:sz w:val="16"/>
               </w:rPr>
               <w:t>2 099 200</w:t>
@@ -303,14 +365,19 @@
         </w:tc>
         <w:tc>
           <w:tcPr>
-            <w:tcW w:type="dxa" w:w="2493"/>
+            <w:tcW w:type="dxa" w:w="2550"/>
             <w:shd w:fill="F5F2EC" w:val="clear"/>
           </w:tcPr>
           <w:p>
+            <w:pPr>
+              <w:jc w:val="left"/>
+            </w:pPr>
             <w:r/>
             <w:r>
               <w:rPr>
                 <w:rFonts w:ascii="Inter" w:hAnsi="Inter"/>
+                <w:b w:val="0"/>
+                <w:color w:val="2F3A48"/>
                 <w:sz w:val="16"/>
               </w:rPr>
               <w:t>Барнаул, Бийск</w:t>
@@ -319,14 +386,19 @@
         </w:tc>
         <w:tc>
           <w:tcPr>
-            <w:tcW w:type="dxa" w:w="2493"/>
+            <w:tcW w:type="dxa" w:w="2550"/>
             <w:shd w:fill="F5F2EC" w:val="clear"/>
           </w:tcPr>
           <w:p>
+            <w:pPr>
+              <w:jc w:val="right"/>
+            </w:pPr>
             <w:r/>
             <w:r>
               <w:rPr>
                 <w:rFonts w:ascii="Inter" w:hAnsi="Inter"/>
+                <w:b w:val="0"/>
+                <w:color w:val="2F3A48"/>
                 <w:sz w:val="16"/>
               </w:rPr>
               <w:t>823 000</w:t>
@@ -337,13 +409,18 @@
       <w:tr>
         <w:tc>
           <w:tcPr>
-            <w:tcW w:type="dxa" w:w="2493"/>
+            <w:tcW w:type="dxa" w:w="2550"/>
           </w:tcPr>
           <w:p>
+            <w:pPr>
+              <w:jc w:val="left"/>
+            </w:pPr>
             <w:r/>
             <w:r>
               <w:rPr>
                 <w:rFonts w:ascii="Inter" w:hAnsi="Inter"/>
+                <w:b w:val="0"/>
+                <w:color w:val="2F3A48"/>
                 <w:sz w:val="16"/>
               </w:rPr>
               <w:t>Томская область</w:t>
@@ -352,13 +429,18 @@
         </w:tc>
         <w:tc>
           <w:tcPr>
-            <w:tcW w:type="dxa" w:w="2493"/>
+            <w:tcW w:type="dxa" w:w="2550"/>
           </w:tcPr>
           <w:p>
+            <w:pPr>
+              <w:jc w:val="right"/>
+            </w:pPr>
             <w:r/>
             <w:r>
               <w:rPr>
                 <w:rFonts w:ascii="Inter" w:hAnsi="Inter"/>
+                <w:b w:val="0"/>
+                <w:color w:val="2F3A48"/>
                 <w:sz w:val="16"/>
               </w:rPr>
               <w:t>1 075 000</w:t>
@@ -367,13 +449,18 @@
         </w:tc>
         <w:tc>
           <w:tcPr>
-            <w:tcW w:type="dxa" w:w="2493"/>
+            <w:tcW w:type="dxa" w:w="2550"/>
           </w:tcPr>
           <w:p>
+            <w:pPr>
+              <w:jc w:val="left"/>
+            </w:pPr>
             <w:r/>
             <w:r>
               <w:rPr>
                 <w:rFonts w:ascii="Inter" w:hAnsi="Inter"/>
+                <w:b w:val="0"/>
+                <w:color w:val="2F3A48"/>
                 <w:sz w:val="16"/>
               </w:rPr>
               <w:t>Томск</w:t>
@@ -382,13 +469,18 @@
         </w:tc>
         <w:tc>
           <w:tcPr>
-            <w:tcW w:type="dxa" w:w="2493"/>
+            <w:tcW w:type="dxa" w:w="2550"/>
           </w:tcPr>
           <w:p>
+            <w:pPr>
+              <w:jc w:val="right"/>
+            </w:pPr>
             <w:r/>
             <w:r>
               <w:rPr>
                 <w:rFonts w:ascii="Inter" w:hAnsi="Inter"/>
+                <w:b w:val="0"/>
+                <w:color w:val="2F3A48"/>
                 <w:sz w:val="16"/>
               </w:rPr>
               <w:t>578 000</w:t>
@@ -399,14 +491,19 @@
       <w:tr>
         <w:tc>
           <w:tcPr>
-            <w:tcW w:type="dxa" w:w="2493"/>
+            <w:tcW w:type="dxa" w:w="2550"/>
             <w:shd w:fill="F5F2EC" w:val="clear"/>
           </w:tcPr>
           <w:p>
+            <w:pPr>
+              <w:jc w:val="left"/>
+            </w:pPr>
             <w:r/>
             <w:r>
               <w:rPr>
                 <w:rFonts w:ascii="Inter" w:hAnsi="Inter"/>
+                <w:b w:val="0"/>
+                <w:color w:val="2F3A48"/>
                 <w:sz w:val="16"/>
               </w:rPr>
               <w:t>Республика Алтай</w:t>
@@ -415,14 +512,19 @@
         </w:tc>
         <w:tc>
           <w:tcPr>
-            <w:tcW w:type="dxa" w:w="2493"/>
+            <w:tcW w:type="dxa" w:w="2550"/>
             <w:shd w:fill="F5F2EC" w:val="clear"/>
           </w:tcPr>
           <w:p>
+            <w:pPr>
+              <w:jc w:val="right"/>
+            </w:pPr>
             <w:r/>
             <w:r>
               <w:rPr>
                 <w:rFonts w:ascii="Inter" w:hAnsi="Inter"/>
+                <w:b w:val="0"/>
+                <w:color w:val="2F3A48"/>
                 <w:sz w:val="16"/>
               </w:rPr>
               <w:t>210 100</w:t>
@@ -431,14 +533,19 @@
         </w:tc>
         <w:tc>
           <w:tcPr>
-            <w:tcW w:type="dxa" w:w="2493"/>
+            <w:tcW w:type="dxa" w:w="2550"/>
             <w:shd w:fill="F5F2EC" w:val="clear"/>
           </w:tcPr>
           <w:p>
+            <w:pPr>
+              <w:jc w:val="left"/>
+            </w:pPr>
             <w:r/>
             <w:r>
               <w:rPr>
                 <w:rFonts w:ascii="Inter" w:hAnsi="Inter"/>
+                <w:b w:val="0"/>
+                <w:color w:val="2F3A48"/>
                 <w:sz w:val="16"/>
               </w:rPr>
               <w:t>Горно-Алтайск</w:t>
@@ -447,14 +554,19 @@
         </w:tc>
         <w:tc>
           <w:tcPr>
-            <w:tcW w:type="dxa" w:w="2493"/>
+            <w:tcW w:type="dxa" w:w="2550"/>
             <w:shd w:fill="F5F2EC" w:val="clear"/>
           </w:tcPr>
           <w:p>
+            <w:pPr>
+              <w:jc w:val="right"/>
+            </w:pPr>
             <w:r/>
             <w:r>
               <w:rPr>
                 <w:rFonts w:ascii="Inter" w:hAnsi="Inter"/>
+                <w:b w:val="0"/>
+                <w:color w:val="2F3A48"/>
                 <w:sz w:val="16"/>
               </w:rPr>
               <w:t>64 000</w:t>
@@ -465,15 +577,19 @@
       <w:tr>
         <w:tc>
           <w:tcPr>
-            <w:tcW w:type="dxa" w:w="2493"/>
+            <w:tcW w:type="dxa" w:w="2550"/>
             <w:shd w:fill="E8E3D9" w:val="clear"/>
           </w:tcPr>
           <w:p>
+            <w:pPr>
+              <w:jc w:val="left"/>
+            </w:pPr>
             <w:r/>
             <w:r>
               <w:rPr>
                 <w:rFonts w:ascii="Inter" w:hAnsi="Inter"/>
                 <w:b/>
+                <w:color w:val="2F3A48"/>
                 <w:sz w:val="16"/>
               </w:rPr>
               <w:t>ИТОГО</w:t>
@@ -482,15 +598,19 @@
         </w:tc>
         <w:tc>
           <w:tcPr>
-            <w:tcW w:type="dxa" w:w="2493"/>
+            <w:tcW w:type="dxa" w:w="2550"/>
             <w:shd w:fill="E8E3D9" w:val="clear"/>
           </w:tcPr>
           <w:p>
+            <w:pPr>
+              <w:jc w:val="right"/>
+            </w:pPr>
             <w:r/>
             <w:r>
               <w:rPr>
                 <w:rFonts w:ascii="Inter" w:hAnsi="Inter"/>
                 <w:b/>
+                <w:color w:val="2F3A48"/>
                 <w:sz w:val="16"/>
               </w:rPr>
               <w:t>8 698 000</w:t>
@@ -499,32 +619,40 @@
         </w:tc>
         <w:tc>
           <w:tcPr>
-            <w:tcW w:type="dxa" w:w="2493"/>
+            <w:tcW w:type="dxa" w:w="2550"/>
             <w:shd w:fill="E8E3D9" w:val="clear"/>
           </w:tcPr>
           <w:p>
+            <w:pPr>
+              <w:jc w:val="left"/>
+            </w:pPr>
             <w:r/>
             <w:r>
               <w:rPr>
                 <w:rFonts w:ascii="Inter" w:hAnsi="Inter"/>
                 <w:b/>
+                <w:color w:val="2F3A48"/>
                 <w:sz w:val="16"/>
               </w:rPr>
-              <w:t>5 городов</w:t>
+              <w:t>7 городов</w:t>
             </w:r>
           </w:p>
         </w:tc>
         <w:tc>
           <w:tcPr>
-            <w:tcW w:type="dxa" w:w="2493"/>
+            <w:tcW w:type="dxa" w:w="2550"/>
             <w:shd w:fill="E8E3D9" w:val="clear"/>
           </w:tcPr>
           <w:p>
+            <w:pPr>
+              <w:jc w:val="right"/>
+            </w:pPr>
             <w:r/>
             <w:r>
               <w:rPr>
                 <w:rFonts w:ascii="Inter" w:hAnsi="Inter"/>
                 <w:b/>
+                <w:color w:val="2F3A48"/>
                 <w:sz w:val="16"/>
               </w:rPr>
               <w:t>4 205 000</w:t>
@@ -541,7 +669,7 @@
           <w:color w:val="2F3A48"/>
           <w:sz w:val="18"/>
         </w:rPr>
-        <w:t>Совокупное население 5 регионов: 8 698 000 чел. · Население в ключевых городах (Новосибирск  Кемерово  Новокузнецк  Барнаул  Бийск  Томск  Горно-Алтайск): 4 205 000 чел.</w:t>
+        <w:t>Население 5 регионов: 8 698 000 чел. · Ключевые города: 4 205 000 чел.</w:t>
       </w:r>
     </w:p>
     <w:p>
@@ -555,25 +683,1496 @@
         <w:t>2. ПОТЕНЦИАЛ РЫНКА ЛКМ РЕГИОНА</w:t>
       </w:r>
     </w:p>
+    <w:tbl>
+      <w:tblPr>
+        <w:tblStyle w:val="TableGrid"/>
+        <w:tblW w:type="auto" w:w="0"/>
+        <w:jc w:val="center"/>
+        <w:tblLook w:firstColumn="1" w:firstRow="1" w:lastColumn="0" w:lastRow="0" w:noHBand="0" w:noVBand="1" w:val="04A0"/>
+      </w:tblPr>
+      <w:tblGrid>
+        <w:gridCol w:w="3400"/>
+        <w:gridCol w:w="3400"/>
+        <w:gridCol w:w="3400"/>
+      </w:tblGrid>
+      <w:tr>
+        <w:tc>
+          <w:tcPr>
+            <w:tcW w:type="dxa" w:w="3400"/>
+            <w:shd w:fill="2F3A48" w:val="clear"/>
+          </w:tcPr>
+          <w:p>
+            <w:pPr>
+              <w:jc w:val="center"/>
+            </w:pPr>
+            <w:r/>
+            <w:r>
+              <w:rPr>
+                <w:rFonts w:ascii="Inter" w:hAnsi="Inter"/>
+                <w:b/>
+                <w:color w:val="FFFFFF"/>
+                <w:sz w:val="16"/>
+              </w:rPr>
+              <w:t>Параметр</w:t>
+            </w:r>
+          </w:p>
+        </w:tc>
+        <w:tc>
+          <w:tcPr>
+            <w:tcW w:type="dxa" w:w="3400"/>
+            <w:shd w:fill="2F3A48" w:val="clear"/>
+          </w:tcPr>
+          <w:p>
+            <w:pPr>
+              <w:jc w:val="center"/>
+            </w:pPr>
+            <w:r/>
+            <w:r>
+              <w:rPr>
+                <w:rFonts w:ascii="Inter" w:hAnsi="Inter"/>
+                <w:b/>
+                <w:color w:val="FFFFFF"/>
+                <w:sz w:val="16"/>
+              </w:rPr>
+              <w:t>В рублях</w:t>
+            </w:r>
+          </w:p>
+        </w:tc>
+        <w:tc>
+          <w:tcPr>
+            <w:tcW w:type="dxa" w:w="3400"/>
+            <w:shd w:fill="2F3A48" w:val="clear"/>
+          </w:tcPr>
+          <w:p>
+            <w:pPr>
+              <w:jc w:val="center"/>
+            </w:pPr>
+            <w:r/>
+            <w:r>
+              <w:rPr>
+                <w:rFonts w:ascii="Inter" w:hAnsi="Inter"/>
+                <w:b/>
+                <w:color w:val="FFFFFF"/>
+                <w:sz w:val="16"/>
+              </w:rPr>
+              <w:t>В тоннах</w:t>
+            </w:r>
+          </w:p>
+        </w:tc>
+      </w:tr>
+      <w:tr>
+        <w:tc>
+          <w:tcPr>
+            <w:tcW w:type="dxa" w:w="3400"/>
+            <w:shd w:fill="F5F2EC" w:val="clear"/>
+          </w:tcPr>
+          <w:p>
+            <w:pPr>
+              <w:jc w:val="left"/>
+            </w:pPr>
+            <w:r/>
+            <w:r>
+              <w:rPr>
+                <w:rFonts w:ascii="Inter" w:hAnsi="Inter"/>
+                <w:b w:val="0"/>
+                <w:color w:val="2F3A48"/>
+                <w:sz w:val="16"/>
+              </w:rPr>
+              <w:t>Потребление ЛКМ на душу населения РФ</w:t>
+            </w:r>
+          </w:p>
+        </w:tc>
+        <w:tc>
+          <w:tcPr>
+            <w:tcW w:type="dxa" w:w="3400"/>
+            <w:shd w:fill="F5F2EC" w:val="clear"/>
+          </w:tcPr>
+          <w:p>
+            <w:pPr>
+              <w:jc w:val="center"/>
+            </w:pPr>
+            <w:r/>
+            <w:r>
+              <w:rPr>
+                <w:rFonts w:ascii="Inter" w:hAnsi="Inter"/>
+                <w:b w:val="0"/>
+                <w:color w:val="2F3A48"/>
+                <w:sz w:val="16"/>
+              </w:rPr>
+              <w:t>~1123 ₽/чел.</w:t>
+            </w:r>
+          </w:p>
+        </w:tc>
+        <w:tc>
+          <w:tcPr>
+            <w:tcW w:type="dxa" w:w="3400"/>
+            <w:shd w:fill="F5F2EC" w:val="clear"/>
+          </w:tcPr>
+          <w:p>
+            <w:pPr>
+              <w:jc w:val="center"/>
+            </w:pPr>
+            <w:r/>
+            <w:r>
+              <w:rPr>
+                <w:rFonts w:ascii="Inter" w:hAnsi="Inter"/>
+                <w:b w:val="0"/>
+                <w:color w:val="2F3A48"/>
+                <w:sz w:val="16"/>
+              </w:rPr>
+              <w:t>~14.59 кг/чел.</w:t>
+            </w:r>
+          </w:p>
+        </w:tc>
+      </w:tr>
+      <w:tr>
+        <w:tc>
+          <w:tcPr>
+            <w:tcW w:type="dxa" w:w="3400"/>
+          </w:tcPr>
+          <w:p>
+            <w:pPr>
+              <w:jc w:val="left"/>
+            </w:pPr>
+            <w:r/>
+            <w:r>
+              <w:rPr>
+                <w:rFonts w:ascii="Inter" w:hAnsi="Inter"/>
+                <w:b w:val="0"/>
+                <w:color w:val="2F3A48"/>
+                <w:sz w:val="16"/>
+              </w:rPr>
+              <w:t>Расчёт</w:t>
+            </w:r>
+          </w:p>
+        </w:tc>
+        <w:tc>
+          <w:tcPr>
+            <w:tcW w:type="dxa" w:w="3400"/>
+          </w:tcPr>
+          <w:p>
+            <w:pPr>
+              <w:jc w:val="center"/>
+            </w:pPr>
+            <w:r/>
+            <w:r>
+              <w:rPr>
+                <w:rFonts w:ascii="Inter" w:hAnsi="Inter"/>
+                <w:b w:val="0"/>
+                <w:color w:val="2F3A48"/>
+                <w:sz w:val="16"/>
+              </w:rPr>
+              <w:t>8 698 000 × 1123 ₽</w:t>
+            </w:r>
+          </w:p>
+        </w:tc>
+        <w:tc>
+          <w:tcPr>
+            <w:tcW w:type="dxa" w:w="3400"/>
+          </w:tcPr>
+          <w:p>
+            <w:pPr>
+              <w:jc w:val="center"/>
+            </w:pPr>
+            <w:r/>
+            <w:r>
+              <w:rPr>
+                <w:rFonts w:ascii="Inter" w:hAnsi="Inter"/>
+                <w:b w:val="0"/>
+                <w:color w:val="2F3A48"/>
+                <w:sz w:val="16"/>
+              </w:rPr>
+              <w:t>8 698 000 × 14.59 кг ÷ 1000</w:t>
+            </w:r>
+          </w:p>
+        </w:tc>
+      </w:tr>
+      <w:tr>
+        <w:tc>
+          <w:tcPr>
+            <w:tcW w:type="dxa" w:w="3400"/>
+            <w:shd w:fill="F5F2EC" w:val="clear"/>
+          </w:tcPr>
+          <w:p>
+            <w:pPr>
+              <w:jc w:val="left"/>
+            </w:pPr>
+            <w:r/>
+            <w:r>
+              <w:rPr>
+                <w:rFonts w:ascii="Inter" w:hAnsi="Inter"/>
+                <w:b w:val="0"/>
+                <w:color w:val="2F3A48"/>
+                <w:sz w:val="16"/>
+              </w:rPr>
+              <w:t>Средняя цена</w:t>
+            </w:r>
+          </w:p>
+        </w:tc>
+        <w:tc>
+          <w:tcPr>
+            <w:tcW w:type="dxa" w:w="3400"/>
+            <w:shd w:fill="F5F2EC" w:val="clear"/>
+          </w:tcPr>
+          <w:p>
+            <w:pPr>
+              <w:jc w:val="center"/>
+            </w:pPr>
+            <w:r/>
+            <w:r>
+              <w:rPr>
+                <w:rFonts w:ascii="Inter" w:hAnsi="Inter"/>
+                <w:b w:val="0"/>
+                <w:color w:val="2F3A48"/>
+                <w:sz w:val="16"/>
+              </w:rPr>
+              <w:t>~77 000 ₽/т</w:t>
+            </w:r>
+          </w:p>
+        </w:tc>
+        <w:tc>
+          <w:tcPr>
+            <w:tcW w:type="dxa" w:w="3400"/>
+            <w:shd w:fill="F5F2EC" w:val="clear"/>
+          </w:tcPr>
+          <w:p>
+            <w:pPr>
+              <w:jc w:val="center"/>
+            </w:pPr>
+            <w:r/>
+            <w:r>
+              <w:rPr>
+                <w:rFonts w:ascii="Inter" w:hAnsi="Inter"/>
+                <w:b w:val="0"/>
+                <w:color w:val="2F3A48"/>
+                <w:sz w:val="16"/>
+              </w:rPr>
+              <w:t>—</w:t>
+            </w:r>
+          </w:p>
+        </w:tc>
+      </w:tr>
+      <w:tr>
+        <w:tc>
+          <w:tcPr>
+            <w:tcW w:type="dxa" w:w="3400"/>
+            <w:shd w:fill="FFF5E6" w:val="clear"/>
+          </w:tcPr>
+          <w:p>
+            <w:pPr>
+              <w:jc w:val="left"/>
+            </w:pPr>
+            <w:r/>
+            <w:r>
+              <w:rPr>
+                <w:rFonts w:ascii="Inter" w:hAnsi="Inter"/>
+                <w:b/>
+                <w:color w:val="C00000"/>
+                <w:sz w:val="16"/>
+              </w:rPr>
+              <w:t>ПОТЕНЦИАЛ РЫНКА ЛКМ РЕГИОНА</w:t>
+            </w:r>
+          </w:p>
+        </w:tc>
+        <w:tc>
+          <w:tcPr>
+            <w:tcW w:type="dxa" w:w="3400"/>
+            <w:shd w:fill="FFF5E6" w:val="clear"/>
+          </w:tcPr>
+          <w:p>
+            <w:pPr>
+              <w:jc w:val="center"/>
+            </w:pPr>
+            <w:r/>
+            <w:r>
+              <w:rPr>
+                <w:rFonts w:ascii="Inter" w:hAnsi="Inter"/>
+                <w:b/>
+                <w:color w:val="C00000"/>
+                <w:sz w:val="16"/>
+              </w:rPr>
+              <w:t>9.77 млрд ₽</w:t>
+            </w:r>
+          </w:p>
+        </w:tc>
+        <w:tc>
+          <w:tcPr>
+            <w:tcW w:type="dxa" w:w="3400"/>
+            <w:shd w:fill="FFF5E6" w:val="clear"/>
+          </w:tcPr>
+          <w:p>
+            <w:pPr>
+              <w:jc w:val="center"/>
+            </w:pPr>
+            <w:r/>
+            <w:r>
+              <w:rPr>
+                <w:rFonts w:ascii="Inter" w:hAnsi="Inter"/>
+                <w:b/>
+                <w:color w:val="C00000"/>
+                <w:sz w:val="16"/>
+              </w:rPr>
+              <w:t>126 904 т</w:t>
+            </w:r>
+          </w:p>
+        </w:tc>
+      </w:tr>
+    </w:tbl>
     <w:p>
       <w:r>
         <w:rPr>
           <w:rFonts w:ascii="Inter" w:hAnsi="Inter"/>
-          <w:b w:val="0"/>
-          <w:color w:val="2F3A48"/>
-          <w:sz w:val="18"/>
+          <w:b/>
+          <w:color w:val="C00000"/>
+          <w:sz w:val="22"/>
         </w:rPr>
-        <w:t>Среднее потребление ЛКМ на душу населения в РФ: ~1123 ₽/чел. в год (по данным рынка: 2,13 млн т × ~77 000 ₽/т ÷ 146 млн чел.)</w:t>
+        <w:t>3. ТЕКУЩИЙ РЫНОК РЕГИОНА — ФАКТИЧЕСКИЕ ДИСТРИБЬЮТОРЫ</w:t>
       </w:r>
     </w:p>
+    <w:tbl>
+      <w:tblPr>
+        <w:tblStyle w:val="TableGrid"/>
+        <w:tblW w:type="auto" w:w="0"/>
+        <w:jc w:val="center"/>
+        <w:tblLook w:firstColumn="1" w:firstRow="1" w:lastColumn="0" w:lastRow="0" w:noHBand="0" w:noVBand="1" w:val="04A0"/>
+      </w:tblPr>
+      <w:tblGrid>
+        <w:gridCol w:w="3400"/>
+        <w:gridCol w:w="3400"/>
+        <w:gridCol w:w="3400"/>
+      </w:tblGrid>
+      <w:tr>
+        <w:tc>
+          <w:tcPr>
+            <w:tcW w:type="dxa" w:w="3400"/>
+            <w:shd w:fill="2F3A48" w:val="clear"/>
+          </w:tcPr>
+          <w:p>
+            <w:pPr>
+              <w:jc w:val="center"/>
+            </w:pPr>
+            <w:r/>
+            <w:r>
+              <w:rPr>
+                <w:rFonts w:ascii="Inter" w:hAnsi="Inter"/>
+                <w:b/>
+                <w:color w:val="FFFFFF"/>
+                <w:sz w:val="16"/>
+              </w:rPr>
+              <w:t>Дистрибьютор</w:t>
+            </w:r>
+          </w:p>
+        </w:tc>
+        <w:tc>
+          <w:tcPr>
+            <w:tcW w:type="dxa" w:w="3400"/>
+            <w:shd w:fill="2F3A48" w:val="clear"/>
+          </w:tcPr>
+          <w:p>
+            <w:pPr>
+              <w:jc w:val="center"/>
+            </w:pPr>
+            <w:r/>
+            <w:r>
+              <w:rPr>
+                <w:rFonts w:ascii="Inter" w:hAnsi="Inter"/>
+                <w:b/>
+                <w:color w:val="FFFFFF"/>
+                <w:sz w:val="16"/>
+              </w:rPr>
+              <w:t>Портфель конкурентов</w:t>
+            </w:r>
+          </w:p>
+        </w:tc>
+        <w:tc>
+          <w:tcPr>
+            <w:tcW w:type="dxa" w:w="3400"/>
+            <w:shd w:fill="2F3A48" w:val="clear"/>
+          </w:tcPr>
+          <w:p>
+            <w:pPr>
+              <w:jc w:val="center"/>
+            </w:pPr>
+            <w:r/>
+            <w:r>
+              <w:rPr>
+                <w:rFonts w:ascii="Inter" w:hAnsi="Inter"/>
+                <w:b/>
+                <w:color w:val="FFFFFF"/>
+                <w:sz w:val="16"/>
+              </w:rPr>
+              <w:t>Территория</w:t>
+            </w:r>
+          </w:p>
+        </w:tc>
+      </w:tr>
+      <w:tr>
+        <w:tc>
+          <w:tcPr>
+            <w:tcW w:type="dxa" w:w="3400"/>
+            <w:shd w:fill="F5F2EC" w:val="clear"/>
+          </w:tcPr>
+          <w:p>
+            <w:pPr>
+              <w:jc w:val="left"/>
+            </w:pPr>
+            <w:r/>
+            <w:r>
+              <w:rPr>
+                <w:rFonts w:ascii="Inter" w:hAnsi="Inter"/>
+                <w:b/>
+                <w:color w:val="2F3A48"/>
+                <w:sz w:val="15"/>
+              </w:rPr>
+              <w:t>Сибхозторг/Стройторг</w:t>
+            </w:r>
+          </w:p>
+        </w:tc>
+        <w:tc>
+          <w:tcPr>
+            <w:tcW w:type="dxa" w:w="3400"/>
+            <w:shd w:fill="F5F2EC" w:val="clear"/>
+          </w:tcPr>
+          <w:p>
+            <w:pPr>
+              <w:jc w:val="left"/>
+            </w:pPr>
+            <w:r/>
+            <w:r>
+              <w:rPr>
+                <w:rFonts w:ascii="Inter" w:hAnsi="Inter"/>
+                <w:b w:val="0"/>
+                <w:color w:val="2F3A48"/>
+                <w:sz w:val="15"/>
+              </w:rPr>
+              <w:t>Рогнеда, Кушнаренко, Декарт, ЭСКАРО, НБХ, Новый дом</w:t>
+            </w:r>
+          </w:p>
+        </w:tc>
+        <w:tc>
+          <w:tcPr>
+            <w:tcW w:type="dxa" w:w="3400"/>
+            <w:shd w:fill="F5F2EC" w:val="clear"/>
+          </w:tcPr>
+          <w:p>
+            <w:pPr>
+              <w:jc w:val="left"/>
+            </w:pPr>
+            <w:r/>
+            <w:r>
+              <w:rPr>
+                <w:rFonts w:ascii="Inter" w:hAnsi="Inter"/>
+                <w:b w:val="0"/>
+                <w:color w:val="2F3A48"/>
+                <w:sz w:val="15"/>
+              </w:rPr>
+              <w:t>Новосиб. обл., Алтайский край, Красноярск</w:t>
+            </w:r>
+          </w:p>
+        </w:tc>
+      </w:tr>
+      <w:tr>
+        <w:tc>
+          <w:tcPr>
+            <w:tcW w:type="dxa" w:w="3400"/>
+          </w:tcPr>
+          <w:p>
+            <w:pPr>
+              <w:jc w:val="left"/>
+            </w:pPr>
+            <w:r/>
+            <w:r>
+              <w:rPr>
+                <w:rFonts w:ascii="Inter" w:hAnsi="Inter"/>
+                <w:b/>
+                <w:color w:val="2F3A48"/>
+                <w:sz w:val="15"/>
+              </w:rPr>
+              <w:t>ООО «Олимп»</w:t>
+            </w:r>
+          </w:p>
+        </w:tc>
+        <w:tc>
+          <w:tcPr>
+            <w:tcW w:type="dxa" w:w="3400"/>
+          </w:tcPr>
+          <w:p>
+            <w:pPr>
+              <w:jc w:val="left"/>
+            </w:pPr>
+            <w:r/>
+            <w:r>
+              <w:rPr>
+                <w:rFonts w:ascii="Inter" w:hAnsi="Inter"/>
+                <w:b w:val="0"/>
+                <w:color w:val="2F3A48"/>
+                <w:sz w:val="15"/>
+              </w:rPr>
+              <w:t>АВС Фарбен, Радуга, НБХ, ЭСКАРО, ДЕКАРТ</w:t>
+            </w:r>
+          </w:p>
+        </w:tc>
+        <w:tc>
+          <w:tcPr>
+            <w:tcW w:type="dxa" w:w="3400"/>
+          </w:tcPr>
+          <w:p>
+            <w:pPr>
+              <w:jc w:val="left"/>
+            </w:pPr>
+            <w:r/>
+            <w:r>
+              <w:rPr>
+                <w:rFonts w:ascii="Inter" w:hAnsi="Inter"/>
+                <w:b w:val="0"/>
+                <w:color w:val="2F3A48"/>
+                <w:sz w:val="15"/>
+              </w:rPr>
+              <w:t>Алтайский край, Новосиб. обл., Кемерово, Томск</w:t>
+            </w:r>
+          </w:p>
+        </w:tc>
+      </w:tr>
+      <w:tr>
+        <w:tc>
+          <w:tcPr>
+            <w:tcW w:type="dxa" w:w="3400"/>
+            <w:shd w:fill="F5F2EC" w:val="clear"/>
+          </w:tcPr>
+          <w:p>
+            <w:pPr>
+              <w:jc w:val="left"/>
+            </w:pPr>
+            <w:r/>
+            <w:r>
+              <w:rPr>
+                <w:rFonts w:ascii="Inter" w:hAnsi="Inter"/>
+                <w:b/>
+                <w:color w:val="2F3A48"/>
+                <w:sz w:val="15"/>
+              </w:rPr>
+              <w:t>ООО «АЛЬТЕРРА», 17 СМ</w:t>
+            </w:r>
+          </w:p>
+        </w:tc>
+        <w:tc>
+          <w:tcPr>
+            <w:tcW w:type="dxa" w:w="3400"/>
+            <w:shd w:fill="F5F2EC" w:val="clear"/>
+          </w:tcPr>
+          <w:p>
+            <w:pPr>
+              <w:jc w:val="left"/>
+            </w:pPr>
+            <w:r/>
+            <w:r>
+              <w:rPr>
+                <w:rFonts w:ascii="Inter" w:hAnsi="Inter"/>
+                <w:b w:val="0"/>
+                <w:color w:val="2F3A48"/>
+                <w:sz w:val="15"/>
+              </w:rPr>
+              <w:t>Лакра, Рогнеда, Мефферт</w:t>
+            </w:r>
+          </w:p>
+        </w:tc>
+        <w:tc>
+          <w:tcPr>
+            <w:tcW w:type="dxa" w:w="3400"/>
+            <w:shd w:fill="F5F2EC" w:val="clear"/>
+          </w:tcPr>
+          <w:p>
+            <w:pPr>
+              <w:jc w:val="left"/>
+            </w:pPr>
+            <w:r/>
+            <w:r>
+              <w:rPr>
+                <w:rFonts w:ascii="Inter" w:hAnsi="Inter"/>
+                <w:b w:val="0"/>
+                <w:color w:val="2F3A48"/>
+                <w:sz w:val="15"/>
+              </w:rPr>
+              <w:t>Новосиб. обл., Алтайский край</w:t>
+            </w:r>
+          </w:p>
+        </w:tc>
+      </w:tr>
+      <w:tr>
+        <w:tc>
+          <w:tcPr>
+            <w:tcW w:type="dxa" w:w="3400"/>
+          </w:tcPr>
+          <w:p>
+            <w:pPr>
+              <w:jc w:val="left"/>
+            </w:pPr>
+            <w:r/>
+            <w:r>
+              <w:rPr>
+                <w:rFonts w:ascii="Inter" w:hAnsi="Inter"/>
+                <w:b/>
+                <w:color w:val="2F3A48"/>
+                <w:sz w:val="15"/>
+              </w:rPr>
+              <w:t>Стройпарк 1ГМ</w:t>
+            </w:r>
+          </w:p>
+        </w:tc>
+        <w:tc>
+          <w:tcPr>
+            <w:tcW w:type="dxa" w:w="3400"/>
+          </w:tcPr>
+          <w:p>
+            <w:pPr>
+              <w:jc w:val="left"/>
+            </w:pPr>
+            <w:r/>
+            <w:r>
+              <w:rPr>
+                <w:rFonts w:ascii="Inter" w:hAnsi="Inter"/>
+                <w:b w:val="0"/>
+                <w:color w:val="2F3A48"/>
+                <w:sz w:val="15"/>
+              </w:rPr>
+              <w:t>Тиккурила, Рогнеда, Декарт</w:t>
+            </w:r>
+          </w:p>
+        </w:tc>
+        <w:tc>
+          <w:tcPr>
+            <w:tcW w:type="dxa" w:w="3400"/>
+          </w:tcPr>
+          <w:p>
+            <w:pPr>
+              <w:jc w:val="left"/>
+            </w:pPr>
+            <w:r/>
+            <w:r>
+              <w:rPr>
+                <w:rFonts w:ascii="Inter" w:hAnsi="Inter"/>
+                <w:b w:val="0"/>
+                <w:color w:val="2F3A48"/>
+                <w:sz w:val="15"/>
+              </w:rPr>
+              <w:t>г. Томск</w:t>
+            </w:r>
+          </w:p>
+        </w:tc>
+      </w:tr>
+      <w:tr>
+        <w:tc>
+          <w:tcPr>
+            <w:tcW w:type="dxa" w:w="3400"/>
+            <w:shd w:fill="F5F2EC" w:val="clear"/>
+          </w:tcPr>
+          <w:p>
+            <w:pPr>
+              <w:jc w:val="left"/>
+            </w:pPr>
+            <w:r/>
+            <w:r>
+              <w:rPr>
+                <w:rFonts w:ascii="Inter" w:hAnsi="Inter"/>
+                <w:b/>
+                <w:color w:val="2F3A48"/>
+                <w:sz w:val="15"/>
+              </w:rPr>
+              <w:t>ООО «Нисса»</w:t>
+            </w:r>
+          </w:p>
+        </w:tc>
+        <w:tc>
+          <w:tcPr>
+            <w:tcW w:type="dxa" w:w="3400"/>
+            <w:shd w:fill="F5F2EC" w:val="clear"/>
+          </w:tcPr>
+          <w:p>
+            <w:pPr>
+              <w:jc w:val="left"/>
+            </w:pPr>
+            <w:r/>
+            <w:r>
+              <w:rPr>
+                <w:rFonts w:ascii="Inter" w:hAnsi="Inter"/>
+                <w:b w:val="0"/>
+                <w:color w:val="2F3A48"/>
+                <w:sz w:val="15"/>
+              </w:rPr>
+              <w:t>Лакра, Континенталь</w:t>
+            </w:r>
+          </w:p>
+        </w:tc>
+        <w:tc>
+          <w:tcPr>
+            <w:tcW w:type="dxa" w:w="3400"/>
+            <w:shd w:fill="F5F2EC" w:val="clear"/>
+          </w:tcPr>
+          <w:p>
+            <w:pPr>
+              <w:jc w:val="left"/>
+            </w:pPr>
+            <w:r/>
+            <w:r>
+              <w:rPr>
+                <w:rFonts w:ascii="Inter" w:hAnsi="Inter"/>
+                <w:b w:val="0"/>
+                <w:color w:val="2F3A48"/>
+                <w:sz w:val="15"/>
+              </w:rPr>
+              <w:t>Алтайский край</w:t>
+            </w:r>
+          </w:p>
+        </w:tc>
+      </w:tr>
+      <w:tr>
+        <w:tc>
+          <w:tcPr>
+            <w:tcW w:type="dxa" w:w="3400"/>
+          </w:tcPr>
+          <w:p>
+            <w:pPr>
+              <w:jc w:val="left"/>
+            </w:pPr>
+            <w:r/>
+            <w:r>
+              <w:rPr>
+                <w:rFonts w:ascii="Inter" w:hAnsi="Inter"/>
+                <w:b/>
+                <w:color w:val="2F3A48"/>
+                <w:sz w:val="15"/>
+              </w:rPr>
+              <w:t>ООО Компания «Колорлон» 3 ГМ</w:t>
+            </w:r>
+          </w:p>
+        </w:tc>
+        <w:tc>
+          <w:tcPr>
+            <w:tcW w:type="dxa" w:w="3400"/>
+          </w:tcPr>
+          <w:p>
+            <w:pPr>
+              <w:jc w:val="left"/>
+            </w:pPr>
+            <w:r/>
+            <w:r>
+              <w:rPr>
+                <w:rFonts w:ascii="Inter" w:hAnsi="Inter"/>
+                <w:b w:val="0"/>
+                <w:color w:val="2F3A48"/>
+                <w:sz w:val="15"/>
+              </w:rPr>
+              <w:t>Рогнеда, Лакра, Декарт, Мефферт</w:t>
+            </w:r>
+          </w:p>
+        </w:tc>
+        <w:tc>
+          <w:tcPr>
+            <w:tcW w:type="dxa" w:w="3400"/>
+          </w:tcPr>
+          <w:p>
+            <w:pPr>
+              <w:jc w:val="left"/>
+            </w:pPr>
+            <w:r/>
+            <w:r>
+              <w:rPr>
+                <w:rFonts w:ascii="Inter" w:hAnsi="Inter"/>
+                <w:b w:val="0"/>
+                <w:color w:val="2F3A48"/>
+                <w:sz w:val="15"/>
+              </w:rPr>
+              <w:t>Новосиб. обл.</w:t>
+            </w:r>
+          </w:p>
+        </w:tc>
+      </w:tr>
+      <w:tr>
+        <w:tc>
+          <w:tcPr>
+            <w:tcW w:type="dxa" w:w="3400"/>
+            <w:shd w:fill="F5F2EC" w:val="clear"/>
+          </w:tcPr>
+          <w:p>
+            <w:pPr>
+              <w:jc w:val="left"/>
+            </w:pPr>
+            <w:r/>
+            <w:r>
+              <w:rPr>
+                <w:rFonts w:ascii="Inter" w:hAnsi="Inter"/>
+                <w:b/>
+                <w:color w:val="2F3A48"/>
+                <w:sz w:val="15"/>
+              </w:rPr>
+              <w:t>ООО «АНА»</w:t>
+            </w:r>
+          </w:p>
+        </w:tc>
+        <w:tc>
+          <w:tcPr>
+            <w:tcW w:type="dxa" w:w="3400"/>
+            <w:shd w:fill="F5F2EC" w:val="clear"/>
+          </w:tcPr>
+          <w:p>
+            <w:pPr>
+              <w:jc w:val="left"/>
+            </w:pPr>
+            <w:r/>
+            <w:r>
+              <w:rPr>
+                <w:rFonts w:ascii="Inter" w:hAnsi="Inter"/>
+                <w:b w:val="0"/>
+                <w:color w:val="2F3A48"/>
+                <w:sz w:val="15"/>
+              </w:rPr>
+              <w:t>Тиккурила</w:t>
+            </w:r>
+          </w:p>
+        </w:tc>
+        <w:tc>
+          <w:tcPr>
+            <w:tcW w:type="dxa" w:w="3400"/>
+            <w:shd w:fill="F5F2EC" w:val="clear"/>
+          </w:tcPr>
+          <w:p>
+            <w:pPr>
+              <w:jc w:val="left"/>
+            </w:pPr>
+            <w:r/>
+            <w:r>
+              <w:rPr>
+                <w:rFonts w:ascii="Inter" w:hAnsi="Inter"/>
+                <w:b w:val="0"/>
+                <w:color w:val="2F3A48"/>
+                <w:sz w:val="15"/>
+              </w:rPr>
+              <w:t>Омская обл.</w:t>
+            </w:r>
+          </w:p>
+        </w:tc>
+      </w:tr>
+      <w:tr>
+        <w:tc>
+          <w:tcPr>
+            <w:tcW w:type="dxa" w:w="3400"/>
+          </w:tcPr>
+          <w:p>
+            <w:pPr>
+              <w:jc w:val="left"/>
+            </w:pPr>
+            <w:r/>
+            <w:r>
+              <w:rPr>
+                <w:rFonts w:ascii="Inter" w:hAnsi="Inter"/>
+                <w:b/>
+                <w:color w:val="2F3A48"/>
+                <w:sz w:val="15"/>
+              </w:rPr>
+              <w:t>ИП Шишков С.В.</w:t>
+            </w:r>
+          </w:p>
+        </w:tc>
+        <w:tc>
+          <w:tcPr>
+            <w:tcW w:type="dxa" w:w="3400"/>
+          </w:tcPr>
+          <w:p>
+            <w:pPr>
+              <w:jc w:val="left"/>
+            </w:pPr>
+            <w:r/>
+            <w:r>
+              <w:rPr>
+                <w:rFonts w:ascii="Inter" w:hAnsi="Inter"/>
+                <w:b w:val="0"/>
+                <w:color w:val="2F3A48"/>
+                <w:sz w:val="15"/>
+              </w:rPr>
+              <w:t>ТД Радуга, АВС Фарбен, Рогнеда, ВИТ, НБХ</w:t>
+            </w:r>
+          </w:p>
+        </w:tc>
+        <w:tc>
+          <w:tcPr>
+            <w:tcW w:type="dxa" w:w="3400"/>
+          </w:tcPr>
+          <w:p>
+            <w:pPr>
+              <w:jc w:val="left"/>
+            </w:pPr>
+            <w:r/>
+            <w:r>
+              <w:rPr>
+                <w:rFonts w:ascii="Inter" w:hAnsi="Inter"/>
+                <w:b w:val="0"/>
+                <w:color w:val="2F3A48"/>
+                <w:sz w:val="15"/>
+              </w:rPr>
+              <w:t>Омская обл.</w:t>
+            </w:r>
+          </w:p>
+        </w:tc>
+      </w:tr>
+      <w:tr>
+        <w:tc>
+          <w:tcPr>
+            <w:tcW w:type="dxa" w:w="3400"/>
+            <w:shd w:fill="F5F2EC" w:val="clear"/>
+          </w:tcPr>
+          <w:p>
+            <w:pPr>
+              <w:jc w:val="left"/>
+            </w:pPr>
+            <w:r/>
+            <w:r>
+              <w:rPr>
+                <w:rFonts w:ascii="Inter" w:hAnsi="Inter"/>
+                <w:b/>
+                <w:color w:val="2F3A48"/>
+                <w:sz w:val="15"/>
+              </w:rPr>
+              <w:t>ИП Миронкин Е.В.</w:t>
+            </w:r>
+          </w:p>
+        </w:tc>
+        <w:tc>
+          <w:tcPr>
+            <w:tcW w:type="dxa" w:w="3400"/>
+            <w:shd w:fill="F5F2EC" w:val="clear"/>
+          </w:tcPr>
+          <w:p>
+            <w:pPr>
+              <w:jc w:val="left"/>
+            </w:pPr>
+            <w:r/>
+            <w:r>
+              <w:rPr>
+                <w:rFonts w:ascii="Inter" w:hAnsi="Inter"/>
+                <w:b w:val="0"/>
+                <w:color w:val="2F3A48"/>
+                <w:sz w:val="15"/>
+              </w:rPr>
+              <w:t>Лакра</w:t>
+            </w:r>
+          </w:p>
+        </w:tc>
+        <w:tc>
+          <w:tcPr>
+            <w:tcW w:type="dxa" w:w="3400"/>
+            <w:shd w:fill="F5F2EC" w:val="clear"/>
+          </w:tcPr>
+          <w:p>
+            <w:pPr>
+              <w:jc w:val="left"/>
+            </w:pPr>
+            <w:r/>
+            <w:r>
+              <w:rPr>
+                <w:rFonts w:ascii="Inter" w:hAnsi="Inter"/>
+                <w:b w:val="0"/>
+                <w:color w:val="2F3A48"/>
+                <w:sz w:val="15"/>
+              </w:rPr>
+              <w:t>Омская обл.</w:t>
+            </w:r>
+          </w:p>
+        </w:tc>
+      </w:tr>
+      <w:tr>
+        <w:tc>
+          <w:tcPr>
+            <w:tcW w:type="dxa" w:w="3400"/>
+          </w:tcPr>
+          <w:p>
+            <w:pPr>
+              <w:jc w:val="left"/>
+            </w:pPr>
+            <w:r/>
+            <w:r>
+              <w:rPr>
+                <w:rFonts w:ascii="Inter" w:hAnsi="Inter"/>
+                <w:b/>
+                <w:color w:val="2F3A48"/>
+                <w:sz w:val="15"/>
+              </w:rPr>
+              <w:t>ИП Ковалев А.А.</w:t>
+            </w:r>
+          </w:p>
+        </w:tc>
+        <w:tc>
+          <w:tcPr>
+            <w:tcW w:type="dxa" w:w="3400"/>
+          </w:tcPr>
+          <w:p>
+            <w:pPr>
+              <w:jc w:val="left"/>
+            </w:pPr>
+            <w:r/>
+            <w:r>
+              <w:rPr>
+                <w:rFonts w:ascii="Inter" w:hAnsi="Inter"/>
+                <w:b w:val="0"/>
+                <w:color w:val="2F3A48"/>
+                <w:sz w:val="15"/>
+              </w:rPr>
+              <w:t>Кушнаренко, Новый Дом</w:t>
+            </w:r>
+          </w:p>
+        </w:tc>
+        <w:tc>
+          <w:tcPr>
+            <w:tcW w:type="dxa" w:w="3400"/>
+          </w:tcPr>
+          <w:p>
+            <w:pPr>
+              <w:jc w:val="left"/>
+            </w:pPr>
+            <w:r/>
+            <w:r>
+              <w:rPr>
+                <w:rFonts w:ascii="Inter" w:hAnsi="Inter"/>
+                <w:b w:val="0"/>
+                <w:color w:val="2F3A48"/>
+                <w:sz w:val="15"/>
+              </w:rPr>
+              <w:t>Омская обл.</w:t>
+            </w:r>
+          </w:p>
+        </w:tc>
+      </w:tr>
+      <w:tr>
+        <w:tc>
+          <w:tcPr>
+            <w:tcW w:type="dxa" w:w="3400"/>
+            <w:shd w:fill="FFF5E6" w:val="clear"/>
+          </w:tcPr>
+          <w:p>
+            <w:pPr>
+              <w:jc w:val="left"/>
+            </w:pPr>
+            <w:r/>
+            <w:r>
+              <w:rPr>
+                <w:rFonts w:ascii="Inter" w:hAnsi="Inter"/>
+                <w:b/>
+                <w:color w:val="2F3A48"/>
+                <w:sz w:val="16"/>
+              </w:rPr>
+              <w:t>ИТОГО (10 дистрибьюторов)</w:t>
+            </w:r>
+          </w:p>
+        </w:tc>
+        <w:tc>
+          <w:tcPr>
+            <w:tcW w:type="dxa" w:w="3400"/>
+            <w:shd w:fill="FFF5E6" w:val="clear"/>
+          </w:tcPr>
+          <w:p>
+            <w:pPr>
+              <w:jc w:val="left"/>
+            </w:pPr>
+            <w:r/>
+            <w:r>
+              <w:rPr>
+                <w:rFonts w:ascii="Inter" w:hAnsi="Inter"/>
+                <w:b/>
+                <w:color w:val="C00000"/>
+                <w:sz w:val="16"/>
+              </w:rPr>
+              <w:t>Совокупный ТО: 1195 млн ₽</w:t>
+            </w:r>
+          </w:p>
+        </w:tc>
+        <w:tc>
+          <w:tcPr>
+            <w:tcW w:type="dxa" w:w="3400"/>
+            <w:shd w:fill="FFF5E6" w:val="clear"/>
+          </w:tcPr>
+          <w:p>
+            <w:pPr>
+              <w:jc w:val="left"/>
+            </w:pPr>
+            <w:r/>
+            <w:r>
+              <w:rPr>
+                <w:rFonts w:ascii="Inter" w:hAnsi="Inter"/>
+                <w:b/>
+                <w:color w:val="C00000"/>
+                <w:sz w:val="16"/>
+              </w:rPr>
+              <w:t>~15 519 т</w:t>
+            </w:r>
+          </w:p>
+        </w:tc>
+      </w:tr>
+    </w:tbl>
     <w:p>
       <w:r>
         <w:rPr>
           <w:rFonts w:ascii="Inter" w:hAnsi="Inter"/>
-          <w:sz w:val="18"/>
+          <w:b/>
+          <w:color w:val="C00000"/>
+          <w:sz w:val="20"/>
         </w:rPr>
-        <w:t xml:space="preserve">Потенциал рынка ЛКМ региона: 8 698 000 × 1123 ₽ = </w:t>
+        <w:t>НЕДОЗАГРУЗКА РЕГИОНА</w:t>
       </w:r>
+    </w:p>
+    <w:tbl>
+      <w:tblPr>
+        <w:tblStyle w:val="TableGrid"/>
+        <w:tblW w:type="auto" w:w="0"/>
+        <w:jc w:val="center"/>
+        <w:tblLook w:firstColumn="1" w:firstRow="1" w:lastColumn="0" w:lastRow="0" w:noHBand="0" w:noVBand="1" w:val="04A0"/>
+      </w:tblPr>
+      <w:tblGrid>
+        <w:gridCol w:w="2550"/>
+        <w:gridCol w:w="2550"/>
+        <w:gridCol w:w="2550"/>
+        <w:gridCol w:w="2550"/>
+      </w:tblGrid>
+      <w:tr>
+        <w:tc>
+          <w:tcPr>
+            <w:tcW w:type="dxa" w:w="2550"/>
+            <w:shd w:fill="2F3A48" w:val="clear"/>
+          </w:tcPr>
+          <w:p>
+            <w:pPr>
+              <w:jc w:val="left"/>
+            </w:pPr>
+            <w:r/>
+            <w:r>
+              <w:rPr>
+                <w:rFonts w:ascii="Inter" w:hAnsi="Inter"/>
+                <w:b/>
+                <w:color w:val="FFFFFF"/>
+                <w:sz w:val="16"/>
+              </w:rPr>
+              <w:t>Показатель</w:t>
+            </w:r>
+          </w:p>
+        </w:tc>
+        <w:tc>
+          <w:tcPr>
+            <w:tcW w:type="dxa" w:w="2550"/>
+            <w:shd w:fill="2F3A48" w:val="clear"/>
+          </w:tcPr>
+          <w:p>
+            <w:pPr>
+              <w:jc w:val="center"/>
+            </w:pPr>
+            <w:r/>
+            <w:r>
+              <w:rPr>
+                <w:rFonts w:ascii="Inter" w:hAnsi="Inter"/>
+                <w:b/>
+                <w:color w:val="FFFFFF"/>
+                <w:sz w:val="16"/>
+              </w:rPr>
+              <w:t>В рублях (млн)</w:t>
+            </w:r>
+          </w:p>
+        </w:tc>
+        <w:tc>
+          <w:tcPr>
+            <w:tcW w:type="dxa" w:w="2550"/>
+            <w:shd w:fill="2F3A48" w:val="clear"/>
+          </w:tcPr>
+          <w:p>
+            <w:pPr>
+              <w:jc w:val="center"/>
+            </w:pPr>
+            <w:r/>
+            <w:r>
+              <w:rPr>
+                <w:rFonts w:ascii="Inter" w:hAnsi="Inter"/>
+                <w:b/>
+                <w:color w:val="FFFFFF"/>
+                <w:sz w:val="16"/>
+              </w:rPr>
+              <w:t>В тоннах</w:t>
+            </w:r>
+          </w:p>
+        </w:tc>
+        <w:tc>
+          <w:tcPr>
+            <w:tcW w:type="dxa" w:w="2550"/>
+            <w:shd w:fill="2F3A48" w:val="clear"/>
+          </w:tcPr>
+          <w:p>
+            <w:pPr>
+              <w:jc w:val="center"/>
+            </w:pPr>
+            <w:r/>
+            <w:r>
+              <w:rPr>
+                <w:rFonts w:ascii="Inter" w:hAnsi="Inter"/>
+                <w:b/>
+                <w:color w:val="FFFFFF"/>
+                <w:sz w:val="16"/>
+              </w:rPr>
+              <w:t>Доля от потенциала</w:t>
+            </w:r>
+          </w:p>
+        </w:tc>
+      </w:tr>
+      <w:tr>
+        <w:tc>
+          <w:tcPr>
+            <w:tcW w:type="dxa" w:w="2550"/>
+            <w:shd w:fill="F5F2EC" w:val="clear"/>
+          </w:tcPr>
+          <w:p>
+            <w:pPr>
+              <w:jc w:val="left"/>
+            </w:pPr>
+            <w:r/>
+            <w:r>
+              <w:rPr>
+                <w:rFonts w:ascii="Inter" w:hAnsi="Inter"/>
+                <w:b w:val="0"/>
+                <w:color w:val="2F3A48"/>
+                <w:sz w:val="16"/>
+              </w:rPr>
+              <w:t>Теоретический потенциал рынка</w:t>
+            </w:r>
+          </w:p>
+        </w:tc>
+        <w:tc>
+          <w:tcPr>
+            <w:tcW w:type="dxa" w:w="2550"/>
+            <w:shd w:fill="F5F2EC" w:val="clear"/>
+          </w:tcPr>
+          <w:p>
+            <w:pPr>
+              <w:jc w:val="center"/>
+            </w:pPr>
+            <w:r/>
+            <w:r>
+              <w:rPr>
+                <w:rFonts w:ascii="Inter" w:hAnsi="Inter"/>
+                <w:b w:val="0"/>
+                <w:color w:val="2F3A48"/>
+                <w:sz w:val="16"/>
+              </w:rPr>
+              <w:t>9 768</w:t>
+            </w:r>
+          </w:p>
+        </w:tc>
+        <w:tc>
+          <w:tcPr>
+            <w:tcW w:type="dxa" w:w="2550"/>
+            <w:shd w:fill="F5F2EC" w:val="clear"/>
+          </w:tcPr>
+          <w:p>
+            <w:pPr>
+              <w:jc w:val="center"/>
+            </w:pPr>
+            <w:r/>
+            <w:r>
+              <w:rPr>
+                <w:rFonts w:ascii="Inter" w:hAnsi="Inter"/>
+                <w:b w:val="0"/>
+                <w:color w:val="2F3A48"/>
+                <w:sz w:val="16"/>
+              </w:rPr>
+              <w:t>126 904</w:t>
+            </w:r>
+          </w:p>
+        </w:tc>
+        <w:tc>
+          <w:tcPr>
+            <w:tcW w:type="dxa" w:w="2550"/>
+            <w:shd w:fill="F5F2EC" w:val="clear"/>
+          </w:tcPr>
+          <w:p>
+            <w:pPr>
+              <w:jc w:val="center"/>
+            </w:pPr>
+            <w:r/>
+            <w:r>
+              <w:rPr>
+                <w:rFonts w:ascii="Inter" w:hAnsi="Inter"/>
+                <w:b w:val="0"/>
+                <w:color w:val="2F3A48"/>
+                <w:sz w:val="16"/>
+              </w:rPr>
+              <w:t>100%</w:t>
+            </w:r>
+          </w:p>
+        </w:tc>
+      </w:tr>
+      <w:tr>
+        <w:tc>
+          <w:tcPr>
+            <w:tcW w:type="dxa" w:w="2550"/>
+          </w:tcPr>
+          <w:p>
+            <w:pPr>
+              <w:jc w:val="left"/>
+            </w:pPr>
+            <w:r/>
+            <w:r>
+              <w:rPr>
+                <w:rFonts w:ascii="Inter" w:hAnsi="Inter"/>
+                <w:b w:val="0"/>
+                <w:color w:val="2F3A48"/>
+                <w:sz w:val="16"/>
+              </w:rPr>
+              <w:t>Фактический ТО дистрибьюторов</w:t>
+            </w:r>
+          </w:p>
+        </w:tc>
+        <w:tc>
+          <w:tcPr>
+            <w:tcW w:type="dxa" w:w="2550"/>
+          </w:tcPr>
+          <w:p>
+            <w:pPr>
+              <w:jc w:val="center"/>
+            </w:pPr>
+            <w:r/>
+            <w:r>
+              <w:rPr>
+                <w:rFonts w:ascii="Inter" w:hAnsi="Inter"/>
+                <w:b w:val="0"/>
+                <w:color w:val="2F3A48"/>
+                <w:sz w:val="16"/>
+              </w:rPr>
+              <w:t>1195</w:t>
+            </w:r>
+          </w:p>
+        </w:tc>
+        <w:tc>
+          <w:tcPr>
+            <w:tcW w:type="dxa" w:w="2550"/>
+          </w:tcPr>
+          <w:p>
+            <w:pPr>
+              <w:jc w:val="center"/>
+            </w:pPr>
+            <w:r/>
+            <w:r>
+              <w:rPr>
+                <w:rFonts w:ascii="Inter" w:hAnsi="Inter"/>
+                <w:b w:val="0"/>
+                <w:color w:val="2F3A48"/>
+                <w:sz w:val="16"/>
+              </w:rPr>
+              <w:t>15 519</w:t>
+            </w:r>
+          </w:p>
+        </w:tc>
+        <w:tc>
+          <w:tcPr>
+            <w:tcW w:type="dxa" w:w="2550"/>
+          </w:tcPr>
+          <w:p>
+            <w:pPr>
+              <w:jc w:val="center"/>
+            </w:pPr>
+            <w:r/>
+            <w:r>
+              <w:rPr>
+                <w:rFonts w:ascii="Inter" w:hAnsi="Inter"/>
+                <w:b w:val="0"/>
+                <w:color w:val="2F3A48"/>
+                <w:sz w:val="16"/>
+              </w:rPr>
+              <w:t>12.2%</w:t>
+            </w:r>
+          </w:p>
+        </w:tc>
+      </w:tr>
+      <w:tr>
+        <w:tc>
+          <w:tcPr>
+            <w:tcW w:type="dxa" w:w="2550"/>
+            <w:shd w:fill="FFE0E0" w:val="clear"/>
+          </w:tcPr>
+          <w:p>
+            <w:pPr>
+              <w:jc w:val="left"/>
+            </w:pPr>
+            <w:r/>
+            <w:r>
+              <w:rPr>
+                <w:rFonts w:ascii="Inter" w:hAnsi="Inter"/>
+                <w:b/>
+                <w:color w:val="C00000"/>
+                <w:sz w:val="16"/>
+              </w:rPr>
+              <w:t>НЕДОЗАГРУЗКА РЕГИОНА</w:t>
+            </w:r>
+          </w:p>
+        </w:tc>
+        <w:tc>
+          <w:tcPr>
+            <w:tcW w:type="dxa" w:w="2550"/>
+            <w:shd w:fill="FFE0E0" w:val="clear"/>
+          </w:tcPr>
+          <w:p>
+            <w:pPr>
+              <w:jc w:val="center"/>
+            </w:pPr>
+            <w:r/>
+            <w:r>
+              <w:rPr>
+                <w:rFonts w:ascii="Inter" w:hAnsi="Inter"/>
+                <w:b/>
+                <w:color w:val="C00000"/>
+                <w:sz w:val="16"/>
+              </w:rPr>
+              <w:t>8 573</w:t>
+            </w:r>
+          </w:p>
+        </w:tc>
+        <w:tc>
+          <w:tcPr>
+            <w:tcW w:type="dxa" w:w="2550"/>
+            <w:shd w:fill="FFE0E0" w:val="clear"/>
+          </w:tcPr>
+          <w:p>
+            <w:pPr>
+              <w:jc w:val="center"/>
+            </w:pPr>
+            <w:r/>
+            <w:r>
+              <w:rPr>
+                <w:rFonts w:ascii="Inter" w:hAnsi="Inter"/>
+                <w:b/>
+                <w:color w:val="C00000"/>
+                <w:sz w:val="16"/>
+              </w:rPr>
+              <w:t>111 384</w:t>
+            </w:r>
+          </w:p>
+        </w:tc>
+        <w:tc>
+          <w:tcPr>
+            <w:tcW w:type="dxa" w:w="2550"/>
+            <w:shd w:fill="FFE0E0" w:val="clear"/>
+          </w:tcPr>
+          <w:p>
+            <w:pPr>
+              <w:jc w:val="center"/>
+            </w:pPr>
+            <w:r/>
+            <w:r>
+              <w:rPr>
+                <w:rFonts w:ascii="Inter" w:hAnsi="Inter"/>
+                <w:b/>
+                <w:color w:val="C00000"/>
+                <w:sz w:val="16"/>
+              </w:rPr>
+              <w:t>87.8%</w:t>
+            </w:r>
+          </w:p>
+        </w:tc>
+      </w:tr>
+    </w:tbl>
+    <w:p>
       <w:r>
         <w:rPr>
           <w:rFonts w:ascii="Inter" w:hAnsi="Inter"/>
@@ -581,7 +2180,7 @@
           <w:color w:val="C00000"/>
           <w:sz w:val="18"/>
         </w:rPr>
-        <w:t>9.77 млрд ₽/год</w:t>
+        <w:t>⚠ Регион недозагружен на 88% — потенциал 8 573 млн ₽ (111 384 т) не освоен</w:t>
       </w:r>
     </w:p>
     <w:p>
@@ -592,7 +2191,7 @@
           <w:color w:val="C00000"/>
           <w:sz w:val="22"/>
         </w:rPr>
-        <w:t>3. ДОЛЯ ЭМПИЛС — 8% РЫНКА</w:t>
+        <w:t>4. ДОЛЯ ЭМПИЛС — 8% РЫНКА</w:t>
       </w:r>
     </w:p>
     <w:p>
@@ -606,31 +2205,214 @@
         <w:t>Среднерыночная доля Эмпилс в РФ: ~8% от рынка ЛКМ. Применительно к региону:</w:t>
       </w:r>
     </w:p>
-    <w:p>
-      <w:r>
-        <w:rPr>
-          <w:rFonts w:ascii="Inter" w:hAnsi="Inter"/>
-          <w:sz w:val="18"/>
-        </w:rPr>
-        <w:t xml:space="preserve">Потенциал товарооборота Эмпилс в регионе: </w:t>
-      </w:r>
-      <w:r>
-        <w:rPr>
-          <w:rFonts w:ascii="Inter" w:hAnsi="Inter"/>
-          <w:b/>
-          <w:color w:val="C00000"/>
-          <w:sz w:val="18"/>
-        </w:rPr>
-        <w:t>781 млн ₽/год</w:t>
-      </w:r>
-      <w:r>
-        <w:rPr>
-          <w:rFonts w:ascii="Inter" w:hAnsi="Inter"/>
-          <w:sz w:val="18"/>
-        </w:rPr>
-        <w:t xml:space="preserve"> (9.77 млрд × 8%)</w:t>
-      </w:r>
-    </w:p>
+    <w:tbl>
+      <w:tblPr>
+        <w:tblStyle w:val="TableGrid"/>
+        <w:tblW w:type="auto" w:w="0"/>
+        <w:jc w:val="center"/>
+        <w:tblLook w:firstColumn="1" w:firstRow="1" w:lastColumn="0" w:lastRow="0" w:noHBand="0" w:noVBand="1" w:val="04A0"/>
+      </w:tblPr>
+      <w:tblGrid>
+        <w:gridCol w:w="3400"/>
+        <w:gridCol w:w="3400"/>
+        <w:gridCol w:w="3400"/>
+      </w:tblGrid>
+      <w:tr>
+        <w:tc>
+          <w:tcPr>
+            <w:tcW w:type="dxa" w:w="3400"/>
+            <w:shd w:fill="2F3A48" w:val="clear"/>
+          </w:tcPr>
+          <w:p>
+            <w:pPr>
+              <w:jc w:val="left"/>
+            </w:pPr>
+            <w:r/>
+            <w:r>
+              <w:rPr>
+                <w:rFonts w:ascii="Inter" w:hAnsi="Inter"/>
+                <w:b/>
+                <w:color w:val="FFFFFF"/>
+                <w:sz w:val="16"/>
+              </w:rPr>
+              <w:t>Показатель</w:t>
+            </w:r>
+          </w:p>
+        </w:tc>
+        <w:tc>
+          <w:tcPr>
+            <w:tcW w:type="dxa" w:w="3400"/>
+            <w:shd w:fill="2F3A48" w:val="clear"/>
+          </w:tcPr>
+          <w:p>
+            <w:pPr>
+              <w:jc w:val="center"/>
+            </w:pPr>
+            <w:r/>
+            <w:r>
+              <w:rPr>
+                <w:rFonts w:ascii="Inter" w:hAnsi="Inter"/>
+                <w:b/>
+                <w:color w:val="FFFFFF"/>
+                <w:sz w:val="16"/>
+              </w:rPr>
+              <w:t>В рублях</w:t>
+            </w:r>
+          </w:p>
+        </w:tc>
+        <w:tc>
+          <w:tcPr>
+            <w:tcW w:type="dxa" w:w="3400"/>
+            <w:shd w:fill="2F3A48" w:val="clear"/>
+          </w:tcPr>
+          <w:p>
+            <w:pPr>
+              <w:jc w:val="center"/>
+            </w:pPr>
+            <w:r/>
+            <w:r>
+              <w:rPr>
+                <w:rFonts w:ascii="Inter" w:hAnsi="Inter"/>
+                <w:b/>
+                <w:color w:val="FFFFFF"/>
+                <w:sz w:val="16"/>
+              </w:rPr>
+              <w:t>В тоннах</w:t>
+            </w:r>
+          </w:p>
+        </w:tc>
+      </w:tr>
+      <w:tr>
+        <w:tc>
+          <w:tcPr>
+            <w:tcW w:type="dxa" w:w="3400"/>
+            <w:shd w:fill="F5F2EC" w:val="clear"/>
+          </w:tcPr>
+          <w:p>
+            <w:pPr>
+              <w:jc w:val="left"/>
+            </w:pPr>
+            <w:r/>
+            <w:r>
+              <w:rPr>
+                <w:rFonts w:ascii="Inter" w:hAnsi="Inter"/>
+                <w:b w:val="0"/>
+                <w:color w:val="2F3A48"/>
+                <w:sz w:val="16"/>
+              </w:rPr>
+              <w:t>Потенциал рынка (100%)</w:t>
+            </w:r>
+          </w:p>
+        </w:tc>
+        <w:tc>
+          <w:tcPr>
+            <w:tcW w:type="dxa" w:w="3400"/>
+            <w:shd w:fill="F5F2EC" w:val="clear"/>
+          </w:tcPr>
+          <w:p>
+            <w:pPr>
+              <w:jc w:val="center"/>
+            </w:pPr>
+            <w:r/>
+            <w:r>
+              <w:rPr>
+                <w:rFonts w:ascii="Inter" w:hAnsi="Inter"/>
+                <w:b w:val="0"/>
+                <w:color w:val="2F3A48"/>
+                <w:sz w:val="16"/>
+              </w:rPr>
+              <w:t>9.77 млрд ₽</w:t>
+            </w:r>
+          </w:p>
+        </w:tc>
+        <w:tc>
+          <w:tcPr>
+            <w:tcW w:type="dxa" w:w="3400"/>
+            <w:shd w:fill="F5F2EC" w:val="clear"/>
+          </w:tcPr>
+          <w:p>
+            <w:pPr>
+              <w:jc w:val="center"/>
+            </w:pPr>
+            <w:r/>
+            <w:r>
+              <w:rPr>
+                <w:rFonts w:ascii="Inter" w:hAnsi="Inter"/>
+                <w:b w:val="0"/>
+                <w:color w:val="2F3A48"/>
+                <w:sz w:val="16"/>
+              </w:rPr>
+              <w:t>126 904 т</w:t>
+            </w:r>
+          </w:p>
+        </w:tc>
+      </w:tr>
+      <w:tr>
+        <w:tc>
+          <w:tcPr>
+            <w:tcW w:type="dxa" w:w="3400"/>
+            <w:shd w:fill="FFF5E6" w:val="clear"/>
+          </w:tcPr>
+          <w:p>
+            <w:pPr>
+              <w:jc w:val="left"/>
+            </w:pPr>
+            <w:r/>
+            <w:r>
+              <w:rPr>
+                <w:rFonts w:ascii="Inter" w:hAnsi="Inter"/>
+                <w:b/>
+                <w:color w:val="C00000"/>
+                <w:sz w:val="16"/>
+              </w:rPr>
+              <w:t>Доля Эмпилс (8%)</w:t>
+            </w:r>
+          </w:p>
+        </w:tc>
+        <w:tc>
+          <w:tcPr>
+            <w:tcW w:type="dxa" w:w="3400"/>
+            <w:shd w:fill="FFF5E6" w:val="clear"/>
+          </w:tcPr>
+          <w:p>
+            <w:pPr>
+              <w:jc w:val="center"/>
+            </w:pPr>
+            <w:r/>
+            <w:r>
+              <w:rPr>
+                <w:rFonts w:ascii="Inter" w:hAnsi="Inter"/>
+                <w:b/>
+                <w:color w:val="C00000"/>
+                <w:sz w:val="16"/>
+              </w:rPr>
+              <w:t>781 млн ₽</w:t>
+            </w:r>
+          </w:p>
+        </w:tc>
+        <w:tc>
+          <w:tcPr>
+            <w:tcW w:type="dxa" w:w="3400"/>
+            <w:shd w:fill="FFF5E6" w:val="clear"/>
+          </w:tcPr>
+          <w:p>
+            <w:pPr>
+              <w:jc w:val="center"/>
+            </w:pPr>
+            <w:r/>
+            <w:r>
+              <w:rPr>
+                <w:rFonts w:ascii="Inter" w:hAnsi="Inter"/>
+                <w:b/>
+                <w:color w:val="C00000"/>
+                <w:sz w:val="16"/>
+              </w:rPr>
+              <w:t>10 152 т</w:t>
+            </w:r>
+          </w:p>
+        </w:tc>
+      </w:tr>
+    </w:tbl>
     <w:p>
       <w:r>
         <w:rPr>
@@ -639,7 +2421,7 @@
           <w:color w:val="2F3A48"/>
           <w:sz w:val="18"/>
         </w:rPr>
-        <w:t>Это и есть покрытие потенциальной АКБ партнёра на уровне 1200 РТТ.</w:t>
+        <w:t>Покрытие потенциальной АКБ партнёра: 1200 РТТ</w:t>
       </w:r>
     </w:p>
     <w:p>
@@ -650,7 +2432,7 @@
           <w:color w:val="C00000"/>
           <w:sz w:val="22"/>
         </w:rPr>
-        <w:t>4. ОРГАНИЗАЦИЯ ПРОДАЖ — ЭКСКЛЮЗИВНЫЕ ТП</w:t>
+        <w:t>5. ОРГАНИЗАЦИЯ ПРОДАЖ — ЭКСКЛЮЗИВНЫЕ ТП</w:t>
       </w:r>
     </w:p>
     <w:tbl>
@@ -661,16 +2443,19 @@
         <w:tblLook w:firstColumn="1" w:firstRow="1" w:lastColumn="0" w:lastRow="0" w:noHBand="0" w:noVBand="1" w:val="04A0"/>
       </w:tblPr>
       <w:tblGrid>
-        <w:gridCol w:w="4986"/>
-        <w:gridCol w:w="4986"/>
+        <w:gridCol w:w="5100"/>
+        <w:gridCol w:w="5100"/>
       </w:tblGrid>
       <w:tr>
         <w:tc>
           <w:tcPr>
-            <w:tcW w:type="dxa" w:w="4986"/>
+            <w:tcW w:type="dxa" w:w="5100"/>
             <w:shd w:fill="2F3A48" w:val="clear"/>
           </w:tcPr>
           <w:p>
+            <w:pPr>
+              <w:jc w:val="left"/>
+            </w:pPr>
             <w:r/>
             <w:r>
               <w:rPr>
@@ -685,7 +2470,7 @@
         </w:tc>
         <w:tc>
           <w:tcPr>
-            <w:tcW w:type="dxa" w:w="4986"/>
+            <w:tcW w:type="dxa" w:w="5100"/>
             <w:shd w:fill="2F3A48" w:val="clear"/>
           </w:tcPr>
           <w:p>
@@ -708,13 +2493,18 @@
       <w:tr>
         <w:tc>
           <w:tcPr>
-            <w:tcW w:type="dxa" w:w="4986"/>
+            <w:tcW w:type="dxa" w:w="5100"/>
           </w:tcPr>
           <w:p>
+            <w:pPr>
+              <w:jc w:val="left"/>
+            </w:pPr>
             <w:r/>
             <w:r>
               <w:rPr>
                 <w:rFonts w:ascii="Inter" w:hAnsi="Inter"/>
+                <w:b w:val="0"/>
+                <w:color w:val="2F3A48"/>
                 <w:sz w:val="18"/>
               </w:rPr>
               <w:t>1 ЭТП покрывает</w:t>
@@ -723,7 +2513,7 @@
         </w:tc>
         <w:tc>
           <w:tcPr>
-            <w:tcW w:type="dxa" w:w="4986"/>
+            <w:tcW w:type="dxa" w:w="5100"/>
           </w:tcPr>
           <w:p>
             <w:pPr>
@@ -733,6 +2523,8 @@
             <w:r>
               <w:rPr>
                 <w:rFonts w:ascii="Inter" w:hAnsi="Inter"/>
+                <w:b w:val="0"/>
+                <w:color w:val="2F3A48"/>
                 <w:sz w:val="18"/>
               </w:rPr>
               <w:t>120 РТТ</w:t>
@@ -743,14 +2535,19 @@
       <w:tr>
         <w:tc>
           <w:tcPr>
-            <w:tcW w:type="dxa" w:w="4986"/>
+            <w:tcW w:type="dxa" w:w="5100"/>
             <w:shd w:fill="F5F2EC" w:val="clear"/>
           </w:tcPr>
           <w:p>
+            <w:pPr>
+              <w:jc w:val="left"/>
+            </w:pPr>
             <w:r/>
             <w:r>
               <w:rPr>
                 <w:rFonts w:ascii="Inter" w:hAnsi="Inter"/>
+                <w:b w:val="0"/>
+                <w:color w:val="2F3A48"/>
                 <w:sz w:val="18"/>
               </w:rPr>
               <w:t>4 ЭТП покрывают</w:t>
@@ -759,7 +2556,7 @@
         </w:tc>
         <w:tc>
           <w:tcPr>
-            <w:tcW w:type="dxa" w:w="4986"/>
+            <w:tcW w:type="dxa" w:w="5100"/>
             <w:shd w:fill="F5F2EC" w:val="clear"/>
           </w:tcPr>
           <w:p>
@@ -770,9 +2567,11 @@
             <w:r>
               <w:rPr>
                 <w:rFonts w:ascii="Inter" w:hAnsi="Inter"/>
+                <w:b w:val="0"/>
+                <w:color w:val="2F3A48"/>
                 <w:sz w:val="18"/>
               </w:rPr>
-              <w:t>480 РТТ (~480-500)</w:t>
+              <w:t>480 РТТ</w:t>
             </w:r>
           </w:p>
         </w:tc>
@@ -780,13 +2579,18 @@
       <w:tr>
         <w:tc>
           <w:tcPr>
-            <w:tcW w:type="dxa" w:w="4986"/>
+            <w:tcW w:type="dxa" w:w="5100"/>
           </w:tcPr>
           <w:p>
+            <w:pPr>
+              <w:jc w:val="left"/>
+            </w:pPr>
             <w:r/>
             <w:r>
               <w:rPr>
                 <w:rFonts w:ascii="Inter" w:hAnsi="Inter"/>
+                <w:b w:val="0"/>
+                <w:color w:val="2F3A48"/>
                 <w:sz w:val="18"/>
               </w:rPr>
               <w:t>Товарооборот через ЭТП</w:t>
@@ -795,7 +2599,7 @@
         </w:tc>
         <w:tc>
           <w:tcPr>
-            <w:tcW w:type="dxa" w:w="4986"/>
+            <w:tcW w:type="dxa" w:w="5100"/>
           </w:tcPr>
           <w:p>
             <w:pPr>
@@ -805,6 +2609,8 @@
             <w:r>
               <w:rPr>
                 <w:rFonts w:ascii="Inter" w:hAnsi="Inter"/>
+                <w:b w:val="0"/>
+                <w:color w:val="2F3A48"/>
                 <w:sz w:val="18"/>
               </w:rPr>
               <w:t>40 млн ₽/год</w:t>
@@ -815,14 +2621,19 @@
       <w:tr>
         <w:tc>
           <w:tcPr>
-            <w:tcW w:type="dxa" w:w="4986"/>
+            <w:tcW w:type="dxa" w:w="5100"/>
             <w:shd w:fill="F5F2EC" w:val="clear"/>
           </w:tcPr>
           <w:p>
+            <w:pPr>
+              <w:jc w:val="left"/>
+            </w:pPr>
             <w:r/>
             <w:r>
               <w:rPr>
                 <w:rFonts w:ascii="Inter" w:hAnsi="Inter"/>
+                <w:b w:val="0"/>
+                <w:color w:val="2F3A48"/>
                 <w:sz w:val="18"/>
               </w:rPr>
               <w:t>Товарооборот через ТП дистрибьютора</w:t>
@@ -831,7 +2642,7 @@
         </w:tc>
         <w:tc>
           <w:tcPr>
-            <w:tcW w:type="dxa" w:w="4986"/>
+            <w:tcW w:type="dxa" w:w="5100"/>
             <w:shd w:fill="F5F2EC" w:val="clear"/>
           </w:tcPr>
           <w:p>
@@ -842,6 +2653,8 @@
             <w:r>
               <w:rPr>
                 <w:rFonts w:ascii="Inter" w:hAnsi="Inter"/>
+                <w:b w:val="0"/>
+                <w:color w:val="2F3A48"/>
                 <w:sz w:val="18"/>
               </w:rPr>
               <w:t>20 млн ₽/год</w:t>
@@ -852,15 +2665,19 @@
       <w:tr>
         <w:tc>
           <w:tcPr>
-            <w:tcW w:type="dxa" w:w="4986"/>
+            <w:tcW w:type="dxa" w:w="5100"/>
             <w:shd w:fill="FFF5E6" w:val="clear"/>
           </w:tcPr>
           <w:p>
+            <w:pPr>
+              <w:jc w:val="left"/>
+            </w:pPr>
             <w:r/>
             <w:r>
               <w:rPr>
                 <w:rFonts w:ascii="Inter" w:hAnsi="Inter"/>
                 <w:b/>
+                <w:color w:val="2F3A48"/>
                 <w:sz w:val="18"/>
               </w:rPr>
               <w:t>ИТОГО год 1</w:t>
@@ -869,7 +2686,7 @@
         </w:tc>
         <w:tc>
           <w:tcPr>
-            <w:tcW w:type="dxa" w:w="4986"/>
+            <w:tcW w:type="dxa" w:w="5100"/>
             <w:shd w:fill="FFF5E6" w:val="clear"/>
           </w:tcPr>
           <w:p>
@@ -898,7 +2715,7 @@
           <w:color w:val="C00000"/>
           <w:sz w:val="22"/>
         </w:rPr>
-        <w:t>5. ПРОГНОЗ ТОВАРООБОРОТА ПО ГОДАМ</w:t>
+        <w:t>6. ПРОГНОЗ ТОВАРООБОРОТА ПО ГОДАМ</w:t>
       </w:r>
     </w:p>
     <w:tbl>
@@ -909,18 +2726,21 @@
         <w:tblLook w:firstColumn="1" w:firstRow="1" w:lastColumn="0" w:lastRow="0" w:noHBand="0" w:noVBand="1" w:val="04A0"/>
       </w:tblPr>
       <w:tblGrid>
-        <w:gridCol w:w="2493"/>
-        <w:gridCol w:w="2493"/>
-        <w:gridCol w:w="2493"/>
-        <w:gridCol w:w="2493"/>
+        <w:gridCol w:w="2550"/>
+        <w:gridCol w:w="2550"/>
+        <w:gridCol w:w="2550"/>
+        <w:gridCol w:w="2550"/>
       </w:tblGrid>
       <w:tr>
         <w:tc>
           <w:tcPr>
-            <w:tcW w:type="dxa" w:w="2493"/>
+            <w:tcW w:type="dxa" w:w="2550"/>
             <w:shd w:fill="2F3A48" w:val="clear"/>
           </w:tcPr>
           <w:p>
+            <w:pPr>
+              <w:jc w:val="left"/>
+            </w:pPr>
             <w:r/>
             <w:r>
               <w:rPr>
@@ -935,7 +2755,7 @@
         </w:tc>
         <w:tc>
           <w:tcPr>
-            <w:tcW w:type="dxa" w:w="2493"/>
+            <w:tcW w:type="dxa" w:w="2550"/>
             <w:shd w:fill="2F3A48" w:val="clear"/>
           </w:tcPr>
           <w:p>
@@ -956,7 +2776,7 @@
         </w:tc>
         <w:tc>
           <w:tcPr>
-            <w:tcW w:type="dxa" w:w="2493"/>
+            <w:tcW w:type="dxa" w:w="2550"/>
             <w:shd w:fill="2F3A48" w:val="clear"/>
           </w:tcPr>
           <w:p>
@@ -977,12 +2797,12 @@
         </w:tc>
         <w:tc>
           <w:tcPr>
-            <w:tcW w:type="dxa" w:w="2493"/>
+            <w:tcW w:type="dxa" w:w="2550"/>
             <w:shd w:fill="2F3A48" w:val="clear"/>
           </w:tcPr>
           <w:p>
             <w:pPr>
-              <w:jc w:val="center"/>
+              <w:jc w:val="left"/>
             </w:pPr>
             <w:r/>
             <w:r>
@@ -1000,14 +2820,19 @@
       <w:tr>
         <w:tc>
           <w:tcPr>
-            <w:tcW w:type="dxa" w:w="2493"/>
+            <w:tcW w:type="dxa" w:w="2550"/>
             <w:shd w:fill="F5F2EC" w:val="clear"/>
           </w:tcPr>
           <w:p>
+            <w:pPr>
+              <w:jc w:val="left"/>
+            </w:pPr>
             <w:r/>
             <w:r>
               <w:rPr>
                 <w:rFonts w:ascii="Inter" w:hAnsi="Inter"/>
+                <w:b w:val="0"/>
+                <w:color w:val="2F3A48"/>
                 <w:sz w:val="18"/>
               </w:rPr>
               <w:t>Год 1</w:t>
@@ -1016,7 +2841,7 @@
         </w:tc>
         <w:tc>
           <w:tcPr>
-            <w:tcW w:type="dxa" w:w="2493"/>
+            <w:tcW w:type="dxa" w:w="2550"/>
             <w:shd w:fill="F5F2EC" w:val="clear"/>
           </w:tcPr>
           <w:p>
@@ -1027,6 +2852,8 @@
             <w:r>
               <w:rPr>
                 <w:rFonts w:ascii="Inter" w:hAnsi="Inter"/>
+                <w:b w:val="0"/>
+                <w:color w:val="2F3A48"/>
                 <w:sz w:val="18"/>
               </w:rPr>
               <w:t>60 млн ₽</w:t>
@@ -1035,7 +2862,7 @@
         </w:tc>
         <w:tc>
           <w:tcPr>
-            <w:tcW w:type="dxa" w:w="2493"/>
+            <w:tcW w:type="dxa" w:w="2550"/>
             <w:shd w:fill="F5F2EC" w:val="clear"/>
           </w:tcPr>
           <w:p>
@@ -1046,6 +2873,8 @@
             <w:r>
               <w:rPr>
                 <w:rFonts w:ascii="Inter" w:hAnsi="Inter"/>
+                <w:b w:val="0"/>
+                <w:color w:val="2F3A48"/>
                 <w:sz w:val="18"/>
               </w:rPr>
               <w:t>—</w:t>
@@ -1054,7 +2883,133 @@
         </w:tc>
         <w:tc>
           <w:tcPr>
-            <w:tcW w:type="dxa" w:w="2493"/>
+            <w:tcW w:type="dxa" w:w="2550"/>
+            <w:shd w:fill="F5F2EC" w:val="clear"/>
+          </w:tcPr>
+          <w:p>
+            <w:pPr>
+              <w:jc w:val="left"/>
+            </w:pPr>
+            <w:r/>
+            <w:r>
+              <w:rPr>
+                <w:rFonts w:ascii="Inter" w:hAnsi="Inter"/>
+                <w:b w:val="0"/>
+                <w:color w:val="2F3A48"/>
+                <w:sz w:val="18"/>
+              </w:rPr>
+              <w:t>4 ЭТП + ТП дистрибьютора, 300 SKU</w:t>
+            </w:r>
+          </w:p>
+        </w:tc>
+      </w:tr>
+      <w:tr>
+        <w:tc>
+          <w:tcPr>
+            <w:tcW w:type="dxa" w:w="2550"/>
+          </w:tcPr>
+          <w:p>
+            <w:pPr>
+              <w:jc w:val="left"/>
+            </w:pPr>
+            <w:r/>
+            <w:r>
+              <w:rPr>
+                <w:rFonts w:ascii="Inter" w:hAnsi="Inter"/>
+                <w:b w:val="0"/>
+                <w:color w:val="2F3A48"/>
+                <w:sz w:val="18"/>
+              </w:rPr>
+              <w:t>Год 2</w:t>
+            </w:r>
+          </w:p>
+        </w:tc>
+        <w:tc>
+          <w:tcPr>
+            <w:tcW w:type="dxa" w:w="2550"/>
+          </w:tcPr>
+          <w:p>
+            <w:pPr>
+              <w:jc w:val="center"/>
+            </w:pPr>
+            <w:r/>
+            <w:r>
+              <w:rPr>
+                <w:rFonts w:ascii="Inter" w:hAnsi="Inter"/>
+                <w:b w:val="0"/>
+                <w:color w:val="2F3A48"/>
+                <w:sz w:val="18"/>
+              </w:rPr>
+              <w:t>120 млн ₽</w:t>
+            </w:r>
+          </w:p>
+        </w:tc>
+        <w:tc>
+          <w:tcPr>
+            <w:tcW w:type="dxa" w:w="2550"/>
+          </w:tcPr>
+          <w:p>
+            <w:pPr>
+              <w:jc w:val="center"/>
+            </w:pPr>
+            <w:r/>
+            <w:r>
+              <w:rPr>
+                <w:rFonts w:ascii="Inter" w:hAnsi="Inter"/>
+                <w:b w:val="0"/>
+                <w:color w:val="2F3A48"/>
+                <w:sz w:val="18"/>
+              </w:rPr>
+              <w:t>×2</w:t>
+            </w:r>
+          </w:p>
+        </w:tc>
+        <w:tc>
+          <w:tcPr>
+            <w:tcW w:type="dxa" w:w="2550"/>
+          </w:tcPr>
+          <w:p>
+            <w:pPr>
+              <w:jc w:val="left"/>
+            </w:pPr>
+            <w:r/>
+            <w:r>
+              <w:rPr>
+                <w:rFonts w:ascii="Inter" w:hAnsi="Inter"/>
+                <w:b w:val="0"/>
+                <w:color w:val="2F3A48"/>
+                <w:sz w:val="18"/>
+              </w:rPr>
+              <w:t>Расширение АКБ до 800+ РТТ</w:t>
+            </w:r>
+          </w:p>
+        </w:tc>
+      </w:tr>
+      <w:tr>
+        <w:tc>
+          <w:tcPr>
+            <w:tcW w:type="dxa" w:w="2550"/>
+            <w:shd w:fill="F5F2EC" w:val="clear"/>
+          </w:tcPr>
+          <w:p>
+            <w:pPr>
+              <w:jc w:val="left"/>
+            </w:pPr>
+            <w:r/>
+            <w:r>
+              <w:rPr>
+                <w:rFonts w:ascii="Inter" w:hAnsi="Inter"/>
+                <w:b w:val="0"/>
+                <w:color w:val="2F3A48"/>
+                <w:sz w:val="18"/>
+              </w:rPr>
+              <w:t>Год 3</w:t>
+            </w:r>
+          </w:p>
+        </w:tc>
+        <w:tc>
+          <w:tcPr>
+            <w:tcW w:type="dxa" w:w="2550"/>
             <w:shd w:fill="F5F2EC" w:val="clear"/>
           </w:tcPr>
           <w:p>
@@ -1065,104 +3020,17 @@
             <w:r>
               <w:rPr>
                 <w:rFonts w:ascii="Inter" w:hAnsi="Inter"/>
+                <w:b w:val="0"/>
+                <w:color w:val="2F3A48"/>
                 <w:sz w:val="18"/>
               </w:rPr>
-              <w:t>4 ЭТП + ТП дистрибьютора, 300 SKU</w:t>
-            </w:r>
-          </w:p>
-        </w:tc>
-      </w:tr>
-      <w:tr>
-        <w:tc>
-          <w:tcPr>
-            <w:tcW w:type="dxa" w:w="2493"/>
-          </w:tcPr>
-          <w:p>
-            <w:r/>
-            <w:r>
-              <w:rPr>
-                <w:rFonts w:ascii="Inter" w:hAnsi="Inter"/>
-                <w:sz w:val="18"/>
-              </w:rPr>
-              <w:t>Год 2</w:t>
+              <w:t>180 млн ₽</w:t>
             </w:r>
           </w:p>
         </w:tc>
         <w:tc>
           <w:tcPr>
-            <w:tcW w:type="dxa" w:w="2493"/>
-          </w:tcPr>
-          <w:p>
-            <w:pPr>
-              <w:jc w:val="center"/>
-            </w:pPr>
-            <w:r/>
-            <w:r>
-              <w:rPr>
-                <w:rFonts w:ascii="Inter" w:hAnsi="Inter"/>
-                <w:sz w:val="18"/>
-              </w:rPr>
-              <w:t>120 млн ₽</w:t>
-            </w:r>
-          </w:p>
-        </w:tc>
-        <w:tc>
-          <w:tcPr>
-            <w:tcW w:type="dxa" w:w="2493"/>
-          </w:tcPr>
-          <w:p>
-            <w:pPr>
-              <w:jc w:val="center"/>
-            </w:pPr>
-            <w:r/>
-            <w:r>
-              <w:rPr>
-                <w:rFonts w:ascii="Inter" w:hAnsi="Inter"/>
-                <w:sz w:val="18"/>
-              </w:rPr>
-              <w:t>×2</w:t>
-            </w:r>
-          </w:p>
-        </w:tc>
-        <w:tc>
-          <w:tcPr>
-            <w:tcW w:type="dxa" w:w="2493"/>
-          </w:tcPr>
-          <w:p>
-            <w:pPr>
-              <w:jc w:val="center"/>
-            </w:pPr>
-            <w:r/>
-            <w:r>
-              <w:rPr>
-                <w:rFonts w:ascii="Inter" w:hAnsi="Inter"/>
-                <w:sz w:val="18"/>
-              </w:rPr>
-              <w:t>Расширение АКБ до 800+ РТТ</w:t>
-            </w:r>
-          </w:p>
-        </w:tc>
-      </w:tr>
-      <w:tr>
-        <w:tc>
-          <w:tcPr>
-            <w:tcW w:type="dxa" w:w="2493"/>
-            <w:shd w:fill="F5F2EC" w:val="clear"/>
-          </w:tcPr>
-          <w:p>
-            <w:r/>
-            <w:r>
-              <w:rPr>
-                <w:rFonts w:ascii="Inter" w:hAnsi="Inter"/>
-                <w:sz w:val="18"/>
-              </w:rPr>
-              <w:t>Год 3</w:t>
-            </w:r>
-          </w:p>
-        </w:tc>
-        <w:tc>
-          <w:tcPr>
-            <w:tcW w:type="dxa" w:w="2493"/>
+            <w:tcW w:type="dxa" w:w="2550"/>
             <w:shd w:fill="F5F2EC" w:val="clear"/>
           </w:tcPr>
           <w:p>
@@ -1173,25 +3041,8 @@
             <w:r>
               <w:rPr>
                 <w:rFonts w:ascii="Inter" w:hAnsi="Inter"/>
-                <w:sz w:val="18"/>
-              </w:rPr>
-              <w:t>180 млн ₽</w:t>
-            </w:r>
-          </w:p>
-        </w:tc>
-        <w:tc>
-          <w:tcPr>
-            <w:tcW w:type="dxa" w:w="2493"/>
-            <w:shd w:fill="F5F2EC" w:val="clear"/>
-          </w:tcPr>
-          <w:p>
-            <w:pPr>
-              <w:jc w:val="center"/>
-            </w:pPr>
-            <w:r/>
-            <w:r>
-              <w:rPr>
-                <w:rFonts w:ascii="Inter" w:hAnsi="Inter"/>
+                <w:b w:val="0"/>
+                <w:color w:val="2F3A48"/>
                 <w:sz w:val="18"/>
               </w:rPr>
               <w:t>×3</w:t>
@@ -1200,17 +3051,19 @@
         </w:tc>
         <w:tc>
           <w:tcPr>
-            <w:tcW w:type="dxa" w:w="2493"/>
+            <w:tcW w:type="dxa" w:w="2550"/>
             <w:shd w:fill="F5F2EC" w:val="clear"/>
           </w:tcPr>
           <w:p>
             <w:pPr>
-              <w:jc w:val="center"/>
+              <w:jc w:val="left"/>
             </w:pPr>
             <w:r/>
             <w:r>
               <w:rPr>
                 <w:rFonts w:ascii="Inter" w:hAnsi="Inter"/>
+                <w:b w:val="0"/>
+                <w:color w:val="2F3A48"/>
                 <w:sz w:val="18"/>
               </w:rPr>
               <w:t>Полное покрытие потенциала 8%</w:t>
@@ -1227,7 +3080,7 @@
           <w:color w:val="C00000"/>
           <w:sz w:val="22"/>
         </w:rPr>
-        <w:t>6. АССОРТИМЕНТ НАЧАЛА ВЗАИМОДЕЙСТВИЯ</w:t>
+        <w:t>7. АССОРТИМЕНТ НАЧАЛА ВЗАИМОДЕЙСТВИЯ</w:t>
       </w:r>
     </w:p>
     <w:p>
@@ -1298,12 +3151,12 @@
           <w:color w:val="C9A77C"/>
           <w:sz w:val="16"/>
         </w:rPr>
-        <w:t>5 регионов (8.7 млн чел.) → рынок ЛКМ 9.8 млрд ₽ → доля Эмпилс 8% = 781 млн ₽ → АКБ 1200 РТТ → 4 ЭТП × 120 РТТ = 480 РТТ + ТП дистр. → Год 1: 60 млн → Год 2: 120 млн → Год 3: 180 млн ₽</w:t>
+        <w:t>8.7 млн чел. → рынок ЛКМ 9.8 млрд ₽ (126 904 т) → фактически 1195 млн ₽ → недозагрузка 88% → доля Эмпилс 8% = 781 млн ₽ → АКБ 1200 РТТ → 4 ЭТП → Г1: 60M → Г2: 120M → Г3: 180M ₽</w:t>
       </w:r>
     </w:p>
     <w:sectPr>
       <w:pgSz w:w="12240" w:h="15840"/>
-      <w:pgMar w:top="850" w:right="1134" w:bottom="850" w:left="1134" w:header="720" w:footer="720" w:gutter="0"/>
+      <w:pgMar w:top="850" w:right="1020" w:bottom="850" w:left="1020" w:header="720" w:footer="720" w:gutter="0"/>
       <w:cols w:space="720"/>
       <w:docGrid w:linePitch="360"/>
     </w:sectPr>

--- a/download/КП_Олимп_коммерческое_предложение.docx
+++ b/download/КП_Олимп_коммерческое_предложение.docx
@@ -295,7 +295,7 @@
                 <w:color w:val="2F3A48"/>
                 <w:sz w:val="16"/>
               </w:rPr>
-              <w:t>Кемерово, Новокузнецк</w:t>
+              <w:t>Кемерово</w:t>
             </w:r>
           </w:p>
         </w:tc>
@@ -315,7 +315,7 @@
                 <w:color w:val="2F3A48"/>
                 <w:sz w:val="16"/>
               </w:rPr>
-              <w:t>1 107 000</w:t>
+              <w:t>560 000</w:t>
             </w:r>
           </w:p>
         </w:tc>
@@ -380,7 +380,7 @@
                 <w:color w:val="2F3A48"/>
                 <w:sz w:val="16"/>
               </w:rPr>
-              <w:t>Барнаул, Бийск</w:t>
+              <w:t>Барнаул</w:t>
             </w:r>
           </w:p>
         </w:tc>
@@ -401,7 +401,7 @@
                 <w:color w:val="2F3A48"/>
                 <w:sz w:val="16"/>
               </w:rPr>
-              <w:t>823 000</w:t>
+              <w:t>640 000</w:t>
             </w:r>
           </w:p>
         </w:tc>
@@ -634,7 +634,7 @@
                 <w:color w:val="2F3A48"/>
                 <w:sz w:val="16"/>
               </w:rPr>
-              <w:t>7 городов</w:t>
+              <w:t>5 городов</w:t>
             </w:r>
           </w:p>
         </w:tc>
@@ -655,7 +655,7 @@
                 <w:color w:val="2F3A48"/>
                 <w:sz w:val="16"/>
               </w:rPr>
-              <w:t>4 205 000</w:t>
+              <w:t>3 475 000</w:t>
             </w:r>
           </w:p>
         </w:tc>
@@ -669,7 +669,7 @@
           <w:color w:val="2F3A48"/>
           <w:sz w:val="18"/>
         </w:rPr>
-        <w:t>Население 5 регионов: 8 698 000 чел. · Ключевые города: 4 205 000 чел.</w:t>
+        <w:t>Население 5 регионов: 8 698 000 чел. · Городское население в крупных городах: 3 475 000 чел. (база для расчёта потенциала рынка)</w:t>
       </w:r>
     </w:p>
     <w:p>
@@ -680,7 +680,18 @@
           <w:color w:val="C00000"/>
           <w:sz w:val="22"/>
         </w:rPr>
-        <w:t>2. ПОТЕНЦИАЛ РЫНКА ЛКМ РЕГИОНА</w:t>
+        <w:t>2. ПОТЕНЦИАЛ РЫНКА ЛКМ (по городскому населению)</w:t>
+      </w:r>
+    </w:p>
+    <w:p>
+      <w:r>
+        <w:rPr>
+          <w:rFonts w:ascii="Inter" w:hAnsi="Inter"/>
+          <w:b w:val="0"/>
+          <w:color w:val="2F3A48"/>
+          <w:sz w:val="18"/>
+        </w:rPr>
+        <w:t>База расчёта: городское население в ключевых городах — 3 475 000 чел. (именно здесь концентрируется спрос на ЛКМ)</w:t>
       </w:r>
     </w:p>
     <w:tbl>
@@ -703,7 +714,7 @@
           </w:tcPr>
           <w:p>
             <w:pPr>
-              <w:jc w:val="center"/>
+              <w:jc w:val="left"/>
             </w:pPr>
             <w:r/>
             <w:r>
@@ -862,7 +873,7 @@
                 <w:color w:val="2F3A48"/>
                 <w:sz w:val="16"/>
               </w:rPr>
-              <w:t>8 698 000 × 1123 ₽</w:t>
+              <w:t>3 475 000 × 1123 ₽</w:t>
             </w:r>
           </w:p>
         </w:tc>
@@ -882,7 +893,7 @@
                 <w:color w:val="2F3A48"/>
                 <w:sz w:val="16"/>
               </w:rPr>
-              <w:t>8 698 000 × 14.59 кг ÷ 1000</w:t>
+              <w:t>3 475 000 × 14.59 кг ÷ 1000</w:t>
             </w:r>
           </w:p>
         </w:tc>
@@ -970,7 +981,7 @@
                 <w:color w:val="C00000"/>
                 <w:sz w:val="16"/>
               </w:rPr>
-              <w:t>ПОТЕНЦИАЛ РЫНКА ЛКМ РЕГИОНА</w:t>
+              <w:t>ПОТЕНЦИАЛ РЫНКА ЛКМ</w:t>
             </w:r>
           </w:p>
         </w:tc>
@@ -991,7 +1002,7 @@
                 <w:color w:val="C00000"/>
                 <w:sz w:val="16"/>
               </w:rPr>
-              <w:t>9.77 млрд ₽</w:t>
+              <w:t>3.90 млрд ₽</w:t>
             </w:r>
           </w:p>
         </w:tc>
@@ -1012,7 +1023,7 @@
                 <w:color w:val="C00000"/>
                 <w:sz w:val="16"/>
               </w:rPr>
-              <w:t>126 904 т</w:t>
+              <w:t>50 700 т</w:t>
             </w:r>
           </w:p>
         </w:tc>
@@ -1026,7 +1037,7 @@
           <w:color w:val="C00000"/>
           <w:sz w:val="22"/>
         </w:rPr>
-        <w:t>3. ТЕКУЩИЙ РЫНОК РЕГИОНА — ФАКТИЧЕСКИЕ ДИСТРИБЬЮТОРЫ</w:t>
+        <w:t>3. ТЕКУЩИЙ РЫНОК — ФАКТИЧЕСКИЕ ДИСТРИБЬЮТОРЫ</w:t>
       </w:r>
     </w:p>
     <w:tbl>
@@ -1145,7 +1156,7 @@
                 <w:color w:val="2F3A48"/>
                 <w:sz w:val="15"/>
               </w:rPr>
-              <w:t>Рогнеда, Кушнаренко, Декарт, ЭСКАРО, НБХ, Новый дом</w:t>
+              <w:t>Рогнеда, Кушнаренко, Декарт, ЭСКАРО, НБХ</w:t>
             </w:r>
           </w:p>
         </w:tc>
@@ -1166,7 +1177,7 @@
                 <w:color w:val="2F3A48"/>
                 <w:sz w:val="15"/>
               </w:rPr>
-              <w:t>Новосиб. обл., Алтайский край, Красноярск</w:t>
+              <w:t>Новосиб. обл., Алт. край</w:t>
             </w:r>
           </w:p>
         </w:tc>
@@ -1228,7 +1239,7 @@
                 <w:color w:val="2F3A48"/>
                 <w:sz w:val="15"/>
               </w:rPr>
-              <w:t>Алтайский край, Новосиб. обл., Кемерово, Томск</w:t>
+              <w:t>Алт. край, Новосиб., Кемерово, Томск</w:t>
             </w:r>
           </w:p>
         </w:tc>
@@ -1251,7 +1262,7 @@
                 <w:color w:val="2F3A48"/>
                 <w:sz w:val="15"/>
               </w:rPr>
-              <w:t>ООО «АЛЬТЕРРА», 17 СМ</w:t>
+              <w:t>ООО «АЛЬТЕРРА»</w:t>
             </w:r>
           </w:p>
         </w:tc>
@@ -1293,7 +1304,7 @@
                 <w:color w:val="2F3A48"/>
                 <w:sz w:val="15"/>
               </w:rPr>
-              <w:t>Новосиб. обл., Алтайский край</w:t>
+              <w:t>Новосиб. обл., Алт. край</w:t>
             </w:r>
           </w:p>
         </w:tc>
@@ -1442,7 +1453,7 @@
                 <w:color w:val="2F3A48"/>
                 <w:sz w:val="15"/>
               </w:rPr>
-              <w:t>ООО Компания «Колорлон» 3 ГМ</w:t>
+              <w:t>ООО «Колорлон»</w:t>
             </w:r>
           </w:p>
         </w:tc>
@@ -1956,7 +1967,7 @@
                 <w:color w:val="2F3A48"/>
                 <w:sz w:val="16"/>
               </w:rPr>
-              <w:t>9 768</w:t>
+              <w:t>3 902</w:t>
             </w:r>
           </w:p>
         </w:tc>
@@ -1977,7 +1988,7 @@
                 <w:color w:val="2F3A48"/>
                 <w:sz w:val="16"/>
               </w:rPr>
-              <w:t>126 904</w:t>
+              <w:t>50 700</w:t>
             </w:r>
           </w:p>
         </w:tc>
@@ -2080,7 +2091,7 @@
                 <w:color w:val="2F3A48"/>
                 <w:sz w:val="16"/>
               </w:rPr>
-              <w:t>12.2%</w:t>
+              <w:t>30.6%</w:t>
             </w:r>
           </w:p>
         </w:tc>
@@ -2124,7 +2135,7 @@
                 <w:color w:val="C00000"/>
                 <w:sz w:val="16"/>
               </w:rPr>
-              <w:t>8 573</w:t>
+              <w:t>2 707</w:t>
             </w:r>
           </w:p>
         </w:tc>
@@ -2145,7 +2156,7 @@
                 <w:color w:val="C00000"/>
                 <w:sz w:val="16"/>
               </w:rPr>
-              <w:t>111 384</w:t>
+              <w:t>35 181</w:t>
             </w:r>
           </w:p>
         </w:tc>
@@ -2166,7 +2177,7 @@
                 <w:color w:val="C00000"/>
                 <w:sz w:val="16"/>
               </w:rPr>
-              <w:t>87.8%</w:t>
+              <w:t>69.4%</w:t>
             </w:r>
           </w:p>
         </w:tc>
@@ -2180,7 +2191,7 @@
           <w:color w:val="C00000"/>
           <w:sz w:val="18"/>
         </w:rPr>
-        <w:t>⚠ Регион недозагружен на 88% — потенциал 8 573 млн ₽ (111 384 т) не освоен</w:t>
+        <w:t>⚠ Регион недозагружен на 69% — потенциал 2 707 млн ₽ (35 181 т) не освоен</w:t>
       </w:r>
     </w:p>
     <w:p>
@@ -2321,7 +2332,7 @@
                 <w:color w:val="2F3A48"/>
                 <w:sz w:val="16"/>
               </w:rPr>
-              <w:t>9.77 млрд ₽</w:t>
+              <w:t>3.90 млрд ₽</w:t>
             </w:r>
           </w:p>
         </w:tc>
@@ -2342,7 +2353,7 @@
                 <w:color w:val="2F3A48"/>
                 <w:sz w:val="16"/>
               </w:rPr>
-              <w:t>126 904 т</w:t>
+              <w:t>50 700 т</w:t>
             </w:r>
           </w:p>
         </w:tc>
@@ -2386,7 +2397,7 @@
                 <w:color w:val="C00000"/>
                 <w:sz w:val="16"/>
               </w:rPr>
-              <w:t>781 млн ₽</w:t>
+              <w:t>312 млн ₽</w:t>
             </w:r>
           </w:p>
         </w:tc>
@@ -2407,7 +2418,7 @@
                 <w:color w:val="C00000"/>
                 <w:sz w:val="16"/>
               </w:rPr>
-              <w:t>10 152 т</w:t>
+              <w:t>4 056 т</w:t>
             </w:r>
           </w:p>
         </w:tc>
@@ -3151,7 +3162,7 @@
           <w:color w:val="C9A77C"/>
           <w:sz w:val="16"/>
         </w:rPr>
-        <w:t>8.7 млн чел. → рынок ЛКМ 9.8 млрд ₽ (126 904 т) → фактически 1195 млн ₽ → недозагрузка 88% → доля Эмпилс 8% = 781 млн ₽ → АКБ 1200 РТТ → 4 ЭТП → Г1: 60M → Г2: 120M → Г3: 180M ₽</w:t>
+        <w:t>Города: 3.48 млн чел. → рынок ЛКМ 3.9 млрд ₽ (50 700 т) → фактически 1195 млн ₽ → недозагрузка 69% → доля Эмпилс 8% = 312 млн ₽ → АКБ 1200 РТТ → 4 ЭТП → Г1: 60M → Г2: 120M → Г3: 180M ₽</w:t>
       </w:r>
     </w:p>
     <w:sectPr>

--- a/download/КП_Олимп_коммерческое_предложение.docx
+++ b/download/КП_Олимп_коммерческое_предложение.docx
@@ -25,9 +25,710 @@
           <w:rFonts w:ascii="Inter" w:hAnsi="Inter"/>
           <w:i/>
           <w:color w:val="8A95A3"/>
-          <w:sz w:val="20"/>
+          <w:sz w:val="18"/>
         </w:rPr>
-        <w:t>Партнёр: Олимп · Регионы: Новосибирская, Томская, Кемеровская обл., Алтайский край, Республика Алтай</w:t>
+        <w:t>Партнёр: Олимп · Новосибирская, Томская, Кемеровская обл., Алтайский край, Республика Алтай</w:t>
+      </w:r>
+    </w:p>
+    <w:tbl>
+      <w:tblPr>
+        <w:tblStyle w:val="TableGrid"/>
+        <w:tblW w:type="auto" w:w="0"/>
+        <w:jc w:val="center"/>
+        <w:tblLook w:firstColumn="1" w:firstRow="1" w:lastColumn="0" w:lastRow="0" w:noHBand="0" w:noVBand="1" w:val="04A0"/>
+      </w:tblPr>
+      <w:tblGrid>
+        <w:gridCol w:w="2550"/>
+        <w:gridCol w:w="2550"/>
+        <w:gridCol w:w="2550"/>
+        <w:gridCol w:w="2550"/>
+      </w:tblGrid>
+      <w:tr>
+        <w:tc>
+          <w:tcPr>
+            <w:tcW w:type="dxa" w:w="2550"/>
+            <w:shd w:fill="6B8FA8" w:val="clear"/>
+          </w:tcPr>
+          <w:p>
+            <w:pPr>
+              <w:jc w:val="center"/>
+            </w:pPr>
+            <w:r/>
+            <w:r>
+              <w:rPr>
+                <w:rFonts w:ascii="Inter" w:hAnsi="Inter"/>
+                <w:b/>
+                <w:color w:val="FFFFFF"/>
+                <w:sz w:val="14"/>
+              </w:rPr>
+              <w:t>ПОТЕНЦИАЛ РЫНКА</w:t>
+            </w:r>
+          </w:p>
+        </w:tc>
+        <w:tc>
+          <w:tcPr>
+            <w:tcW w:type="dxa" w:w="2550"/>
+            <w:shd w:fill="C9A77C" w:val="clear"/>
+          </w:tcPr>
+          <w:p>
+            <w:pPr>
+              <w:jc w:val="center"/>
+            </w:pPr>
+            <w:r/>
+            <w:r>
+              <w:rPr>
+                <w:rFonts w:ascii="Inter" w:hAnsi="Inter"/>
+                <w:b/>
+                <w:color w:val="FFFFFF"/>
+                <w:sz w:val="14"/>
+              </w:rPr>
+              <w:t>ФАКТИЧЕСКИЙ ТО</w:t>
+            </w:r>
+          </w:p>
+        </w:tc>
+        <w:tc>
+          <w:tcPr>
+            <w:tcW w:type="dxa" w:w="2550"/>
+            <w:shd w:fill="C00000" w:val="clear"/>
+          </w:tcPr>
+          <w:p>
+            <w:pPr>
+              <w:jc w:val="center"/>
+            </w:pPr>
+            <w:r/>
+            <w:r>
+              <w:rPr>
+                <w:rFonts w:ascii="Inter" w:hAnsi="Inter"/>
+                <w:b/>
+                <w:color w:val="FFFFFF"/>
+                <w:sz w:val="14"/>
+              </w:rPr>
+              <w:t>НЕДОЗАГРУЗКА</w:t>
+            </w:r>
+          </w:p>
+        </w:tc>
+        <w:tc>
+          <w:tcPr>
+            <w:tcW w:type="dxa" w:w="2550"/>
+            <w:shd w:fill="2ECC71" w:val="clear"/>
+          </w:tcPr>
+          <w:p>
+            <w:pPr>
+              <w:jc w:val="center"/>
+            </w:pPr>
+            <w:r/>
+            <w:r>
+              <w:rPr>
+                <w:rFonts w:ascii="Inter" w:hAnsi="Inter"/>
+                <w:b/>
+                <w:color w:val="FFFFFF"/>
+                <w:sz w:val="14"/>
+              </w:rPr>
+              <w:t>ДОЛЯ ЭМПИЛС 8%</w:t>
+            </w:r>
+          </w:p>
+        </w:tc>
+      </w:tr>
+      <w:tr>
+        <w:tc>
+          <w:tcPr>
+            <w:tcW w:type="dxa" w:w="2550"/>
+            <w:shd w:fill="F5F2EC" w:val="clear"/>
+          </w:tcPr>
+          <w:p>
+            <w:pPr>
+              <w:jc w:val="center"/>
+            </w:pPr>
+            <w:r/>
+            <w:r>
+              <w:rPr>
+                <w:rFonts w:ascii="Roboto Mono" w:hAnsi="Roboto Mono"/>
+                <w:b/>
+                <w:color w:val="6B8FA8"/>
+                <w:sz w:val="28"/>
+              </w:rPr>
+              <w:t>3.3 млрд ₽</w:t>
+            </w:r>
+          </w:p>
+          <w:p>
+            <w:pPr>
+              <w:jc w:val="center"/>
+            </w:pPr>
+            <w:r>
+              <w:rPr>
+                <w:rFonts w:ascii="Inter" w:hAnsi="Inter"/>
+                <w:color w:val="8A95A3"/>
+                <w:sz w:val="14"/>
+              </w:rPr>
+              <w:t>50 700 т</w:t>
+            </w:r>
+          </w:p>
+        </w:tc>
+        <w:tc>
+          <w:tcPr>
+            <w:tcW w:type="dxa" w:w="2550"/>
+            <w:shd w:fill="F5F2EC" w:val="clear"/>
+          </w:tcPr>
+          <w:p>
+            <w:pPr>
+              <w:jc w:val="center"/>
+            </w:pPr>
+            <w:r/>
+            <w:r>
+              <w:rPr>
+                <w:rFonts w:ascii="Roboto Mono" w:hAnsi="Roboto Mono"/>
+                <w:b/>
+                <w:color w:val="C9A77C"/>
+                <w:sz w:val="28"/>
+              </w:rPr>
+              <w:t>1.1 млрд ₽</w:t>
+            </w:r>
+          </w:p>
+          <w:p>
+            <w:pPr>
+              <w:jc w:val="center"/>
+            </w:pPr>
+            <w:r>
+              <w:rPr>
+                <w:rFonts w:ascii="Inter" w:hAnsi="Inter"/>
+                <w:color w:val="8A95A3"/>
+                <w:sz w:val="14"/>
+              </w:rPr>
+              <w:t>14 286 т</w:t>
+            </w:r>
+          </w:p>
+        </w:tc>
+        <w:tc>
+          <w:tcPr>
+            <w:tcW w:type="dxa" w:w="2550"/>
+            <w:shd w:fill="F5F2EC" w:val="clear"/>
+          </w:tcPr>
+          <w:p>
+            <w:pPr>
+              <w:jc w:val="center"/>
+            </w:pPr>
+            <w:r/>
+            <w:r>
+              <w:rPr>
+                <w:rFonts w:ascii="Roboto Mono" w:hAnsi="Roboto Mono"/>
+                <w:b/>
+                <w:color w:val="C00000"/>
+                <w:sz w:val="28"/>
+              </w:rPr>
+              <w:t>2.7 млрд ₽</w:t>
+            </w:r>
+          </w:p>
+          <w:p>
+            <w:pPr>
+              <w:jc w:val="center"/>
+            </w:pPr>
+            <w:r>
+              <w:rPr>
+                <w:rFonts w:ascii="Inter" w:hAnsi="Inter"/>
+                <w:color w:val="8A95A3"/>
+                <w:sz w:val="14"/>
+              </w:rPr>
+              <w:t>67% рынка</w:t>
+            </w:r>
+          </w:p>
+        </w:tc>
+        <w:tc>
+          <w:tcPr>
+            <w:tcW w:type="dxa" w:w="2550"/>
+            <w:shd w:fill="F5F2EC" w:val="clear"/>
+          </w:tcPr>
+          <w:p>
+            <w:pPr>
+              <w:jc w:val="center"/>
+            </w:pPr>
+            <w:r/>
+            <w:r>
+              <w:rPr>
+                <w:rFonts w:ascii="Roboto Mono" w:hAnsi="Roboto Mono"/>
+                <w:b/>
+                <w:color w:val="1A7D44"/>
+                <w:sz w:val="28"/>
+              </w:rPr>
+              <w:t>312 млн ₽</w:t>
+            </w:r>
+          </w:p>
+          <w:p>
+            <w:pPr>
+              <w:jc w:val="center"/>
+            </w:pPr>
+            <w:r>
+              <w:rPr>
+                <w:rFonts w:ascii="Inter" w:hAnsi="Inter"/>
+                <w:color w:val="8A95A3"/>
+                <w:sz w:val="14"/>
+              </w:rPr>
+              <w:t>цель на 3 года</w:t>
+            </w:r>
+          </w:p>
+        </w:tc>
+      </w:tr>
+    </w:tbl>
+    <w:p/>
+    <w:p>
+      <w:r>
+        <w:rPr>
+          <w:rFonts w:ascii="Inter" w:hAnsi="Inter"/>
+          <w:b/>
+          <w:color w:val="1A7D44"/>
+          <w:sz w:val="22"/>
+        </w:rPr>
+        <w:t>ТОВАРООБОРОТ И ЗАРАБОТОК ПАРТНЁРА ПО ГОДАМ</w:t>
+      </w:r>
+    </w:p>
+    <w:tbl>
+      <w:tblPr>
+        <w:tblStyle w:val="TableGrid"/>
+        <w:tblW w:type="auto" w:w="0"/>
+        <w:jc w:val="center"/>
+        <w:tblLook w:firstColumn="1" w:firstRow="1" w:lastColumn="0" w:lastRow="0" w:noHBand="0" w:noVBand="1" w:val="04A0"/>
+      </w:tblPr>
+      <w:tblGrid>
+        <w:gridCol w:w="2550"/>
+        <w:gridCol w:w="2550"/>
+        <w:gridCol w:w="2550"/>
+        <w:gridCol w:w="2550"/>
+      </w:tblGrid>
+      <w:tr>
+        <w:tc>
+          <w:tcPr>
+            <w:tcW w:type="dxa" w:w="2550"/>
+            <w:shd w:fill="2F3A48" w:val="clear"/>
+          </w:tcPr>
+          <w:p>
+            <w:pPr>
+              <w:jc w:val="center"/>
+            </w:pPr>
+            <w:r/>
+            <w:r>
+              <w:rPr>
+                <w:rFonts w:ascii="Inter" w:hAnsi="Inter"/>
+                <w:b/>
+                <w:color w:val="FFFFFF"/>
+                <w:sz w:val="18"/>
+              </w:rPr>
+              <w:t>Год</w:t>
+            </w:r>
+          </w:p>
+        </w:tc>
+        <w:tc>
+          <w:tcPr>
+            <w:tcW w:type="dxa" w:w="2550"/>
+            <w:shd w:fill="2F3A48" w:val="clear"/>
+          </w:tcPr>
+          <w:p>
+            <w:pPr>
+              <w:jc w:val="center"/>
+            </w:pPr>
+            <w:r/>
+            <w:r>
+              <w:rPr>
+                <w:rFonts w:ascii="Inter" w:hAnsi="Inter"/>
+                <w:b/>
+                <w:color w:val="FFFFFF"/>
+                <w:sz w:val="18"/>
+              </w:rPr>
+              <w:t>Товарооборот</w:t>
+            </w:r>
+          </w:p>
+        </w:tc>
+        <w:tc>
+          <w:tcPr>
+            <w:tcW w:type="dxa" w:w="2550"/>
+            <w:shd w:fill="2F3A48" w:val="clear"/>
+          </w:tcPr>
+          <w:p>
+            <w:pPr>
+              <w:jc w:val="center"/>
+            </w:pPr>
+            <w:r/>
+            <w:r>
+              <w:rPr>
+                <w:rFonts w:ascii="Inter" w:hAnsi="Inter"/>
+                <w:b/>
+                <w:color w:val="FFFFFF"/>
+                <w:sz w:val="18"/>
+              </w:rPr>
+              <w:t>Наценка 35% (доход партнёра)</w:t>
+            </w:r>
+          </w:p>
+        </w:tc>
+        <w:tc>
+          <w:tcPr>
+            <w:tcW w:type="dxa" w:w="2550"/>
+            <w:shd w:fill="2F3A48" w:val="clear"/>
+          </w:tcPr>
+          <w:p>
+            <w:pPr>
+              <w:jc w:val="center"/>
+            </w:pPr>
+            <w:r/>
+            <w:r>
+              <w:rPr>
+                <w:rFonts w:ascii="Inter" w:hAnsi="Inter"/>
+                <w:b/>
+                <w:color w:val="FFFFFF"/>
+                <w:sz w:val="18"/>
+              </w:rPr>
+              <w:t>Комментарий</w:t>
+            </w:r>
+          </w:p>
+        </w:tc>
+      </w:tr>
+      <w:tr>
+        <w:tc>
+          <w:tcPr>
+            <w:tcW w:type="dxa" w:w="2550"/>
+            <w:shd w:fill="F5F2EC" w:val="clear"/>
+          </w:tcPr>
+          <w:p>
+            <w:pPr>
+              <w:jc w:val="center"/>
+            </w:pPr>
+            <w:r/>
+            <w:r>
+              <w:rPr>
+                <w:rFonts w:ascii="Inter" w:hAnsi="Inter"/>
+                <w:b w:val="0"/>
+                <w:color w:val="2F3A48"/>
+                <w:sz w:val="18"/>
+              </w:rPr>
+              <w:t>Год 1</w:t>
+            </w:r>
+          </w:p>
+        </w:tc>
+        <w:tc>
+          <w:tcPr>
+            <w:tcW w:type="dxa" w:w="2550"/>
+            <w:shd w:fill="F5F2EC" w:val="clear"/>
+          </w:tcPr>
+          <w:p>
+            <w:pPr>
+              <w:jc w:val="center"/>
+            </w:pPr>
+            <w:r/>
+            <w:r>
+              <w:rPr>
+                <w:rFonts w:ascii="Inter" w:hAnsi="Inter"/>
+                <w:b w:val="0"/>
+                <w:color w:val="2F3A48"/>
+                <w:sz w:val="18"/>
+              </w:rPr>
+              <w:t>60 млн ₽</w:t>
+            </w:r>
+          </w:p>
+        </w:tc>
+        <w:tc>
+          <w:tcPr>
+            <w:tcW w:type="dxa" w:w="2550"/>
+            <w:shd w:fill="F5F2EC" w:val="clear"/>
+          </w:tcPr>
+          <w:p>
+            <w:pPr>
+              <w:jc w:val="center"/>
+            </w:pPr>
+            <w:r/>
+            <w:r>
+              <w:rPr>
+                <w:rFonts w:ascii="Inter" w:hAnsi="Inter"/>
+                <w:b w:val="0"/>
+                <w:color w:val="2F3A48"/>
+                <w:sz w:val="18"/>
+              </w:rPr>
+              <w:t>21 млн ₽</w:t>
+            </w:r>
+          </w:p>
+        </w:tc>
+        <w:tc>
+          <w:tcPr>
+            <w:tcW w:type="dxa" w:w="2550"/>
+            <w:shd w:fill="F5F2EC" w:val="clear"/>
+          </w:tcPr>
+          <w:p>
+            <w:pPr>
+              <w:jc w:val="left"/>
+            </w:pPr>
+            <w:r/>
+            <w:r>
+              <w:rPr>
+                <w:rFonts w:ascii="Inter" w:hAnsi="Inter"/>
+                <w:b w:val="0"/>
+                <w:color w:val="2F3A48"/>
+                <w:sz w:val="18"/>
+              </w:rPr>
+              <w:t>4 ЭТП + ТП дистрибьютора, 300 SKU</w:t>
+            </w:r>
+          </w:p>
+        </w:tc>
+      </w:tr>
+      <w:tr>
+        <w:tc>
+          <w:tcPr>
+            <w:tcW w:type="dxa" w:w="2550"/>
+          </w:tcPr>
+          <w:p>
+            <w:pPr>
+              <w:jc w:val="center"/>
+            </w:pPr>
+            <w:r/>
+            <w:r>
+              <w:rPr>
+                <w:rFonts w:ascii="Inter" w:hAnsi="Inter"/>
+                <w:b w:val="0"/>
+                <w:color w:val="2F3A48"/>
+                <w:sz w:val="18"/>
+              </w:rPr>
+              <w:t>Год 2</w:t>
+            </w:r>
+          </w:p>
+        </w:tc>
+        <w:tc>
+          <w:tcPr>
+            <w:tcW w:type="dxa" w:w="2550"/>
+          </w:tcPr>
+          <w:p>
+            <w:pPr>
+              <w:jc w:val="center"/>
+            </w:pPr>
+            <w:r/>
+            <w:r>
+              <w:rPr>
+                <w:rFonts w:ascii="Inter" w:hAnsi="Inter"/>
+                <w:b w:val="0"/>
+                <w:color w:val="2F3A48"/>
+                <w:sz w:val="18"/>
+              </w:rPr>
+              <w:t>120 млн ₽</w:t>
+            </w:r>
+          </w:p>
+        </w:tc>
+        <w:tc>
+          <w:tcPr>
+            <w:tcW w:type="dxa" w:w="2550"/>
+          </w:tcPr>
+          <w:p>
+            <w:pPr>
+              <w:jc w:val="center"/>
+            </w:pPr>
+            <w:r/>
+            <w:r>
+              <w:rPr>
+                <w:rFonts w:ascii="Inter" w:hAnsi="Inter"/>
+                <w:b w:val="0"/>
+                <w:color w:val="2F3A48"/>
+                <w:sz w:val="18"/>
+              </w:rPr>
+              <w:t>42 млн ₽</w:t>
+            </w:r>
+          </w:p>
+        </w:tc>
+        <w:tc>
+          <w:tcPr>
+            <w:tcW w:type="dxa" w:w="2550"/>
+          </w:tcPr>
+          <w:p>
+            <w:pPr>
+              <w:jc w:val="left"/>
+            </w:pPr>
+            <w:r/>
+            <w:r>
+              <w:rPr>
+                <w:rFonts w:ascii="Inter" w:hAnsi="Inter"/>
+                <w:b w:val="0"/>
+                <w:color w:val="2F3A48"/>
+                <w:sz w:val="18"/>
+              </w:rPr>
+              <w:t>Расширение АКБ до 800+ РТТ</w:t>
+            </w:r>
+          </w:p>
+        </w:tc>
+      </w:tr>
+      <w:tr>
+        <w:tc>
+          <w:tcPr>
+            <w:tcW w:type="dxa" w:w="2550"/>
+            <w:shd w:fill="F5F2EC" w:val="clear"/>
+          </w:tcPr>
+          <w:p>
+            <w:pPr>
+              <w:jc w:val="center"/>
+            </w:pPr>
+            <w:r/>
+            <w:r>
+              <w:rPr>
+                <w:rFonts w:ascii="Inter" w:hAnsi="Inter"/>
+                <w:b w:val="0"/>
+                <w:color w:val="2F3A48"/>
+                <w:sz w:val="18"/>
+              </w:rPr>
+              <w:t>Год 3</w:t>
+            </w:r>
+          </w:p>
+        </w:tc>
+        <w:tc>
+          <w:tcPr>
+            <w:tcW w:type="dxa" w:w="2550"/>
+            <w:shd w:fill="F5F2EC" w:val="clear"/>
+          </w:tcPr>
+          <w:p>
+            <w:pPr>
+              <w:jc w:val="center"/>
+            </w:pPr>
+            <w:r/>
+            <w:r>
+              <w:rPr>
+                <w:rFonts w:ascii="Inter" w:hAnsi="Inter"/>
+                <w:b w:val="0"/>
+                <w:color w:val="2F3A48"/>
+                <w:sz w:val="18"/>
+              </w:rPr>
+              <w:t>312 млн ₽</w:t>
+            </w:r>
+          </w:p>
+        </w:tc>
+        <w:tc>
+          <w:tcPr>
+            <w:tcW w:type="dxa" w:w="2550"/>
+            <w:shd w:fill="F5F2EC" w:val="clear"/>
+          </w:tcPr>
+          <w:p>
+            <w:pPr>
+              <w:jc w:val="center"/>
+            </w:pPr>
+            <w:r/>
+            <w:r>
+              <w:rPr>
+                <w:rFonts w:ascii="Inter" w:hAnsi="Inter"/>
+                <w:b w:val="0"/>
+                <w:color w:val="2F3A48"/>
+                <w:sz w:val="18"/>
+              </w:rPr>
+              <w:t>109 млн ₽</w:t>
+            </w:r>
+          </w:p>
+        </w:tc>
+        <w:tc>
+          <w:tcPr>
+            <w:tcW w:type="dxa" w:w="2550"/>
+            <w:shd w:fill="F5F2EC" w:val="clear"/>
+          </w:tcPr>
+          <w:p>
+            <w:pPr>
+              <w:jc w:val="left"/>
+            </w:pPr>
+            <w:r/>
+            <w:r>
+              <w:rPr>
+                <w:rFonts w:ascii="Inter" w:hAnsi="Inter"/>
+                <w:b w:val="0"/>
+                <w:color w:val="2F3A48"/>
+                <w:sz w:val="18"/>
+              </w:rPr>
+              <w:t>Полное покрытие 8% потенциала</w:t>
+            </w:r>
+          </w:p>
+        </w:tc>
+      </w:tr>
+      <w:tr>
+        <w:tc>
+          <w:tcPr>
+            <w:tcW w:type="dxa" w:w="2550"/>
+            <w:shd w:fill="FFF5E6" w:val="clear"/>
+          </w:tcPr>
+          <w:p>
+            <w:pPr>
+              <w:jc w:val="center"/>
+            </w:pPr>
+            <w:r/>
+            <w:r>
+              <w:rPr>
+                <w:rFonts w:ascii="Inter" w:hAnsi="Inter"/>
+                <w:b/>
+                <w:color w:val="C00000"/>
+                <w:sz w:val="18"/>
+              </w:rPr>
+              <w:t>ИТОГО</w:t>
+            </w:r>
+          </w:p>
+        </w:tc>
+        <w:tc>
+          <w:tcPr>
+            <w:tcW w:type="dxa" w:w="2550"/>
+            <w:shd w:fill="FFF5E6" w:val="clear"/>
+          </w:tcPr>
+          <w:p>
+            <w:pPr>
+              <w:jc w:val="center"/>
+            </w:pPr>
+            <w:r/>
+            <w:r>
+              <w:rPr>
+                <w:rFonts w:ascii="Inter" w:hAnsi="Inter"/>
+                <w:b/>
+                <w:color w:val="C00000"/>
+                <w:sz w:val="18"/>
+              </w:rPr>
+              <w:t>492 млн ₽</w:t>
+            </w:r>
+          </w:p>
+        </w:tc>
+        <w:tc>
+          <w:tcPr>
+            <w:tcW w:type="dxa" w:w="2550"/>
+            <w:shd w:fill="FFF5E6" w:val="clear"/>
+          </w:tcPr>
+          <w:p>
+            <w:pPr>
+              <w:jc w:val="center"/>
+            </w:pPr>
+            <w:r/>
+            <w:r>
+              <w:rPr>
+                <w:rFonts w:ascii="Inter" w:hAnsi="Inter"/>
+                <w:b/>
+                <w:color w:val="C00000"/>
+                <w:sz w:val="18"/>
+              </w:rPr>
+              <w:t>172 млн ₽</w:t>
+            </w:r>
+          </w:p>
+        </w:tc>
+        <w:tc>
+          <w:tcPr>
+            <w:tcW w:type="dxa" w:w="2550"/>
+            <w:shd w:fill="FFF5E6" w:val="clear"/>
+          </w:tcPr>
+          <w:p>
+            <w:pPr>
+              <w:jc w:val="left"/>
+            </w:pPr>
+            <w:r/>
+            <w:r>
+              <w:rPr>
+                <w:rFonts w:ascii="Inter" w:hAnsi="Inter"/>
+                <w:b/>
+                <w:color w:val="C00000"/>
+                <w:sz w:val="18"/>
+              </w:rPr>
+              <w:t>За 3 года</w:t>
+            </w:r>
+          </w:p>
+        </w:tc>
+      </w:tr>
+    </w:tbl>
+    <w:p>
+      <w:r>
+        <w:rPr>
+          <w:rFonts w:ascii="Inter" w:hAnsi="Inter"/>
+          <w:b/>
+          <w:color w:val="1A7D44"/>
+          <w:sz w:val="18"/>
+        </w:rPr>
+        <w:t>Цель: 312 млн ₽ товарооборота в Год 3 = 8% потенциала региона. Заработок партнёра: 109 млн ₽/год при наценке 35%.</w:t>
       </w:r>
     </w:p>
     <w:p>
@@ -40,6 +741,17 @@
           <w:sz w:val="16"/>
         </w:rPr>
         <w:t>————————————————————————————————————————————————————————————</w:t>
+      </w:r>
+    </w:p>
+    <w:p>
+      <w:r>
+        <w:rPr>
+          <w:rFonts w:ascii="Inter" w:hAnsi="Inter"/>
+          <w:b/>
+          <w:color w:val="8A95A3"/>
+          <w:sz w:val="18"/>
+        </w:rPr>
+        <w:t>↓ ДЕТАЛИЗАЦИЯ РАСЧЁТА ↓</w:t>
       </w:r>
     </w:p>
     <w:p>
@@ -669,7 +1381,7 @@
           <w:color w:val="2F3A48"/>
           <w:sz w:val="18"/>
         </w:rPr>
-        <w:t>Население 5 регионов: 8 698 000 чел. · Городское население в крупных городах: 3 475 000 чел. (база для расчёта потенциала рынка)</w:t>
+        <w:t>База расчёта: городское население — 3 475 000 чел. (концентрация спроса на ЛКМ)</w:t>
       </w:r>
     </w:p>
     <w:p>
@@ -681,17 +1393,6 @@
           <w:sz w:val="22"/>
         </w:rPr>
         <w:t>2. ПОТЕНЦИАЛ РЫНКА ЛКМ (по городскому населению)</w:t>
-      </w:r>
-    </w:p>
-    <w:p>
-      <w:r>
-        <w:rPr>
-          <w:rFonts w:ascii="Inter" w:hAnsi="Inter"/>
-          <w:b w:val="0"/>
-          <w:color w:val="2F3A48"/>
-          <w:sz w:val="18"/>
-        </w:rPr>
-        <w:t>База расчёта: городское население в ключевых городах — 3 475 000 чел. (именно здесь концентрируется спрос на ЛКМ)</w:t>
       </w:r>
     </w:p>
     <w:tbl>
@@ -789,7 +1490,7 @@
                 <w:color w:val="2F3A48"/>
                 <w:sz w:val="16"/>
               </w:rPr>
-              <w:t>Потребление ЛКМ на душу населения РФ</w:t>
+              <w:t>Потребление ЛКМ на душу</w:t>
             </w:r>
           </w:p>
         </w:tc>
@@ -893,7 +1594,7 @@
                 <w:color w:val="2F3A48"/>
                 <w:sz w:val="16"/>
               </w:rPr>
-              <w:t>3 475 000 × 14.59 кг ÷ 1000</w:t>
+              <w:t>3 475 000 × 14.59 кг</w:t>
             </w:r>
           </w:p>
         </w:tc>
@@ -1002,7 +1703,7 @@
                 <w:color w:val="C00000"/>
                 <w:sz w:val="16"/>
               </w:rPr>
-              <w:t>3.90 млрд ₽</w:t>
+              <w:t>3.3 млрд ₽</w:t>
             </w:r>
           </w:p>
         </w:tc>
@@ -1791,7 +2492,7 @@
                 <w:color w:val="C00000"/>
                 <w:sz w:val="16"/>
               </w:rPr>
-              <w:t>Совокупный ТО: 1195 млн ₽</w:t>
+              <w:t>Совокупный ТО: 1.1 млрд ₽</w:t>
             </w:r>
           </w:p>
         </w:tc>
@@ -1812,7 +2513,7 @@
                 <w:color w:val="C00000"/>
                 <w:sz w:val="16"/>
               </w:rPr>
-              <w:t>~15 519 т</w:t>
+              <w:t>~14 286 т</w:t>
             </w:r>
           </w:p>
         </w:tc>
@@ -1881,7 +2582,7 @@
                 <w:color w:val="FFFFFF"/>
                 <w:sz w:val="16"/>
               </w:rPr>
-              <w:t>В рублях (млн)</w:t>
+              <w:t>Млрд ₽</w:t>
             </w:r>
           </w:p>
         </w:tc>
@@ -1902,7 +2603,7 @@
                 <w:color w:val="FFFFFF"/>
                 <w:sz w:val="16"/>
               </w:rPr>
-              <w:t>В тоннах</w:t>
+              <w:t>Тонн</w:t>
             </w:r>
           </w:p>
         </w:tc>
@@ -1923,7 +2624,7 @@
                 <w:color w:val="FFFFFF"/>
                 <w:sz w:val="16"/>
               </w:rPr>
-              <w:t>Доля от потенциала</w:t>
+              <w:t>Доля</w:t>
             </w:r>
           </w:p>
         </w:tc>
@@ -1946,7 +2647,7 @@
                 <w:color w:val="2F3A48"/>
                 <w:sz w:val="16"/>
               </w:rPr>
-              <w:t>Теоретический потенциал рынка</w:t>
+              <w:t>Теоретический потенциал</w:t>
             </w:r>
           </w:p>
         </w:tc>
@@ -1967,7 +2668,7 @@
                 <w:color w:val="2F3A48"/>
                 <w:sz w:val="16"/>
               </w:rPr>
-              <w:t>3 902</w:t>
+              <w:t>3.3</w:t>
             </w:r>
           </w:p>
         </w:tc>
@@ -2051,7 +2752,7 @@
                 <w:color w:val="2F3A48"/>
                 <w:sz w:val="16"/>
               </w:rPr>
-              <w:t>1195</w:t>
+              <w:t>1.1</w:t>
             </w:r>
           </w:p>
         </w:tc>
@@ -2071,7 +2772,7 @@
                 <w:color w:val="2F3A48"/>
                 <w:sz w:val="16"/>
               </w:rPr>
-              <w:t>15 519</w:t>
+              <w:t>14 286</w:t>
             </w:r>
           </w:p>
         </w:tc>
@@ -2091,7 +2792,7 @@
                 <w:color w:val="2F3A48"/>
                 <w:sz w:val="16"/>
               </w:rPr>
-              <w:t>30.6%</w:t>
+              <w:t>33%</w:t>
             </w:r>
           </w:p>
         </w:tc>
@@ -2114,7 +2815,7 @@
                 <w:color w:val="C00000"/>
                 <w:sz w:val="16"/>
               </w:rPr>
-              <w:t>НЕДОЗАГРУЗКА РЕГИОНА</w:t>
+              <w:t>НЕДОЗАГРУЗКА</w:t>
             </w:r>
           </w:p>
         </w:tc>
@@ -2135,7 +2836,7 @@
                 <w:color w:val="C00000"/>
                 <w:sz w:val="16"/>
               </w:rPr>
-              <w:t>2 707</w:t>
+              <w:t>2.7</w:t>
             </w:r>
           </w:p>
         </w:tc>
@@ -2156,7 +2857,7 @@
                 <w:color w:val="C00000"/>
                 <w:sz w:val="16"/>
               </w:rPr>
-              <w:t>35 181</w:t>
+              <w:t>36 415</w:t>
             </w:r>
           </w:p>
         </w:tc>
@@ -2177,7 +2878,7 @@
                 <w:color w:val="C00000"/>
                 <w:sz w:val="16"/>
               </w:rPr>
-              <w:t>69.4%</w:t>
+              <w:t>67%</w:t>
             </w:r>
           </w:p>
         </w:tc>
@@ -2191,7 +2892,7 @@
           <w:color w:val="C00000"/>
           <w:sz w:val="18"/>
         </w:rPr>
-        <w:t>⚠ Регион недозагружен на 69% — потенциал 2 707 млн ₽ (35 181 т) не освоен</w:t>
+        <w:t>⚠ Регион недозагружен на 67% — потенциал 2.7 млрд ₽ (36 415 т) не освоен</w:t>
       </w:r>
     </w:p>
     <w:p>
@@ -2203,17 +2904,6 @@
           <w:sz w:val="22"/>
         </w:rPr>
         <w:t>4. ДОЛЯ ЭМПИЛС — 8% РЫНКА</w:t>
-      </w:r>
-    </w:p>
-    <w:p>
-      <w:r>
-        <w:rPr>
-          <w:rFonts w:ascii="Inter" w:hAnsi="Inter"/>
-          <w:b w:val="0"/>
-          <w:color w:val="2F3A48"/>
-          <w:sz w:val="18"/>
-        </w:rPr>
-        <w:t>Среднерыночная доля Эмпилс в РФ: ~8% от рынка ЛКМ. Применительно к региону:</w:t>
       </w:r>
     </w:p>
     <w:tbl>
@@ -2332,7 +3022,7 @@
                 <w:color w:val="2F3A48"/>
                 <w:sz w:val="16"/>
               </w:rPr>
-              <w:t>3.90 млрд ₽</w:t>
+              <w:t>3.3 млрд ₽</w:t>
             </w:r>
           </w:p>
         </w:tc>
@@ -2418,7 +3108,7 @@
                 <w:color w:val="C00000"/>
                 <w:sz w:val="16"/>
               </w:rPr>
-              <w:t>4 056 т</w:t>
+              <w:t>4 052 т</w:t>
             </w:r>
           </w:p>
         </w:tc>
@@ -2429,10 +3119,10 @@
         <w:rPr>
           <w:rFonts w:ascii="Inter" w:hAnsi="Inter"/>
           <w:b/>
-          <w:color w:val="2F3A48"/>
+          <w:color w:val="1A7D44"/>
           <w:sz w:val="18"/>
         </w:rPr>
-        <w:t>Покрытие потенциальной АКБ партнёра: 1200 РТТ</w:t>
+        <w:t>312 млн ₽ — целевой товарооборот Эмпилс, достигаемый за 3 года. Покрытие АКБ: 1200 РТТ.</w:t>
       </w:r>
     </w:p>
     <w:p>
@@ -2726,372 +3416,7 @@
           <w:color w:val="C00000"/>
           <w:sz w:val="22"/>
         </w:rPr>
-        <w:t>6. ПРОГНОЗ ТОВАРООБОРОТА ПО ГОДАМ</w:t>
-      </w:r>
-    </w:p>
-    <w:tbl>
-      <w:tblPr>
-        <w:tblStyle w:val="TableGrid"/>
-        <w:tblW w:type="auto" w:w="0"/>
-        <w:jc w:val="center"/>
-        <w:tblLook w:firstColumn="1" w:firstRow="1" w:lastColumn="0" w:lastRow="0" w:noHBand="0" w:noVBand="1" w:val="04A0"/>
-      </w:tblPr>
-      <w:tblGrid>
-        <w:gridCol w:w="2550"/>
-        <w:gridCol w:w="2550"/>
-        <w:gridCol w:w="2550"/>
-        <w:gridCol w:w="2550"/>
-      </w:tblGrid>
-      <w:tr>
-        <w:tc>
-          <w:tcPr>
-            <w:tcW w:type="dxa" w:w="2550"/>
-            <w:shd w:fill="2F3A48" w:val="clear"/>
-          </w:tcPr>
-          <w:p>
-            <w:pPr>
-              <w:jc w:val="left"/>
-            </w:pPr>
-            <w:r/>
-            <w:r>
-              <w:rPr>
-                <w:rFonts w:ascii="Inter" w:hAnsi="Inter"/>
-                <w:b/>
-                <w:color w:val="FFFFFF"/>
-                <w:sz w:val="18"/>
-              </w:rPr>
-              <w:t>Год</w:t>
-            </w:r>
-          </w:p>
-        </w:tc>
-        <w:tc>
-          <w:tcPr>
-            <w:tcW w:type="dxa" w:w="2550"/>
-            <w:shd w:fill="2F3A48" w:val="clear"/>
-          </w:tcPr>
-          <w:p>
-            <w:pPr>
-              <w:jc w:val="center"/>
-            </w:pPr>
-            <w:r/>
-            <w:r>
-              <w:rPr>
-                <w:rFonts w:ascii="Inter" w:hAnsi="Inter"/>
-                <w:b/>
-                <w:color w:val="FFFFFF"/>
-                <w:sz w:val="18"/>
-              </w:rPr>
-              <w:t>Товарооборот</w:t>
-            </w:r>
-          </w:p>
-        </w:tc>
-        <w:tc>
-          <w:tcPr>
-            <w:tcW w:type="dxa" w:w="2550"/>
-            <w:shd w:fill="2F3A48" w:val="clear"/>
-          </w:tcPr>
-          <w:p>
-            <w:pPr>
-              <w:jc w:val="center"/>
-            </w:pPr>
-            <w:r/>
-            <w:r>
-              <w:rPr>
-                <w:rFonts w:ascii="Inter" w:hAnsi="Inter"/>
-                <w:b/>
-                <w:color w:val="FFFFFF"/>
-                <w:sz w:val="18"/>
-              </w:rPr>
-              <w:t>Рост</w:t>
-            </w:r>
-          </w:p>
-        </w:tc>
-        <w:tc>
-          <w:tcPr>
-            <w:tcW w:type="dxa" w:w="2550"/>
-            <w:shd w:fill="2F3A48" w:val="clear"/>
-          </w:tcPr>
-          <w:p>
-            <w:pPr>
-              <w:jc w:val="left"/>
-            </w:pPr>
-            <w:r/>
-            <w:r>
-              <w:rPr>
-                <w:rFonts w:ascii="Inter" w:hAnsi="Inter"/>
-                <w:b/>
-                <w:color w:val="FFFFFF"/>
-                <w:sz w:val="18"/>
-              </w:rPr>
-              <w:t>Комментарий</w:t>
-            </w:r>
-          </w:p>
-        </w:tc>
-      </w:tr>
-      <w:tr>
-        <w:tc>
-          <w:tcPr>
-            <w:tcW w:type="dxa" w:w="2550"/>
-            <w:shd w:fill="F5F2EC" w:val="clear"/>
-          </w:tcPr>
-          <w:p>
-            <w:pPr>
-              <w:jc w:val="left"/>
-            </w:pPr>
-            <w:r/>
-            <w:r>
-              <w:rPr>
-                <w:rFonts w:ascii="Inter" w:hAnsi="Inter"/>
-                <w:b w:val="0"/>
-                <w:color w:val="2F3A48"/>
-                <w:sz w:val="18"/>
-              </w:rPr>
-              <w:t>Год 1</w:t>
-            </w:r>
-          </w:p>
-        </w:tc>
-        <w:tc>
-          <w:tcPr>
-            <w:tcW w:type="dxa" w:w="2550"/>
-            <w:shd w:fill="F5F2EC" w:val="clear"/>
-          </w:tcPr>
-          <w:p>
-            <w:pPr>
-              <w:jc w:val="center"/>
-            </w:pPr>
-            <w:r/>
-            <w:r>
-              <w:rPr>
-                <w:rFonts w:ascii="Inter" w:hAnsi="Inter"/>
-                <w:b w:val="0"/>
-                <w:color w:val="2F3A48"/>
-                <w:sz w:val="18"/>
-              </w:rPr>
-              <w:t>60 млн ₽</w:t>
-            </w:r>
-          </w:p>
-        </w:tc>
-        <w:tc>
-          <w:tcPr>
-            <w:tcW w:type="dxa" w:w="2550"/>
-            <w:shd w:fill="F5F2EC" w:val="clear"/>
-          </w:tcPr>
-          <w:p>
-            <w:pPr>
-              <w:jc w:val="center"/>
-            </w:pPr>
-            <w:r/>
-            <w:r>
-              <w:rPr>
-                <w:rFonts w:ascii="Inter" w:hAnsi="Inter"/>
-                <w:b w:val="0"/>
-                <w:color w:val="2F3A48"/>
-                <w:sz w:val="18"/>
-              </w:rPr>
-              <w:t>—</w:t>
-            </w:r>
-          </w:p>
-        </w:tc>
-        <w:tc>
-          <w:tcPr>
-            <w:tcW w:type="dxa" w:w="2550"/>
-            <w:shd w:fill="F5F2EC" w:val="clear"/>
-          </w:tcPr>
-          <w:p>
-            <w:pPr>
-              <w:jc w:val="left"/>
-            </w:pPr>
-            <w:r/>
-            <w:r>
-              <w:rPr>
-                <w:rFonts w:ascii="Inter" w:hAnsi="Inter"/>
-                <w:b w:val="0"/>
-                <w:color w:val="2F3A48"/>
-                <w:sz w:val="18"/>
-              </w:rPr>
-              <w:t>4 ЭТП + ТП дистрибьютора, 300 SKU</w:t>
-            </w:r>
-          </w:p>
-        </w:tc>
-      </w:tr>
-      <w:tr>
-        <w:tc>
-          <w:tcPr>
-            <w:tcW w:type="dxa" w:w="2550"/>
-          </w:tcPr>
-          <w:p>
-            <w:pPr>
-              <w:jc w:val="left"/>
-            </w:pPr>
-            <w:r/>
-            <w:r>
-              <w:rPr>
-                <w:rFonts w:ascii="Inter" w:hAnsi="Inter"/>
-                <w:b w:val="0"/>
-                <w:color w:val="2F3A48"/>
-                <w:sz w:val="18"/>
-              </w:rPr>
-              <w:t>Год 2</w:t>
-            </w:r>
-          </w:p>
-        </w:tc>
-        <w:tc>
-          <w:tcPr>
-            <w:tcW w:type="dxa" w:w="2550"/>
-          </w:tcPr>
-          <w:p>
-            <w:pPr>
-              <w:jc w:val="center"/>
-            </w:pPr>
-            <w:r/>
-            <w:r>
-              <w:rPr>
-                <w:rFonts w:ascii="Inter" w:hAnsi="Inter"/>
-                <w:b w:val="0"/>
-                <w:color w:val="2F3A48"/>
-                <w:sz w:val="18"/>
-              </w:rPr>
-              <w:t>120 млн ₽</w:t>
-            </w:r>
-          </w:p>
-        </w:tc>
-        <w:tc>
-          <w:tcPr>
-            <w:tcW w:type="dxa" w:w="2550"/>
-          </w:tcPr>
-          <w:p>
-            <w:pPr>
-              <w:jc w:val="center"/>
-            </w:pPr>
-            <w:r/>
-            <w:r>
-              <w:rPr>
-                <w:rFonts w:ascii="Inter" w:hAnsi="Inter"/>
-                <w:b w:val="0"/>
-                <w:color w:val="2F3A48"/>
-                <w:sz w:val="18"/>
-              </w:rPr>
-              <w:t>×2</w:t>
-            </w:r>
-          </w:p>
-        </w:tc>
-        <w:tc>
-          <w:tcPr>
-            <w:tcW w:type="dxa" w:w="2550"/>
-          </w:tcPr>
-          <w:p>
-            <w:pPr>
-              <w:jc w:val="left"/>
-            </w:pPr>
-            <w:r/>
-            <w:r>
-              <w:rPr>
-                <w:rFonts w:ascii="Inter" w:hAnsi="Inter"/>
-                <w:b w:val="0"/>
-                <w:color w:val="2F3A48"/>
-                <w:sz w:val="18"/>
-              </w:rPr>
-              <w:t>Расширение АКБ до 800+ РТТ</w:t>
-            </w:r>
-          </w:p>
-        </w:tc>
-      </w:tr>
-      <w:tr>
-        <w:tc>
-          <w:tcPr>
-            <w:tcW w:type="dxa" w:w="2550"/>
-            <w:shd w:fill="F5F2EC" w:val="clear"/>
-          </w:tcPr>
-          <w:p>
-            <w:pPr>
-              <w:jc w:val="left"/>
-            </w:pPr>
-            <w:r/>
-            <w:r>
-              <w:rPr>
-                <w:rFonts w:ascii="Inter" w:hAnsi="Inter"/>
-                <w:b w:val="0"/>
-                <w:color w:val="2F3A48"/>
-                <w:sz w:val="18"/>
-              </w:rPr>
-              <w:t>Год 3</w:t>
-            </w:r>
-          </w:p>
-        </w:tc>
-        <w:tc>
-          <w:tcPr>
-            <w:tcW w:type="dxa" w:w="2550"/>
-            <w:shd w:fill="F5F2EC" w:val="clear"/>
-          </w:tcPr>
-          <w:p>
-            <w:pPr>
-              <w:jc w:val="center"/>
-            </w:pPr>
-            <w:r/>
-            <w:r>
-              <w:rPr>
-                <w:rFonts w:ascii="Inter" w:hAnsi="Inter"/>
-                <w:b w:val="0"/>
-                <w:color w:val="2F3A48"/>
-                <w:sz w:val="18"/>
-              </w:rPr>
-              <w:t>180 млн ₽</w:t>
-            </w:r>
-          </w:p>
-        </w:tc>
-        <w:tc>
-          <w:tcPr>
-            <w:tcW w:type="dxa" w:w="2550"/>
-            <w:shd w:fill="F5F2EC" w:val="clear"/>
-          </w:tcPr>
-          <w:p>
-            <w:pPr>
-              <w:jc w:val="center"/>
-            </w:pPr>
-            <w:r/>
-            <w:r>
-              <w:rPr>
-                <w:rFonts w:ascii="Inter" w:hAnsi="Inter"/>
-                <w:b w:val="0"/>
-                <w:color w:val="2F3A48"/>
-                <w:sz w:val="18"/>
-              </w:rPr>
-              <w:t>×3</w:t>
-            </w:r>
-          </w:p>
-        </w:tc>
-        <w:tc>
-          <w:tcPr>
-            <w:tcW w:type="dxa" w:w="2550"/>
-            <w:shd w:fill="F5F2EC" w:val="clear"/>
-          </w:tcPr>
-          <w:p>
-            <w:pPr>
-              <w:jc w:val="left"/>
-            </w:pPr>
-            <w:r/>
-            <w:r>
-              <w:rPr>
-                <w:rFonts w:ascii="Inter" w:hAnsi="Inter"/>
-                <w:b w:val="0"/>
-                <w:color w:val="2F3A48"/>
-                <w:sz w:val="18"/>
-              </w:rPr>
-              <w:t>Полное покрытие потенциала 8%</w:t>
-            </w:r>
-          </w:p>
-        </w:tc>
-      </w:tr>
-    </w:tbl>
-    <w:p>
-      <w:r>
-        <w:rPr>
-          <w:rFonts w:ascii="Inter" w:hAnsi="Inter"/>
-          <w:b/>
-          <w:color w:val="C00000"/>
-          <w:sz w:val="22"/>
-        </w:rPr>
-        <w:t>7. АССОРТИМЕНТ НАЧАЛА ВЗАИМОДЕЙСТВИЯ</w:t>
+        <w:t>6. АССОРТИМЕНТ НАЧАЛА ВЗАИМОДЕЙСТВИЯ</w:t>
       </w:r>
     </w:p>
     <w:p>
@@ -3147,7 +3472,7 @@
           <w:color w:val="8A95A3"/>
           <w:sz w:val="20"/>
         </w:rPr>
-        <w:t>ЛОГИЧЕСКАЯ ЦЕПОЧКА РАСЧЁТА</w:t>
+        <w:t>ЛОГИЧЕСКАЯ ЦЕПОЧКА</w:t>
       </w:r>
     </w:p>
     <w:p>
@@ -3162,12 +3487,12 @@
           <w:color w:val="C9A77C"/>
           <w:sz w:val="16"/>
         </w:rPr>
-        <w:t>Города: 3.48 млн чел. → рынок ЛКМ 3.9 млрд ₽ (50 700 т) → фактически 1195 млн ₽ → недозагрузка 69% → доля Эмпилс 8% = 312 млн ₽ → АКБ 1200 РТТ → 4 ЭТП → Г1: 60M → Г2: 120M → Г3: 180M ₽</w:t>
+        <w:t>Города 3.5 млн → рынок 3.3 млрд ₽ → фактически 1.1 млрд → недозагрузка 2.7 млрд (67%) → Эмпилс 8% = 312 млн ₽ → Г1: 60M (21M доход) → Г2: 120M (42M) → Г3: 312M (109M)</w:t>
       </w:r>
     </w:p>
     <w:sectPr>
       <w:pgSz w:w="12240" w:h="15840"/>
-      <w:pgMar w:top="850" w:right="1020" w:bottom="850" w:left="1020" w:header="720" w:footer="720" w:gutter="0"/>
+      <w:pgMar w:top="737" w:right="1020" w:bottom="737" w:left="1020" w:header="720" w:footer="720" w:gutter="0"/>
       <w:cols w:space="720"/>
       <w:docGrid w:linePitch="360"/>
     </w:sectPr>

--- a/download/КП_Олимп_коммерческое_предложение.docx
+++ b/download/КП_Олимп_коммерческое_предложение.docx
@@ -1381,7 +1381,7 @@
           <w:color w:val="2F3A48"/>
           <w:sz w:val="18"/>
         </w:rPr>
-        <w:t>База расчёта: городское население — 3 475 000 чел. (концентрация спроса на ЛКМ)</w:t>
+        <w:t>База расчёта: городское население — 3 475 000 чел.</w:t>
       </w:r>
     </w:p>
     <w:p>
@@ -2892,7 +2892,7 @@
           <w:color w:val="C00000"/>
           <w:sz w:val="18"/>
         </w:rPr>
-        <w:t>⚠ Регион недозагружен на 67% — потенциал 2.7 млрд ₽ (36 415 т) не освоен</w:t>
+        <w:t>⚠ Регион недозагружен на 67% — потенциал 2.7 млрд ₽ не освоен</w:t>
       </w:r>
     </w:p>
     <w:p>
@@ -3123,6 +3123,382 @@
           <w:sz w:val="18"/>
         </w:rPr>
         <w:t>312 млн ₽ — целевой товарооборот Эмпилс, достигаемый за 3 года. Покрытие АКБ: 1200 РТТ.</w:t>
+      </w:r>
+    </w:p>
+    <w:p>
+      <w:r>
+        <w:rPr>
+          <w:rFonts w:ascii="Inter" w:hAnsi="Inter"/>
+          <w:b/>
+          <w:color w:val="2F3A48"/>
+          <w:sz w:val="20"/>
+        </w:rPr>
+        <w:t>4.1. ЦЕНООБРАЗОВАНИЕ — НАЦЕНКИ</w:t>
+      </w:r>
+    </w:p>
+    <w:tbl>
+      <w:tblPr>
+        <w:tblStyle w:val="TableGrid"/>
+        <w:tblW w:type="auto" w:w="0"/>
+        <w:jc w:val="center"/>
+        <w:tblLook w:firstColumn="1" w:firstRow="1" w:lastColumn="0" w:lastRow="0" w:noHBand="0" w:noVBand="1" w:val="04A0"/>
+      </w:tblPr>
+      <w:tblGrid>
+        <w:gridCol w:w="2550"/>
+        <w:gridCol w:w="2550"/>
+        <w:gridCol w:w="2550"/>
+        <w:gridCol w:w="2550"/>
+      </w:tblGrid>
+      <w:tr>
+        <w:tc>
+          <w:tcPr>
+            <w:tcW w:type="dxa" w:w="2550"/>
+            <w:shd w:fill="2F3A48" w:val="clear"/>
+          </w:tcPr>
+          <w:p>
+            <w:pPr>
+              <w:jc w:val="left"/>
+            </w:pPr>
+            <w:r/>
+            <w:r>
+              <w:rPr>
+                <w:rFonts w:ascii="Inter" w:hAnsi="Inter"/>
+                <w:b/>
+                <w:color w:val="FFFFFF"/>
+                <w:sz w:val="16"/>
+              </w:rPr>
+              <w:t>Уровень</w:t>
+            </w:r>
+          </w:p>
+        </w:tc>
+        <w:tc>
+          <w:tcPr>
+            <w:tcW w:type="dxa" w:w="2550"/>
+            <w:shd w:fill="2F3A48" w:val="clear"/>
+          </w:tcPr>
+          <w:p>
+            <w:pPr>
+              <w:jc w:val="center"/>
+            </w:pPr>
+            <w:r/>
+            <w:r>
+              <w:rPr>
+                <w:rFonts w:ascii="Inter" w:hAnsi="Inter"/>
+                <w:b/>
+                <w:color w:val="FFFFFF"/>
+                <w:sz w:val="16"/>
+              </w:rPr>
+              <w:t>Цепочка</w:t>
+            </w:r>
+          </w:p>
+        </w:tc>
+        <w:tc>
+          <w:tcPr>
+            <w:tcW w:type="dxa" w:w="2550"/>
+            <w:shd w:fill="2F3A48" w:val="clear"/>
+          </w:tcPr>
+          <w:p>
+            <w:pPr>
+              <w:jc w:val="center"/>
+            </w:pPr>
+            <w:r/>
+            <w:r>
+              <w:rPr>
+                <w:rFonts w:ascii="Inter" w:hAnsi="Inter"/>
+                <w:b/>
+                <w:color w:val="FFFFFF"/>
+                <w:sz w:val="16"/>
+              </w:rPr>
+              <w:t>Наценка</w:t>
+            </w:r>
+          </w:p>
+        </w:tc>
+        <w:tc>
+          <w:tcPr>
+            <w:tcW w:type="dxa" w:w="2550"/>
+            <w:shd w:fill="2F3A48" w:val="clear"/>
+          </w:tcPr>
+          <w:p>
+            <w:pPr>
+              <w:jc w:val="left"/>
+            </w:pPr>
+            <w:r/>
+            <w:r>
+              <w:rPr>
+                <w:rFonts w:ascii="Inter" w:hAnsi="Inter"/>
+                <w:b/>
+                <w:color w:val="FFFFFF"/>
+                <w:sz w:val="16"/>
+              </w:rPr>
+              <w:t>Описание</w:t>
+            </w:r>
+          </w:p>
+        </w:tc>
+      </w:tr>
+      <w:tr>
+        <w:tc>
+          <w:tcPr>
+            <w:tcW w:type="dxa" w:w="2550"/>
+          </w:tcPr>
+          <w:p>
+            <w:pPr>
+              <w:jc w:val="left"/>
+            </w:pPr>
+            <w:r/>
+            <w:r>
+              <w:rPr>
+                <w:rFonts w:ascii="Inter" w:hAnsi="Inter"/>
+                <w:b w:val="0"/>
+                <w:color w:val="2F3A48"/>
+                <w:sz w:val="16"/>
+              </w:rPr>
+              <w:t>Первичная</w:t>
+            </w:r>
+          </w:p>
+        </w:tc>
+        <w:tc>
+          <w:tcPr>
+            <w:tcW w:type="dxa" w:w="2550"/>
+          </w:tcPr>
+          <w:p>
+            <w:pPr>
+              <w:jc w:val="center"/>
+            </w:pPr>
+            <w:r/>
+            <w:r>
+              <w:rPr>
+                <w:rFonts w:ascii="Inter" w:hAnsi="Inter"/>
+                <w:b w:val="0"/>
+                <w:color w:val="2F3A48"/>
+                <w:sz w:val="16"/>
+              </w:rPr>
+              <w:t>Завод → Дистрибьютор</w:t>
+            </w:r>
+          </w:p>
+        </w:tc>
+        <w:tc>
+          <w:tcPr>
+            <w:tcW w:type="dxa" w:w="2550"/>
+          </w:tcPr>
+          <w:p>
+            <w:pPr>
+              <w:jc w:val="center"/>
+            </w:pPr>
+            <w:r/>
+            <w:r>
+              <w:rPr>
+                <w:rFonts w:ascii="Inter" w:hAnsi="Inter"/>
+                <w:b w:val="0"/>
+                <w:color w:val="2F3A48"/>
+                <w:sz w:val="16"/>
+              </w:rPr>
+              <w:t>35%</w:t>
+            </w:r>
+          </w:p>
+        </w:tc>
+        <w:tc>
+          <w:tcPr>
+            <w:tcW w:type="dxa" w:w="2550"/>
+          </w:tcPr>
+          <w:p>
+            <w:pPr>
+              <w:jc w:val="left"/>
+            </w:pPr>
+            <w:r/>
+            <w:r>
+              <w:rPr>
+                <w:rFonts w:ascii="Inter" w:hAnsi="Inter"/>
+                <w:b w:val="0"/>
+                <w:color w:val="2F3A48"/>
+                <w:sz w:val="16"/>
+              </w:rPr>
+              <w:t>Базовая наценка дистрибьютора при закупке у Эмпилс</w:t>
+            </w:r>
+          </w:p>
+        </w:tc>
+      </w:tr>
+      <w:tr>
+        <w:tc>
+          <w:tcPr>
+            <w:tcW w:type="dxa" w:w="2550"/>
+            <w:shd w:fill="F5F2EC" w:val="clear"/>
+          </w:tcPr>
+          <w:p>
+            <w:pPr>
+              <w:jc w:val="left"/>
+            </w:pPr>
+            <w:r/>
+            <w:r>
+              <w:rPr>
+                <w:rFonts w:ascii="Inter" w:hAnsi="Inter"/>
+                <w:b w:val="0"/>
+                <w:color w:val="2F3A48"/>
+                <w:sz w:val="16"/>
+              </w:rPr>
+              <w:t>Вторичная</w:t>
+            </w:r>
+          </w:p>
+        </w:tc>
+        <w:tc>
+          <w:tcPr>
+            <w:tcW w:type="dxa" w:w="2550"/>
+            <w:shd w:fill="F5F2EC" w:val="clear"/>
+          </w:tcPr>
+          <w:p>
+            <w:pPr>
+              <w:jc w:val="center"/>
+            </w:pPr>
+            <w:r/>
+            <w:r>
+              <w:rPr>
+                <w:rFonts w:ascii="Inter" w:hAnsi="Inter"/>
+                <w:b w:val="0"/>
+                <w:color w:val="2F3A48"/>
+                <w:sz w:val="16"/>
+              </w:rPr>
+              <w:t>Дистрибьютор → РТТ</w:t>
+            </w:r>
+          </w:p>
+        </w:tc>
+        <w:tc>
+          <w:tcPr>
+            <w:tcW w:type="dxa" w:w="2550"/>
+            <w:shd w:fill="F5F2EC" w:val="clear"/>
+          </w:tcPr>
+          <w:p>
+            <w:pPr>
+              <w:jc w:val="center"/>
+            </w:pPr>
+            <w:r/>
+            <w:r>
+              <w:rPr>
+                <w:rFonts w:ascii="Inter" w:hAnsi="Inter"/>
+                <w:b w:val="0"/>
+                <w:color w:val="2F3A48"/>
+                <w:sz w:val="16"/>
+              </w:rPr>
+              <w:t>50%</w:t>
+            </w:r>
+          </w:p>
+        </w:tc>
+        <w:tc>
+          <w:tcPr>
+            <w:tcW w:type="dxa" w:w="2550"/>
+            <w:shd w:fill="F5F2EC" w:val="clear"/>
+          </w:tcPr>
+          <w:p>
+            <w:pPr>
+              <w:jc w:val="left"/>
+            </w:pPr>
+            <w:r/>
+            <w:r>
+              <w:rPr>
+                <w:rFonts w:ascii="Inter" w:hAnsi="Inter"/>
+                <w:b w:val="0"/>
+                <w:color w:val="2F3A48"/>
+                <w:sz w:val="16"/>
+              </w:rPr>
+              <w:t>Наценка при продаже в розничную торговую точку</w:t>
+            </w:r>
+          </w:p>
+        </w:tc>
+      </w:tr>
+      <w:tr>
+        <w:tc>
+          <w:tcPr>
+            <w:tcW w:type="dxa" w:w="2550"/>
+            <w:shd w:fill="FFF5E6" w:val="clear"/>
+          </w:tcPr>
+          <w:p>
+            <w:pPr>
+              <w:jc w:val="left"/>
+            </w:pPr>
+            <w:r/>
+            <w:r>
+              <w:rPr>
+                <w:rFonts w:ascii="Inter" w:hAnsi="Inter"/>
+                <w:b/>
+                <w:color w:val="C00000"/>
+                <w:sz w:val="16"/>
+              </w:rPr>
+              <w:t>Итого</w:t>
+            </w:r>
+          </w:p>
+        </w:tc>
+        <w:tc>
+          <w:tcPr>
+            <w:tcW w:type="dxa" w:w="2550"/>
+            <w:shd w:fill="FFF5E6" w:val="clear"/>
+          </w:tcPr>
+          <w:p>
+            <w:pPr>
+              <w:jc w:val="center"/>
+            </w:pPr>
+            <w:r/>
+            <w:r>
+              <w:rPr>
+                <w:rFonts w:ascii="Inter" w:hAnsi="Inter"/>
+                <w:b/>
+                <w:color w:val="C00000"/>
+                <w:sz w:val="16"/>
+              </w:rPr>
+              <w:t>Завод → РТТ</w:t>
+            </w:r>
+          </w:p>
+        </w:tc>
+        <w:tc>
+          <w:tcPr>
+            <w:tcW w:type="dxa" w:w="2550"/>
+            <w:shd w:fill="FFF5E6" w:val="clear"/>
+          </w:tcPr>
+          <w:p>
+            <w:pPr>
+              <w:jc w:val="center"/>
+            </w:pPr>
+            <w:r/>
+            <w:r>
+              <w:rPr>
+                <w:rFonts w:ascii="Inter" w:hAnsi="Inter"/>
+                <w:b/>
+                <w:color w:val="C00000"/>
+                <w:sz w:val="16"/>
+              </w:rPr>
+              <w:t>~117%</w:t>
+            </w:r>
+          </w:p>
+        </w:tc>
+        <w:tc>
+          <w:tcPr>
+            <w:tcW w:type="dxa" w:w="2550"/>
+            <w:shd w:fill="FFF5E6" w:val="clear"/>
+          </w:tcPr>
+          <w:p>
+            <w:pPr>
+              <w:jc w:val="left"/>
+            </w:pPr>
+            <w:r/>
+            <w:r>
+              <w:rPr>
+                <w:rFonts w:ascii="Inter" w:hAnsi="Inter"/>
+                <w:b/>
+                <w:color w:val="C00000"/>
+                <w:sz w:val="16"/>
+              </w:rPr>
+              <w:t>Совокупная наценка от заводской цены до цены на полке</w:t>
+            </w:r>
+          </w:p>
+        </w:tc>
+      </w:tr>
+    </w:tbl>
+    <w:p>
+      <w:r>
+        <w:rPr>
+          <w:rFonts w:ascii="Inter" w:hAnsi="Inter"/>
+          <w:b w:val="0"/>
+          <w:color w:val="8A95A3"/>
+          <w:sz w:val="16"/>
+        </w:rPr>
+        <w:t>Пример: при заводской цене 100 ₽ → дистрибьютор продаёт в РТТ по 135 ₽ → РТТ продаёт потребителю по ~202 ₽.</w:t>
       </w:r>
     </w:p>
     <w:p>
@@ -3416,7 +3792,372 @@
           <w:color w:val="C00000"/>
           <w:sz w:val="22"/>
         </w:rPr>
-        <w:t>6. АССОРТИМЕНТ НАЧАЛА ВЗАИМОДЕЙСТВИЯ</w:t>
+        <w:t>6. ПРОГНОЗ ТОВАРООБОРОТА ПО ГОДАМ</w:t>
+      </w:r>
+    </w:p>
+    <w:tbl>
+      <w:tblPr>
+        <w:tblStyle w:val="TableGrid"/>
+        <w:tblW w:type="auto" w:w="0"/>
+        <w:jc w:val="center"/>
+        <w:tblLook w:firstColumn="1" w:firstRow="1" w:lastColumn="0" w:lastRow="0" w:noHBand="0" w:noVBand="1" w:val="04A0"/>
+      </w:tblPr>
+      <w:tblGrid>
+        <w:gridCol w:w="2550"/>
+        <w:gridCol w:w="2550"/>
+        <w:gridCol w:w="2550"/>
+        <w:gridCol w:w="2550"/>
+      </w:tblGrid>
+      <w:tr>
+        <w:tc>
+          <w:tcPr>
+            <w:tcW w:type="dxa" w:w="2550"/>
+            <w:shd w:fill="2F3A48" w:val="clear"/>
+          </w:tcPr>
+          <w:p>
+            <w:pPr>
+              <w:jc w:val="left"/>
+            </w:pPr>
+            <w:r/>
+            <w:r>
+              <w:rPr>
+                <w:rFonts w:ascii="Inter" w:hAnsi="Inter"/>
+                <w:b/>
+                <w:color w:val="FFFFFF"/>
+                <w:sz w:val="18"/>
+              </w:rPr>
+              <w:t>Год</w:t>
+            </w:r>
+          </w:p>
+        </w:tc>
+        <w:tc>
+          <w:tcPr>
+            <w:tcW w:type="dxa" w:w="2550"/>
+            <w:shd w:fill="2F3A48" w:val="clear"/>
+          </w:tcPr>
+          <w:p>
+            <w:pPr>
+              <w:jc w:val="center"/>
+            </w:pPr>
+            <w:r/>
+            <w:r>
+              <w:rPr>
+                <w:rFonts w:ascii="Inter" w:hAnsi="Inter"/>
+                <w:b/>
+                <w:color w:val="FFFFFF"/>
+                <w:sz w:val="18"/>
+              </w:rPr>
+              <w:t>Товарооборот</w:t>
+            </w:r>
+          </w:p>
+        </w:tc>
+        <w:tc>
+          <w:tcPr>
+            <w:tcW w:type="dxa" w:w="2550"/>
+            <w:shd w:fill="2F3A48" w:val="clear"/>
+          </w:tcPr>
+          <w:p>
+            <w:pPr>
+              <w:jc w:val="center"/>
+            </w:pPr>
+            <w:r/>
+            <w:r>
+              <w:rPr>
+                <w:rFonts w:ascii="Inter" w:hAnsi="Inter"/>
+                <w:b/>
+                <w:color w:val="FFFFFF"/>
+                <w:sz w:val="18"/>
+              </w:rPr>
+              <w:t>Рост</w:t>
+            </w:r>
+          </w:p>
+        </w:tc>
+        <w:tc>
+          <w:tcPr>
+            <w:tcW w:type="dxa" w:w="2550"/>
+            <w:shd w:fill="2F3A48" w:val="clear"/>
+          </w:tcPr>
+          <w:p>
+            <w:pPr>
+              <w:jc w:val="left"/>
+            </w:pPr>
+            <w:r/>
+            <w:r>
+              <w:rPr>
+                <w:rFonts w:ascii="Inter" w:hAnsi="Inter"/>
+                <w:b/>
+                <w:color w:val="FFFFFF"/>
+                <w:sz w:val="18"/>
+              </w:rPr>
+              <w:t>Комментарий</w:t>
+            </w:r>
+          </w:p>
+        </w:tc>
+      </w:tr>
+      <w:tr>
+        <w:tc>
+          <w:tcPr>
+            <w:tcW w:type="dxa" w:w="2550"/>
+            <w:shd w:fill="F5F2EC" w:val="clear"/>
+          </w:tcPr>
+          <w:p>
+            <w:pPr>
+              <w:jc w:val="left"/>
+            </w:pPr>
+            <w:r/>
+            <w:r>
+              <w:rPr>
+                <w:rFonts w:ascii="Inter" w:hAnsi="Inter"/>
+                <w:b w:val="0"/>
+                <w:color w:val="2F3A48"/>
+                <w:sz w:val="18"/>
+              </w:rPr>
+              <w:t>Год 1</w:t>
+            </w:r>
+          </w:p>
+        </w:tc>
+        <w:tc>
+          <w:tcPr>
+            <w:tcW w:type="dxa" w:w="2550"/>
+            <w:shd w:fill="F5F2EC" w:val="clear"/>
+          </w:tcPr>
+          <w:p>
+            <w:pPr>
+              <w:jc w:val="center"/>
+            </w:pPr>
+            <w:r/>
+            <w:r>
+              <w:rPr>
+                <w:rFonts w:ascii="Inter" w:hAnsi="Inter"/>
+                <w:b w:val="0"/>
+                <w:color w:val="2F3A48"/>
+                <w:sz w:val="18"/>
+              </w:rPr>
+              <w:t>60 млн ₽</w:t>
+            </w:r>
+          </w:p>
+        </w:tc>
+        <w:tc>
+          <w:tcPr>
+            <w:tcW w:type="dxa" w:w="2550"/>
+            <w:shd w:fill="F5F2EC" w:val="clear"/>
+          </w:tcPr>
+          <w:p>
+            <w:pPr>
+              <w:jc w:val="center"/>
+            </w:pPr>
+            <w:r/>
+            <w:r>
+              <w:rPr>
+                <w:rFonts w:ascii="Inter" w:hAnsi="Inter"/>
+                <w:b w:val="0"/>
+                <w:color w:val="2F3A48"/>
+                <w:sz w:val="18"/>
+              </w:rPr>
+              <w:t>—</w:t>
+            </w:r>
+          </w:p>
+        </w:tc>
+        <w:tc>
+          <w:tcPr>
+            <w:tcW w:type="dxa" w:w="2550"/>
+            <w:shd w:fill="F5F2EC" w:val="clear"/>
+          </w:tcPr>
+          <w:p>
+            <w:pPr>
+              <w:jc w:val="left"/>
+            </w:pPr>
+            <w:r/>
+            <w:r>
+              <w:rPr>
+                <w:rFonts w:ascii="Inter" w:hAnsi="Inter"/>
+                <w:b w:val="0"/>
+                <w:color w:val="2F3A48"/>
+                <w:sz w:val="18"/>
+              </w:rPr>
+              <w:t>4 ЭТП + ТП дистрибьютора, 300 SKU</w:t>
+            </w:r>
+          </w:p>
+        </w:tc>
+      </w:tr>
+      <w:tr>
+        <w:tc>
+          <w:tcPr>
+            <w:tcW w:type="dxa" w:w="2550"/>
+          </w:tcPr>
+          <w:p>
+            <w:pPr>
+              <w:jc w:val="left"/>
+            </w:pPr>
+            <w:r/>
+            <w:r>
+              <w:rPr>
+                <w:rFonts w:ascii="Inter" w:hAnsi="Inter"/>
+                <w:b w:val="0"/>
+                <w:color w:val="2F3A48"/>
+                <w:sz w:val="18"/>
+              </w:rPr>
+              <w:t>Год 2</w:t>
+            </w:r>
+          </w:p>
+        </w:tc>
+        <w:tc>
+          <w:tcPr>
+            <w:tcW w:type="dxa" w:w="2550"/>
+          </w:tcPr>
+          <w:p>
+            <w:pPr>
+              <w:jc w:val="center"/>
+            </w:pPr>
+            <w:r/>
+            <w:r>
+              <w:rPr>
+                <w:rFonts w:ascii="Inter" w:hAnsi="Inter"/>
+                <w:b w:val="0"/>
+                <w:color w:val="2F3A48"/>
+                <w:sz w:val="18"/>
+              </w:rPr>
+              <w:t>120 млн ₽</w:t>
+            </w:r>
+          </w:p>
+        </w:tc>
+        <w:tc>
+          <w:tcPr>
+            <w:tcW w:type="dxa" w:w="2550"/>
+          </w:tcPr>
+          <w:p>
+            <w:pPr>
+              <w:jc w:val="center"/>
+            </w:pPr>
+            <w:r/>
+            <w:r>
+              <w:rPr>
+                <w:rFonts w:ascii="Inter" w:hAnsi="Inter"/>
+                <w:b w:val="0"/>
+                <w:color w:val="2F3A48"/>
+                <w:sz w:val="18"/>
+              </w:rPr>
+              <w:t>×2</w:t>
+            </w:r>
+          </w:p>
+        </w:tc>
+        <w:tc>
+          <w:tcPr>
+            <w:tcW w:type="dxa" w:w="2550"/>
+          </w:tcPr>
+          <w:p>
+            <w:pPr>
+              <w:jc w:val="left"/>
+            </w:pPr>
+            <w:r/>
+            <w:r>
+              <w:rPr>
+                <w:rFonts w:ascii="Inter" w:hAnsi="Inter"/>
+                <w:b w:val="0"/>
+                <w:color w:val="2F3A48"/>
+                <w:sz w:val="18"/>
+              </w:rPr>
+              <w:t>Расширение АКБ до 800+ РТТ</w:t>
+            </w:r>
+          </w:p>
+        </w:tc>
+      </w:tr>
+      <w:tr>
+        <w:tc>
+          <w:tcPr>
+            <w:tcW w:type="dxa" w:w="2550"/>
+            <w:shd w:fill="F5F2EC" w:val="clear"/>
+          </w:tcPr>
+          <w:p>
+            <w:pPr>
+              <w:jc w:val="left"/>
+            </w:pPr>
+            <w:r/>
+            <w:r>
+              <w:rPr>
+                <w:rFonts w:ascii="Inter" w:hAnsi="Inter"/>
+                <w:b w:val="0"/>
+                <w:color w:val="2F3A48"/>
+                <w:sz w:val="18"/>
+              </w:rPr>
+              <w:t>Год 3</w:t>
+            </w:r>
+          </w:p>
+        </w:tc>
+        <w:tc>
+          <w:tcPr>
+            <w:tcW w:type="dxa" w:w="2550"/>
+            <w:shd w:fill="F5F2EC" w:val="clear"/>
+          </w:tcPr>
+          <w:p>
+            <w:pPr>
+              <w:jc w:val="center"/>
+            </w:pPr>
+            <w:r/>
+            <w:r>
+              <w:rPr>
+                <w:rFonts w:ascii="Inter" w:hAnsi="Inter"/>
+                <w:b w:val="0"/>
+                <w:color w:val="2F3A48"/>
+                <w:sz w:val="18"/>
+              </w:rPr>
+              <w:t>312 млн ₽</w:t>
+            </w:r>
+          </w:p>
+        </w:tc>
+        <w:tc>
+          <w:tcPr>
+            <w:tcW w:type="dxa" w:w="2550"/>
+            <w:shd w:fill="F5F2EC" w:val="clear"/>
+          </w:tcPr>
+          <w:p>
+            <w:pPr>
+              <w:jc w:val="center"/>
+            </w:pPr>
+            <w:r/>
+            <w:r>
+              <w:rPr>
+                <w:rFonts w:ascii="Inter" w:hAnsi="Inter"/>
+                <w:b w:val="0"/>
+                <w:color w:val="2F3A48"/>
+                <w:sz w:val="18"/>
+              </w:rPr>
+              <w:t>×5,2</w:t>
+            </w:r>
+          </w:p>
+        </w:tc>
+        <w:tc>
+          <w:tcPr>
+            <w:tcW w:type="dxa" w:w="2550"/>
+            <w:shd w:fill="F5F2EC" w:val="clear"/>
+          </w:tcPr>
+          <w:p>
+            <w:pPr>
+              <w:jc w:val="left"/>
+            </w:pPr>
+            <w:r/>
+            <w:r>
+              <w:rPr>
+                <w:rFonts w:ascii="Inter" w:hAnsi="Inter"/>
+                <w:b w:val="0"/>
+                <w:color w:val="2F3A48"/>
+                <w:sz w:val="18"/>
+              </w:rPr>
+              <w:t>Полное покрытие 8% потенциала</w:t>
+            </w:r>
+          </w:p>
+        </w:tc>
+      </w:tr>
+    </w:tbl>
+    <w:p>
+      <w:r>
+        <w:rPr>
+          <w:rFonts w:ascii="Inter" w:hAnsi="Inter"/>
+          <w:b/>
+          <w:color w:val="C00000"/>
+          <w:sz w:val="22"/>
+        </w:rPr>
+        <w:t>7. АССОРТИМЕНТ НАЧАЛА ВЗАИМОДЕЙСТВИЯ</w:t>
       </w:r>
     </w:p>
     <w:p>
@@ -3453,43 +4194,286 @@
       </w:r>
     </w:p>
     <w:p>
-      <w:pPr>
-        <w:jc w:val="center"/>
-      </w:pPr>
-      <w:r>
-        <w:rPr>
-          <w:color w:val="8A95A3"/>
-          <w:sz w:val="16"/>
-        </w:rPr>
-        <w:t>————————————————————————————————————————————————————————————</w:t>
-      </w:r>
-    </w:p>
-    <w:p>
       <w:r>
         <w:rPr>
           <w:rFonts w:ascii="Inter" w:hAnsi="Inter"/>
           <w:b/>
-          <w:color w:val="8A95A3"/>
-          <w:sz w:val="20"/>
+          <w:color w:val="1A7D44"/>
+          <w:sz w:val="22"/>
         </w:rPr>
-        <w:t>ЛОГИЧЕСКАЯ ЦЕПОЧКА</w:t>
+        <w:t>8. ПОДДЕРЖКА МАРКЕТИНГА</w:t>
       </w:r>
     </w:p>
-    <w:p>
-      <w:pPr>
+    <w:tbl>
+      <w:tblPr>
+        <w:tblStyle w:val="TableGrid"/>
+        <w:tblW w:type="auto" w:w="0"/>
         <w:jc w:val="center"/>
-      </w:pPr>
-      <w:r>
-        <w:rPr>
-          <w:rFonts w:ascii="Inter" w:hAnsi="Inter"/>
-          <w:b/>
-          <w:i/>
-          <w:color w:val="C9A77C"/>
-          <w:sz w:val="16"/>
-        </w:rPr>
-        <w:t>Города 3.5 млн → рынок 3.3 млрд ₽ → фактически 1.1 млрд → недозагрузка 2.7 млрд (67%) → Эмпилс 8% = 312 млн ₽ → Г1: 60M (21M доход) → Г2: 120M (42M) → Г3: 312M (109M)</w:t>
-      </w:r>
-    </w:p>
+        <w:tblLook w:firstColumn="1" w:firstRow="1" w:lastColumn="0" w:lastRow="0" w:noHBand="0" w:noVBand="1" w:val="04A0"/>
+      </w:tblPr>
+      <w:tblGrid>
+        <w:gridCol w:w="5100"/>
+        <w:gridCol w:w="5100"/>
+      </w:tblGrid>
+      <w:tr>
+        <w:tc>
+          <w:tcPr>
+            <w:tcW w:type="dxa" w:w="5100"/>
+            <w:shd w:fill="2F3A48" w:val="clear"/>
+          </w:tcPr>
+          <w:p>
+            <w:pPr>
+              <w:jc w:val="left"/>
+            </w:pPr>
+            <w:r/>
+            <w:r>
+              <w:rPr>
+                <w:rFonts w:ascii="Inter" w:hAnsi="Inter"/>
+                <w:b/>
+                <w:color w:val="FFFFFF"/>
+                <w:sz w:val="16"/>
+              </w:rPr>
+              <w:t>Программа</w:t>
+            </w:r>
+          </w:p>
+        </w:tc>
+        <w:tc>
+          <w:tcPr>
+            <w:tcW w:type="dxa" w:w="5100"/>
+            <w:shd w:fill="2F3A48" w:val="clear"/>
+          </w:tcPr>
+          <w:p>
+            <w:pPr>
+              <w:jc w:val="left"/>
+            </w:pPr>
+            <w:r/>
+            <w:r>
+              <w:rPr>
+                <w:rFonts w:ascii="Inter" w:hAnsi="Inter"/>
+                <w:b/>
+                <w:color w:val="FFFFFF"/>
+                <w:sz w:val="16"/>
+              </w:rPr>
+              <w:t>Описание</w:t>
+            </w:r>
+          </w:p>
+        </w:tc>
+      </w:tr>
+      <w:tr>
+        <w:tc>
+          <w:tcPr>
+            <w:tcW w:type="dxa" w:w="5100"/>
+          </w:tcPr>
+          <w:p>
+            <w:pPr>
+              <w:jc w:val="left"/>
+            </w:pPr>
+            <w:r/>
+            <w:r>
+              <w:rPr>
+                <w:rFonts w:ascii="Inter" w:hAnsi="Inter"/>
+                <w:b w:val="0"/>
+                <w:color w:val="2F3A48"/>
+                <w:sz w:val="16"/>
+              </w:rPr>
+              <w:t>Программа мотивации общего прайса</w:t>
+            </w:r>
+          </w:p>
+        </w:tc>
+        <w:tc>
+          <w:tcPr>
+            <w:tcW w:type="dxa" w:w="5100"/>
+          </w:tcPr>
+          <w:p>
+            <w:pPr>
+              <w:jc w:val="left"/>
+            </w:pPr>
+            <w:r/>
+            <w:r>
+              <w:rPr>
+                <w:rFonts w:ascii="Inter" w:hAnsi="Inter"/>
+                <w:b w:val="0"/>
+                <w:color w:val="2F3A48"/>
+                <w:sz w:val="16"/>
+              </w:rPr>
+              <w:t>Бонусы и ретро-отсрочки для ТП, продающих весь ассортимент Эмпилс</w:t>
+            </w:r>
+          </w:p>
+        </w:tc>
+      </w:tr>
+      <w:tr>
+        <w:tc>
+          <w:tcPr>
+            <w:tcW w:type="dxa" w:w="5100"/>
+            <w:shd w:fill="F5F2EC" w:val="clear"/>
+          </w:tcPr>
+          <w:p>
+            <w:pPr>
+              <w:jc w:val="left"/>
+            </w:pPr>
+            <w:r/>
+            <w:r>
+              <w:rPr>
+                <w:rFonts w:ascii="Inter" w:hAnsi="Inter"/>
+                <w:b w:val="0"/>
+                <w:color w:val="2F3A48"/>
+                <w:sz w:val="16"/>
+              </w:rPr>
+              <w:t>Мотивация сотрудников РТТ</w:t>
+            </w:r>
+          </w:p>
+        </w:tc>
+        <w:tc>
+          <w:tcPr>
+            <w:tcW w:type="dxa" w:w="5100"/>
+            <w:shd w:fill="F5F2EC" w:val="clear"/>
+          </w:tcPr>
+          <w:p>
+            <w:pPr>
+              <w:jc w:val="left"/>
+            </w:pPr>
+            <w:r/>
+            <w:r>
+              <w:rPr>
+                <w:rFonts w:ascii="Inter" w:hAnsi="Inter"/>
+                <w:b w:val="0"/>
+                <w:color w:val="2F3A48"/>
+                <w:sz w:val="16"/>
+              </w:rPr>
+              <w:t>Программа поощрения продавцов торговых точек за рекомендации продукции Эмпилс</w:t>
+            </w:r>
+          </w:p>
+        </w:tc>
+      </w:tr>
+      <w:tr>
+        <w:tc>
+          <w:tcPr>
+            <w:tcW w:type="dxa" w:w="5100"/>
+          </w:tcPr>
+          <w:p>
+            <w:pPr>
+              <w:jc w:val="left"/>
+            </w:pPr>
+            <w:r/>
+            <w:r>
+              <w:rPr>
+                <w:rFonts w:ascii="Inter" w:hAnsi="Inter"/>
+                <w:b w:val="0"/>
+                <w:color w:val="2F3A48"/>
+                <w:sz w:val="16"/>
+              </w:rPr>
+              <w:t>Продвижение фокусных банок</w:t>
+            </w:r>
+          </w:p>
+        </w:tc>
+        <w:tc>
+          <w:tcPr>
+            <w:tcW w:type="dxa" w:w="5100"/>
+          </w:tcPr>
+          <w:p>
+            <w:pPr>
+              <w:jc w:val="left"/>
+            </w:pPr>
+            <w:r/>
+            <w:r>
+              <w:rPr>
+                <w:rFonts w:ascii="Inter" w:hAnsi="Inter"/>
+                <w:b w:val="0"/>
+                <w:color w:val="2F3A48"/>
+                <w:sz w:val="16"/>
+              </w:rPr>
+              <w:t>Целевое продвижение топ-SKU (TITAN, NEWTONE) с повышенной маржой</w:t>
+            </w:r>
+          </w:p>
+        </w:tc>
+      </w:tr>
+      <w:tr>
+        <w:tc>
+          <w:tcPr>
+            <w:tcW w:type="dxa" w:w="5100"/>
+            <w:shd w:fill="F5F2EC" w:val="clear"/>
+          </w:tcPr>
+          <w:p>
+            <w:pPr>
+              <w:jc w:val="left"/>
+            </w:pPr>
+            <w:r/>
+            <w:r>
+              <w:rPr>
+                <w:rFonts w:ascii="Inter" w:hAnsi="Inter"/>
+                <w:b w:val="0"/>
+                <w:color w:val="2F3A48"/>
+                <w:sz w:val="16"/>
+              </w:rPr>
+              <w:t>Гибкая отсрочка</w:t>
+            </w:r>
+          </w:p>
+        </w:tc>
+        <w:tc>
+          <w:tcPr>
+            <w:tcW w:type="dxa" w:w="5100"/>
+            <w:shd w:fill="F5F2EC" w:val="clear"/>
+          </w:tcPr>
+          <w:p>
+            <w:pPr>
+              <w:jc w:val="left"/>
+            </w:pPr>
+            <w:r/>
+            <w:r>
+              <w:rPr>
+                <w:rFonts w:ascii="Inter" w:hAnsi="Inter"/>
+                <w:b w:val="0"/>
+                <w:color w:val="2F3A48"/>
+                <w:sz w:val="16"/>
+              </w:rPr>
+              <w:t>Индивидуальные условия отсрочки платежа в зависимости от объёма закупки и истории сотрудничества</w:t>
+            </w:r>
+          </w:p>
+        </w:tc>
+      </w:tr>
+      <w:tr>
+        <w:tc>
+          <w:tcPr>
+            <w:tcW w:type="dxa" w:w="5100"/>
+          </w:tcPr>
+          <w:p>
+            <w:pPr>
+              <w:jc w:val="left"/>
+            </w:pPr>
+            <w:r/>
+            <w:r>
+              <w:rPr>
+                <w:rFonts w:ascii="Inter" w:hAnsi="Inter"/>
+                <w:b w:val="0"/>
+                <w:color w:val="2F3A48"/>
+                <w:sz w:val="16"/>
+              </w:rPr>
+              <w:t>Команда ЭТП</w:t>
+            </w:r>
+          </w:p>
+        </w:tc>
+        <w:tc>
+          <w:tcPr>
+            <w:tcW w:type="dxa" w:w="5100"/>
+          </w:tcPr>
+          <w:p>
+            <w:pPr>
+              <w:jc w:val="left"/>
+            </w:pPr>
+            <w:r/>
+            <w:r>
+              <w:rPr>
+                <w:rFonts w:ascii="Inter" w:hAnsi="Inter"/>
+                <w:b w:val="0"/>
+                <w:color w:val="2F3A48"/>
+                <w:sz w:val="16"/>
+              </w:rPr>
+              <w:t>4 эксклюзивных торговых представителя, обученных и мотивируемых Эмпилс</w:t>
+            </w:r>
+          </w:p>
+        </w:tc>
+      </w:tr>
+    </w:tbl>
     <w:sectPr>
       <w:pgSz w:w="12240" w:h="15840"/>
       <w:pgMar w:top="737" w:right="1020" w:bottom="737" w:left="1020" w:header="720" w:footer="720" w:gutter="0"/>

--- a/download/КП_Олимп_коммерческое_предложение.docx
+++ b/download/КП_Олимп_коммерческое_предложение.docx
@@ -3463,7 +3463,7 @@
                 <w:color w:val="C00000"/>
                 <w:sz w:val="16"/>
               </w:rPr>
-              <w:t>~117%</w:t>
+              <w:t>~102%</w:t>
             </w:r>
           </w:p>
         </w:tc>

--- a/download/КП_Олимп_коммерческое_предложение.docx
+++ b/download/КП_Олимп_коммерческое_предложение.docx
@@ -1595,71 +1595,6 @@
                 <w:sz w:val="16"/>
               </w:rPr>
               <w:t>3 475 000 × 14.59 кг</w:t>
-            </w:r>
-          </w:p>
-        </w:tc>
-      </w:tr>
-      <w:tr>
-        <w:tc>
-          <w:tcPr>
-            <w:tcW w:type="dxa" w:w="3400"/>
-            <w:shd w:fill="F5F2EC" w:val="clear"/>
-          </w:tcPr>
-          <w:p>
-            <w:pPr>
-              <w:jc w:val="left"/>
-            </w:pPr>
-            <w:r/>
-            <w:r>
-              <w:rPr>
-                <w:rFonts w:ascii="Inter" w:hAnsi="Inter"/>
-                <w:b w:val="0"/>
-                <w:color w:val="2F3A48"/>
-                <w:sz w:val="16"/>
-              </w:rPr>
-              <w:t>Средняя цена</w:t>
-            </w:r>
-          </w:p>
-        </w:tc>
-        <w:tc>
-          <w:tcPr>
-            <w:tcW w:type="dxa" w:w="3400"/>
-            <w:shd w:fill="F5F2EC" w:val="clear"/>
-          </w:tcPr>
-          <w:p>
-            <w:pPr>
-              <w:jc w:val="center"/>
-            </w:pPr>
-            <w:r/>
-            <w:r>
-              <w:rPr>
-                <w:rFonts w:ascii="Inter" w:hAnsi="Inter"/>
-                <w:b w:val="0"/>
-                <w:color w:val="2F3A48"/>
-                <w:sz w:val="16"/>
-              </w:rPr>
-              <w:t>~77 000 ₽/т</w:t>
-            </w:r>
-          </w:p>
-        </w:tc>
-        <w:tc>
-          <w:tcPr>
-            <w:tcW w:type="dxa" w:w="3400"/>
-            <w:shd w:fill="F5F2EC" w:val="clear"/>
-          </w:tcPr>
-          <w:p>
-            <w:pPr>
-              <w:jc w:val="center"/>
-            </w:pPr>
-            <w:r/>
-            <w:r>
-              <w:rPr>
-                <w:rFonts w:ascii="Inter" w:hAnsi="Inter"/>
-                <w:b w:val="0"/>
-                <w:color w:val="2F3A48"/>
-                <w:sz w:val="16"/>
-              </w:rPr>
-              <w:t>—</w:t>
             </w:r>
           </w:p>
         </w:tc>
@@ -4201,7 +4136,7 @@
           <w:color w:val="1A7D44"/>
           <w:sz w:val="22"/>
         </w:rPr>
-        <w:t>8. ПОДДЕРЖКА МАРКЕТИНГА</w:t>
+        <w:t>8. ПОДДЕРЖКА</w:t>
       </w:r>
     </w:p>
     <w:tbl>
